--- a/教育部門運營規劃2026.docx
+++ b/教育部門運營規劃2026.docx
@@ -64,7 +64,7 @@
           <w:sz w:val="20"/>
           <w:szCs w:val="20"/>
         </w:rPr>
-        <w:t xml:space="preserve">內部團隊文件　版本 1.0　2026/05/26</w:t>
+        <w:t xml:space="preserve">內部團隊文件　版本 2.0　2026/05/26</w:t>
       </w:r>
     </w:p>
     <w:p>
@@ -104,7 +104,21 @@
           <w:sz w:val="32"/>
           <w:szCs w:val="32"/>
         </w:rPr>
-        <w:t xml:space="preserve">一、教育部門成員分工</w:t>
+        <w:t xml:space="preserve">一、課程三層架構總覽</w:t>
+      </w:r>
+    </w:p>
+    <w:p>
+      <w:pPr>
+        <w:spacing w:after="60" w:before="60"/>
+      </w:pPr>
+      <w:r>
+        <w:rPr>
+          <w:rFonts w:ascii="Arial" w:cs="Arial" w:eastAsia="Arial" w:hAnsi="Arial"/>
+          <w:color w:val="000000"/>
+          <w:sz w:val="22"/>
+          <w:szCs w:val="22"/>
+        </w:rPr>
+        <w:t xml:space="preserve">SUPERIOR PDR 教育體系分為三個層級，清楚對應不同學員的需求與起點：</w:t>
       </w:r>
     </w:p>
     <w:p>
@@ -128,10 +142,11 @@
         </w:tblBorders>
       </w:tblPr>
       <w:tblGrid>
-        <w:gridCol w:w="1600"/>
+        <w:gridCol w:w="1000"/>
+        <w:gridCol w:w="2200"/>
+        <w:gridCol w:w="2200"/>
+        <w:gridCol w:w="1960"/>
         <w:gridCol w:w="2000"/>
-        <w:gridCol w:w="2800"/>
-        <w:gridCol w:w="2960"/>
       </w:tblGrid>
       <w:tr>
         <w:trPr>
@@ -139,7 +154,7 @@
         </w:trPr>
         <w:tc>
           <w:tcPr>
-            <w:tcW w:type="dxa" w:w="1600"/>
+            <w:tcW w:type="dxa" w:w="1000"/>
             <w:tcBorders>
               <w:top w:val="single" w:color="CCCCCC" w:sz="1"/>
               <w:left w:val="single" w:color="CCCCCC" w:sz="1"/>
@@ -168,13 +183,13 @@
                 <w:sz w:val="20"/>
                 <w:szCs w:val="20"/>
               </w:rPr>
-              <w:t xml:space="preserve">成員</w:t>
-            </w:r>
-          </w:p>
-        </w:tc>
-        <w:tc>
-          <w:tcPr>
-            <w:tcW w:type="dxa" w:w="2000"/>
+              <w:t xml:space="preserve">層級</w:t>
+            </w:r>
+          </w:p>
+        </w:tc>
+        <w:tc>
+          <w:tcPr>
+            <w:tcW w:type="dxa" w:w="2200"/>
             <w:tcBorders>
               <w:top w:val="single" w:color="CCCCCC" w:sz="1"/>
               <w:left w:val="single" w:color="CCCCCC" w:sz="1"/>
@@ -203,13 +218,13 @@
                 <w:sz w:val="20"/>
                 <w:szCs w:val="20"/>
               </w:rPr>
-              <w:t xml:space="preserve">職銜</w:t>
-            </w:r>
-          </w:p>
-        </w:tc>
-        <w:tc>
-          <w:tcPr>
-            <w:tcW w:type="dxa" w:w="2800"/>
+              <w:t xml:space="preserve">課程名稱</w:t>
+            </w:r>
+          </w:p>
+        </w:tc>
+        <w:tc>
+          <w:tcPr>
+            <w:tcW w:type="dxa" w:w="2200"/>
             <w:tcBorders>
               <w:top w:val="single" w:color="CCCCCC" w:sz="1"/>
               <w:left w:val="single" w:color="CCCCCC" w:sz="1"/>
@@ -238,13 +253,13 @@
                 <w:sz w:val="20"/>
                 <w:szCs w:val="20"/>
               </w:rPr>
-              <w:t xml:space="preserve">技術定位</w:t>
-            </w:r>
-          </w:p>
-        </w:tc>
-        <w:tc>
-          <w:tcPr>
-            <w:tcW w:type="dxa" w:w="2960"/>
+              <w:t xml:space="preserve">目標學員</w:t>
+            </w:r>
+          </w:p>
+        </w:tc>
+        <w:tc>
+          <w:tcPr>
+            <w:tcW w:type="dxa" w:w="1960"/>
             <w:tcBorders>
               <w:top w:val="single" w:color="CCCCCC" w:sz="1"/>
               <w:left w:val="single" w:color="CCCCCC" w:sz="1"/>
@@ -273,7 +288,42 @@
                 <w:sz w:val="20"/>
                 <w:szCs w:val="20"/>
               </w:rPr>
-              <w:t xml:space="preserve">教育部門角色</w:t>
+              <w:t xml:space="preserve">師資</w:t>
+            </w:r>
+          </w:p>
+        </w:tc>
+        <w:tc>
+          <w:tcPr>
+            <w:tcW w:type="dxa" w:w="2000"/>
+            <w:tcBorders>
+              <w:top w:val="single" w:color="CCCCCC" w:sz="1"/>
+              <w:left w:val="single" w:color="CCCCCC" w:sz="1"/>
+              <w:bottom w:val="single" w:color="CCCCCC" w:sz="1"/>
+              <w:right w:val="single" w:color="CCCCCC" w:sz="1"/>
+            </w:tcBorders>
+            <w:shd w:fill="1F4E79" w:val="clear"/>
+            <w:tcMar>
+              <w:top w:type="dxa" w:w="100"/>
+              <w:left w:type="dxa" w:w="120"/>
+              <w:bottom w:type="dxa" w:w="100"/>
+              <w:right w:type="dxa" w:w="120"/>
+            </w:tcMar>
+            <w:vAlign w:val="center"/>
+          </w:tcPr>
+          <w:p>
+            <w:pPr>
+              <w:jc w:val="center"/>
+            </w:pPr>
+            <w:r>
+              <w:rPr>
+                <w:rFonts w:ascii="Arial" w:cs="Arial" w:eastAsia="Arial" w:hAnsi="Arial"/>
+                <w:b/>
+                <w:bCs/>
+                <w:color w:val="FFFFFF"/>
+                <w:sz w:val="20"/>
+                <w:szCs w:val="20"/>
+              </w:rPr>
+              <w:t xml:space="preserve">價格</w:t>
             </w:r>
           </w:p>
         </w:tc>
@@ -281,7 +331,7 @@
       <w:tr>
         <w:tc>
           <w:tcPr>
-            <w:tcW w:type="dxa" w:w="1600"/>
+            <w:tcW w:type="dxa" w:w="1000"/>
             <w:tcBorders>
               <w:top w:val="single" w:color="CCCCCC" w:sz="1"/>
               <w:left w:val="single" w:color="CCCCCC" w:sz="1"/>
@@ -308,7 +358,106 @@
                 <w:sz w:val="20"/>
                 <w:szCs w:val="20"/>
               </w:rPr>
-              <w:t xml:space="preserve">Jay（你）</w:t>
+              <w:t xml:space="preserve">Tier 1</w:t>
+            </w:r>
+          </w:p>
+        </w:tc>
+        <w:tc>
+          <w:tcPr>
+            <w:tcW w:type="dxa" w:w="2200"/>
+            <w:tcBorders>
+              <w:top w:val="single" w:color="CCCCCC" w:sz="1"/>
+              <w:left w:val="single" w:color="CCCCCC" w:sz="1"/>
+              <w:bottom w:val="single" w:color="CCCCCC" w:sz="1"/>
+              <w:right w:val="single" w:color="CCCCCC" w:sz="1"/>
+            </w:tcBorders>
+            <w:shd w:fill="FFFFFF" w:val="clear"/>
+            <w:tcMar>
+              <w:top w:type="dxa" w:w="80"/>
+              <w:left w:type="dxa" w:w="120"/>
+              <w:bottom w:type="dxa" w:w="80"/>
+              <w:right w:type="dxa" w:w="120"/>
+            </w:tcMar>
+            <w:vAlign w:val="center"/>
+          </w:tcPr>
+          <w:p>
+            <w:pPr>
+              <w:jc w:val="center"/>
+            </w:pPr>
+            <w:r>
+              <w:rPr>
+                <w:rFonts w:ascii="Arial" w:cs="Arial" w:eastAsia="Arial" w:hAnsi="Arial"/>
+                <w:color w:val="000000"/>
+                <w:sz w:val="20"/>
+                <w:szCs w:val="20"/>
+              </w:rPr>
+              <w:t xml:space="preserve">團體班（基礎酒窩／GPR）</w:t>
+            </w:r>
+          </w:p>
+        </w:tc>
+        <w:tc>
+          <w:tcPr>
+            <w:tcW w:type="dxa" w:w="2200"/>
+            <w:tcBorders>
+              <w:top w:val="single" w:color="CCCCCC" w:sz="1"/>
+              <w:left w:val="single" w:color="CCCCCC" w:sz="1"/>
+              <w:bottom w:val="single" w:color="CCCCCC" w:sz="1"/>
+              <w:right w:val="single" w:color="CCCCCC" w:sz="1"/>
+            </w:tcBorders>
+            <w:shd w:fill="FFFFFF" w:val="clear"/>
+            <w:tcMar>
+              <w:top w:type="dxa" w:w="80"/>
+              <w:left w:type="dxa" w:w="120"/>
+              <w:bottom w:type="dxa" w:w="80"/>
+              <w:right w:type="dxa" w:w="120"/>
+            </w:tcMar>
+            <w:vAlign w:val="center"/>
+          </w:tcPr>
+          <w:p>
+            <w:pPr>
+              <w:jc w:val="center"/>
+            </w:pPr>
+            <w:r>
+              <w:rPr>
+                <w:rFonts w:ascii="Arial" w:cs="Arial" w:eastAsia="Arial" w:hAnsi="Arial"/>
+                <w:color w:val="000000"/>
+                <w:sz w:val="20"/>
+                <w:szCs w:val="20"/>
+              </w:rPr>
+              <w:t xml:space="preserve">完全初學者、跨行轉業</w:t>
+            </w:r>
+          </w:p>
+        </w:tc>
+        <w:tc>
+          <w:tcPr>
+            <w:tcW w:type="dxa" w:w="1960"/>
+            <w:tcBorders>
+              <w:top w:val="single" w:color="CCCCCC" w:sz="1"/>
+              <w:left w:val="single" w:color="CCCCCC" w:sz="1"/>
+              <w:bottom w:val="single" w:color="CCCCCC" w:sz="1"/>
+              <w:right w:val="single" w:color="CCCCCC" w:sz="1"/>
+            </w:tcBorders>
+            <w:shd w:fill="FFFFFF" w:val="clear"/>
+            <w:tcMar>
+              <w:top w:type="dxa" w:w="80"/>
+              <w:left w:type="dxa" w:w="120"/>
+              <w:bottom w:type="dxa" w:w="80"/>
+              <w:right w:type="dxa" w:w="120"/>
+            </w:tcMar>
+            <w:vAlign w:val="center"/>
+          </w:tcPr>
+          <w:p>
+            <w:pPr>
+              <w:jc w:val="center"/>
+            </w:pPr>
+            <w:r>
+              <w:rPr>
+                <w:rFonts w:ascii="Arial" w:cs="Arial" w:eastAsia="Arial" w:hAnsi="Arial"/>
+                <w:color w:val="000000"/>
+                <w:sz w:val="20"/>
+                <w:szCs w:val="20"/>
+              </w:rPr>
+              <w:t xml:space="preserve">十六（主）+ 小朱（助）</w:t>
             </w:r>
           </w:p>
         </w:tc>
@@ -341,73 +490,7 @@
                 <w:sz w:val="20"/>
                 <w:szCs w:val="20"/>
               </w:rPr>
-              <w:t xml:space="preserve">品牌創辦人</w:t>
-            </w:r>
-          </w:p>
-        </w:tc>
-        <w:tc>
-          <w:tcPr>
-            <w:tcW w:type="dxa" w:w="2800"/>
-            <w:tcBorders>
-              <w:top w:val="single" w:color="CCCCCC" w:sz="1"/>
-              <w:left w:val="single" w:color="CCCCCC" w:sz="1"/>
-              <w:bottom w:val="single" w:color="CCCCCC" w:sz="1"/>
-              <w:right w:val="single" w:color="CCCCCC" w:sz="1"/>
-            </w:tcBorders>
-            <w:shd w:fill="FFFFFF" w:val="clear"/>
-            <w:tcMar>
-              <w:top w:type="dxa" w:w="80"/>
-              <w:left w:type="dxa" w:w="120"/>
-              <w:bottom w:type="dxa" w:w="80"/>
-              <w:right w:type="dxa" w:w="120"/>
-            </w:tcMar>
-            <w:vAlign w:val="center"/>
-          </w:tcPr>
-          <w:p>
-            <w:pPr>
-              <w:jc w:val="center"/>
-            </w:pPr>
-            <w:r>
-              <w:rPr>
-                <w:rFonts w:ascii="Arial" w:cs="Arial" w:eastAsia="Arial" w:hAnsi="Arial"/>
-                <w:color w:val="000000"/>
-                <w:sz w:val="20"/>
-                <w:szCs w:val="20"/>
-              </w:rPr>
-              <w:t xml:space="preserve">最高技術、國際賽事裁判</w:t>
-            </w:r>
-          </w:p>
-        </w:tc>
-        <w:tc>
-          <w:tcPr>
-            <w:tcW w:type="dxa" w:w="2960"/>
-            <w:tcBorders>
-              <w:top w:val="single" w:color="CCCCCC" w:sz="1"/>
-              <w:left w:val="single" w:color="CCCCCC" w:sz="1"/>
-              <w:bottom w:val="single" w:color="CCCCCC" w:sz="1"/>
-              <w:right w:val="single" w:color="CCCCCC" w:sz="1"/>
-            </w:tcBorders>
-            <w:shd w:fill="FFFFFF" w:val="clear"/>
-            <w:tcMar>
-              <w:top w:type="dxa" w:w="80"/>
-              <w:left w:type="dxa" w:w="120"/>
-              <w:bottom w:type="dxa" w:w="80"/>
-              <w:right w:type="dxa" w:w="120"/>
-            </w:tcMar>
-            <w:vAlign w:val="center"/>
-          </w:tcPr>
-          <w:p>
-            <w:pPr>
-              <w:jc w:val="center"/>
-            </w:pPr>
-            <w:r>
-              <w:rPr>
-                <w:rFonts w:ascii="Arial" w:cs="Arial" w:eastAsia="Arial" w:hAnsi="Arial"/>
-                <w:color w:val="000000"/>
-                <w:sz w:val="20"/>
-                <w:szCs w:val="20"/>
-              </w:rPr>
-              <w:t xml:space="preserve">課程總監／1對1主教官（已排滿至年底）</w:t>
+              <w:t xml:space="preserve">12 萬（試營運）</w:t>
             </w:r>
           </w:p>
         </w:tc>
@@ -415,7 +498,7 @@
       <w:tr>
         <w:tc>
           <w:tcPr>
-            <w:tcW w:type="dxa" w:w="1600"/>
+            <w:tcW w:type="dxa" w:w="1000"/>
             <w:tcBorders>
               <w:top w:val="single" w:color="CCCCCC" w:sz="1"/>
               <w:left w:val="single" w:color="CCCCCC" w:sz="1"/>
@@ -442,7 +525,106 @@
                 <w:sz w:val="20"/>
                 <w:szCs w:val="20"/>
               </w:rPr>
-              <w:t xml:space="preserve">雙口呂師傅</w:t>
+              <w:t xml:space="preserve">Tier 2</w:t>
+            </w:r>
+          </w:p>
+        </w:tc>
+        <w:tc>
+          <w:tcPr>
+            <w:tcW w:type="dxa" w:w="2200"/>
+            <w:tcBorders>
+              <w:top w:val="single" w:color="CCCCCC" w:sz="1"/>
+              <w:left w:val="single" w:color="CCCCCC" w:sz="1"/>
+              <w:bottom w:val="single" w:color="CCCCCC" w:sz="1"/>
+              <w:right w:val="single" w:color="CCCCCC" w:sz="1"/>
+            </w:tcBorders>
+            <w:shd w:fill="F2F2F2" w:val="clear"/>
+            <w:tcMar>
+              <w:top w:type="dxa" w:w="80"/>
+              <w:left w:type="dxa" w:w="120"/>
+              <w:bottom w:type="dxa" w:w="80"/>
+              <w:right w:type="dxa" w:w="120"/>
+            </w:tcMar>
+            <w:vAlign w:val="center"/>
+          </w:tcPr>
+          <w:p>
+            <w:pPr>
+              <w:jc w:val="center"/>
+            </w:pPr>
+            <w:r>
+              <w:rPr>
+                <w:rFonts w:ascii="Arial" w:cs="Arial" w:eastAsia="Arial" w:hAnsi="Arial"/>
+                <w:color w:val="000000"/>
+                <w:sz w:val="20"/>
+                <w:szCs w:val="20"/>
+              </w:rPr>
+              <w:t xml:space="preserve">完整技術訓練班（1對1 / 1對2）</w:t>
+            </w:r>
+          </w:p>
+        </w:tc>
+        <w:tc>
+          <w:tcPr>
+            <w:tcW w:type="dxa" w:w="2200"/>
+            <w:tcBorders>
+              <w:top w:val="single" w:color="CCCCCC" w:sz="1"/>
+              <w:left w:val="single" w:color="CCCCCC" w:sz="1"/>
+              <w:bottom w:val="single" w:color="CCCCCC" w:sz="1"/>
+              <w:right w:val="single" w:color="CCCCCC" w:sz="1"/>
+            </w:tcBorders>
+            <w:shd w:fill="F2F2F2" w:val="clear"/>
+            <w:tcMar>
+              <w:top w:type="dxa" w:w="80"/>
+              <w:left w:type="dxa" w:w="120"/>
+              <w:bottom w:type="dxa" w:w="80"/>
+              <w:right w:type="dxa" w:w="120"/>
+            </w:tcMar>
+            <w:vAlign w:val="center"/>
+          </w:tcPr>
+          <w:p>
+            <w:pPr>
+              <w:jc w:val="center"/>
+            </w:pPr>
+            <w:r>
+              <w:rPr>
+                <w:rFonts w:ascii="Arial" w:cs="Arial" w:eastAsia="Arial" w:hAnsi="Arial"/>
+                <w:color w:val="000000"/>
+                <w:sz w:val="20"/>
+                <w:szCs w:val="20"/>
+              </w:rPr>
+              <w:t xml:space="preserve">有心深入學習、職業技師養成</w:t>
+            </w:r>
+          </w:p>
+        </w:tc>
+        <w:tc>
+          <w:tcPr>
+            <w:tcW w:type="dxa" w:w="1960"/>
+            <w:tcBorders>
+              <w:top w:val="single" w:color="CCCCCC" w:sz="1"/>
+              <w:left w:val="single" w:color="CCCCCC" w:sz="1"/>
+              <w:bottom w:val="single" w:color="CCCCCC" w:sz="1"/>
+              <w:right w:val="single" w:color="CCCCCC" w:sz="1"/>
+            </w:tcBorders>
+            <w:shd w:fill="F2F2F2" w:val="clear"/>
+            <w:tcMar>
+              <w:top w:type="dxa" w:w="80"/>
+              <w:left w:type="dxa" w:w="120"/>
+              <w:bottom w:type="dxa" w:w="80"/>
+              <w:right w:type="dxa" w:w="120"/>
+            </w:tcMar>
+            <w:vAlign w:val="center"/>
+          </w:tcPr>
+          <w:p>
+            <w:pPr>
+              <w:jc w:val="center"/>
+            </w:pPr>
+            <w:r>
+              <w:rPr>
+                <w:rFonts w:ascii="Arial" w:cs="Arial" w:eastAsia="Arial" w:hAnsi="Arial"/>
+                <w:color w:val="000000"/>
+                <w:sz w:val="20"/>
+                <w:szCs w:val="20"/>
+              </w:rPr>
+              <w:t xml:space="preserve">Jay（1對1）/ 呂師傅（1對2）</w:t>
             </w:r>
           </w:p>
         </w:tc>
@@ -475,73 +657,7 @@
                 <w:sz w:val="20"/>
                 <w:szCs w:val="20"/>
               </w:rPr>
-              <w:t xml:space="preserve">資深師傅</w:t>
-            </w:r>
-          </w:p>
-        </w:tc>
-        <w:tc>
-          <w:tcPr>
-            <w:tcW w:type="dxa" w:w="2800"/>
-            <w:tcBorders>
-              <w:top w:val="single" w:color="CCCCCC" w:sz="1"/>
-              <w:left w:val="single" w:color="CCCCCC" w:sz="1"/>
-              <w:bottom w:val="single" w:color="CCCCCC" w:sz="1"/>
-              <w:right w:val="single" w:color="CCCCCC" w:sz="1"/>
-            </w:tcBorders>
-            <w:shd w:fill="F2F2F2" w:val="clear"/>
-            <w:tcMar>
-              <w:top w:type="dxa" w:w="80"/>
-              <w:left w:type="dxa" w:w="120"/>
-              <w:bottom w:type="dxa" w:w="80"/>
-              <w:right w:type="dxa" w:w="120"/>
-            </w:tcMar>
-            <w:vAlign w:val="center"/>
-          </w:tcPr>
-          <w:p>
-            <w:pPr>
-              <w:jc w:val="center"/>
-            </w:pPr>
-            <w:r>
-              <w:rPr>
-                <w:rFonts w:ascii="Arial" w:cs="Arial" w:eastAsia="Arial" w:hAnsi="Arial"/>
-                <w:color w:val="000000"/>
-                <w:sz w:val="20"/>
-                <w:szCs w:val="20"/>
-              </w:rPr>
-              <w:t xml:space="preserve">技術穩定、教學經驗豐富</w:t>
-            </w:r>
-          </w:p>
-        </w:tc>
-        <w:tc>
-          <w:tcPr>
-            <w:tcW w:type="dxa" w:w="2960"/>
-            <w:tcBorders>
-              <w:top w:val="single" w:color="CCCCCC" w:sz="1"/>
-              <w:left w:val="single" w:color="CCCCCC" w:sz="1"/>
-              <w:bottom w:val="single" w:color="CCCCCC" w:sz="1"/>
-              <w:right w:val="single" w:color="CCCCCC" w:sz="1"/>
-            </w:tcBorders>
-            <w:shd w:fill="F2F2F2" w:val="clear"/>
-            <w:tcMar>
-              <w:top w:type="dxa" w:w="80"/>
-              <w:left w:type="dxa" w:w="120"/>
-              <w:bottom w:type="dxa" w:w="80"/>
-              <w:right w:type="dxa" w:w="120"/>
-            </w:tcMar>
-            <w:vAlign w:val="center"/>
-          </w:tcPr>
-          <w:p>
-            <w:pPr>
-              <w:jc w:val="center"/>
-            </w:pPr>
-            <w:r>
-              <w:rPr>
-                <w:rFonts w:ascii="Arial" w:cs="Arial" w:eastAsia="Arial" w:hAnsi="Arial"/>
-                <w:color w:val="000000"/>
-                <w:sz w:val="20"/>
-                <w:szCs w:val="20"/>
-              </w:rPr>
-              <w:t xml:space="preserve">1對2訓練主教官（已排滿至年底）</w:t>
+              <w:t xml:space="preserve">50 萬（含 15 萬工具）</w:t>
             </w:r>
           </w:p>
         </w:tc>
@@ -549,18 +665,18 @@
       <w:tr>
         <w:tc>
           <w:tcPr>
-            <w:tcW w:type="dxa" w:w="1600"/>
-            <w:tcBorders>
-              <w:top w:val="single" w:color="CCCCCC" w:sz="1"/>
-              <w:left w:val="single" w:color="CCCCCC" w:sz="1"/>
-              <w:bottom w:val="single" w:color="CCCCCC" w:sz="1"/>
-              <w:right w:val="single" w:color="CCCCCC" w:sz="1"/>
-            </w:tcBorders>
-            <w:shd w:fill="FFFFFF" w:val="clear"/>
-            <w:tcMar>
-              <w:top w:type="dxa" w:w="80"/>
-              <w:left w:type="dxa" w:w="120"/>
-              <w:bottom w:type="dxa" w:w="80"/>
+            <w:tcW w:type="dxa" w:w="1000"/>
+            <w:tcBorders>
+              <w:top w:val="single" w:color="CCCCCC" w:sz="1"/>
+              <w:left w:val="single" w:color="CCCCCC" w:sz="1"/>
+              <w:bottom w:val="single" w:color="CCCCCC" w:sz="1"/>
+              <w:right w:val="single" w:color="CCCCCC" w:sz="1"/>
+            </w:tcBorders>
+            <w:shd w:fill="FFF3CD" w:val="clear"/>
+            <w:tcMar>
+              <w:top w:type="dxa" w:w="100"/>
+              <w:left w:type="dxa" w:w="120"/>
+              <w:bottom w:type="dxa" w:w="100"/>
               <w:right w:type="dxa" w:w="120"/>
             </w:tcMar>
             <w:vAlign w:val="center"/>
@@ -572,11 +688,118 @@
             <w:r>
               <w:rPr>
                 <w:rFonts w:ascii="Arial" w:cs="Arial" w:eastAsia="Arial" w:hAnsi="Arial"/>
-                <w:color w:val="000000"/>
-                <w:sz w:val="20"/>
-                <w:szCs w:val="20"/>
-              </w:rPr>
-              <w:t xml:space="preserve">十六</w:t>
+                <w:b/>
+                <w:bCs/>
+                <w:color w:val="C9A84C"/>
+                <w:sz w:val="20"/>
+                <w:szCs w:val="20"/>
+              </w:rPr>
+              <w:t xml:space="preserve">Tier 3</w:t>
+            </w:r>
+          </w:p>
+        </w:tc>
+        <w:tc>
+          <w:tcPr>
+            <w:tcW w:type="dxa" w:w="2200"/>
+            <w:tcBorders>
+              <w:top w:val="single" w:color="CCCCCC" w:sz="1"/>
+              <w:left w:val="single" w:color="CCCCCC" w:sz="1"/>
+              <w:bottom w:val="single" w:color="CCCCCC" w:sz="1"/>
+              <w:right w:val="single" w:color="CCCCCC" w:sz="1"/>
+            </w:tcBorders>
+            <w:shd w:fill="FFF3CD" w:val="clear"/>
+            <w:tcMar>
+              <w:top w:type="dxa" w:w="100"/>
+              <w:left w:type="dxa" w:w="120"/>
+              <w:bottom w:type="dxa" w:w="100"/>
+              <w:right w:type="dxa" w:w="120"/>
+            </w:tcMar>
+            <w:vAlign w:val="center"/>
+          </w:tcPr>
+          <w:p>
+            <w:pPr>
+              <w:jc w:val="center"/>
+            </w:pPr>
+            <w:r>
+              <w:rPr>
+                <w:rFonts w:ascii="Arial" w:cs="Arial" w:eastAsia="Arial" w:hAnsi="Arial"/>
+                <w:b/>
+                <w:bCs/>
+                <w:color w:val="C9A84C"/>
+                <w:sz w:val="20"/>
+                <w:szCs w:val="20"/>
+              </w:rPr>
+              <w:t xml:space="preserve">Advanced Training</w:t>
+            </w:r>
+          </w:p>
+        </w:tc>
+        <w:tc>
+          <w:tcPr>
+            <w:tcW w:type="dxa" w:w="2200"/>
+            <w:tcBorders>
+              <w:top w:val="single" w:color="CCCCCC" w:sz="1"/>
+              <w:left w:val="single" w:color="CCCCCC" w:sz="1"/>
+              <w:bottom w:val="single" w:color="CCCCCC" w:sz="1"/>
+              <w:right w:val="single" w:color="CCCCCC" w:sz="1"/>
+            </w:tcBorders>
+            <w:shd w:fill="FFF3CD" w:val="clear"/>
+            <w:tcMar>
+              <w:top w:type="dxa" w:w="100"/>
+              <w:left w:type="dxa" w:w="120"/>
+              <w:bottom w:type="dxa" w:w="100"/>
+              <w:right w:type="dxa" w:w="120"/>
+            </w:tcMar>
+            <w:vAlign w:val="center"/>
+          </w:tcPr>
+          <w:p>
+            <w:pPr>
+              <w:jc w:val="center"/>
+            </w:pPr>
+            <w:r>
+              <w:rPr>
+                <w:rFonts w:ascii="Arial" w:cs="Arial" w:eastAsia="Arial" w:hAnsi="Arial"/>
+                <w:b/>
+                <w:bCs/>
+                <w:color w:val="C9A84C"/>
+                <w:sz w:val="20"/>
+                <w:szCs w:val="20"/>
+              </w:rPr>
+              <w:t xml:space="preserve">具備 PDR 實戰經驗的技師（含國際）</w:t>
+            </w:r>
+          </w:p>
+        </w:tc>
+        <w:tc>
+          <w:tcPr>
+            <w:tcW w:type="dxa" w:w="1960"/>
+            <w:tcBorders>
+              <w:top w:val="single" w:color="CCCCCC" w:sz="1"/>
+              <w:left w:val="single" w:color="CCCCCC" w:sz="1"/>
+              <w:bottom w:val="single" w:color="CCCCCC" w:sz="1"/>
+              <w:right w:val="single" w:color="CCCCCC" w:sz="1"/>
+            </w:tcBorders>
+            <w:shd w:fill="FFF3CD" w:val="clear"/>
+            <w:tcMar>
+              <w:top w:type="dxa" w:w="100"/>
+              <w:left w:type="dxa" w:w="120"/>
+              <w:bottom w:type="dxa" w:w="100"/>
+              <w:right w:type="dxa" w:w="120"/>
+            </w:tcMar>
+            <w:vAlign w:val="center"/>
+          </w:tcPr>
+          <w:p>
+            <w:pPr>
+              <w:jc w:val="center"/>
+            </w:pPr>
+            <w:r>
+              <w:rPr>
+                <w:rFonts w:ascii="Arial" w:cs="Arial" w:eastAsia="Arial" w:hAnsi="Arial"/>
+                <w:b/>
+                <w:bCs/>
+                <w:color w:val="C9A84C"/>
+                <w:sz w:val="20"/>
+                <w:szCs w:val="20"/>
+              </w:rPr>
+              <w:t xml:space="preserve">Jay</w:t>
             </w:r>
           </w:p>
         </w:tc>
@@ -589,227 +812,29 @@
               <w:bottom w:val="single" w:color="CCCCCC" w:sz="1"/>
               <w:right w:val="single" w:color="CCCCCC" w:sz="1"/>
             </w:tcBorders>
-            <w:shd w:fill="FFFFFF" w:val="clear"/>
-            <w:tcMar>
-              <w:top w:type="dxa" w:w="80"/>
-              <w:left w:type="dxa" w:w="120"/>
-              <w:bottom w:type="dxa" w:w="80"/>
-              <w:right w:type="dxa" w:w="120"/>
-            </w:tcMar>
-            <w:vAlign w:val="center"/>
-          </w:tcPr>
-          <w:p>
-            <w:pPr>
-              <w:jc w:val="center"/>
-            </w:pPr>
-            <w:r>
-              <w:rPr>
-                <w:rFonts w:ascii="Arial" w:cs="Arial" w:eastAsia="Arial" w:hAnsi="Arial"/>
-                <w:color w:val="000000"/>
-                <w:sz w:val="20"/>
-                <w:szCs w:val="20"/>
-              </w:rPr>
-              <w:t xml:space="preserve">技師兼店長</w:t>
-            </w:r>
-          </w:p>
-        </w:tc>
-        <w:tc>
-          <w:tcPr>
-            <w:tcW w:type="dxa" w:w="2800"/>
-            <w:tcBorders>
-              <w:top w:val="single" w:color="CCCCCC" w:sz="1"/>
-              <w:left w:val="single" w:color="CCCCCC" w:sz="1"/>
-              <w:bottom w:val="single" w:color="CCCCCC" w:sz="1"/>
-              <w:right w:val="single" w:color="CCCCCC" w:sz="1"/>
-            </w:tcBorders>
-            <w:shd w:fill="FFFFFF" w:val="clear"/>
-            <w:tcMar>
-              <w:top w:type="dxa" w:w="80"/>
-              <w:left w:type="dxa" w:w="120"/>
-              <w:bottom w:type="dxa" w:w="80"/>
-              <w:right w:type="dxa" w:w="120"/>
-            </w:tcMar>
-            <w:vAlign w:val="center"/>
-          </w:tcPr>
-          <w:p>
-            <w:pPr>
-              <w:jc w:val="center"/>
-            </w:pPr>
-            <w:r>
-              <w:rPr>
-                <w:rFonts w:ascii="Arial" w:cs="Arial" w:eastAsia="Arial" w:hAnsi="Arial"/>
-                <w:color w:val="000000"/>
-                <w:sz w:val="20"/>
-                <w:szCs w:val="20"/>
-              </w:rPr>
-              <w:t xml:space="preserve">前板金國手、學習速度極快</w:t>
-            </w:r>
-          </w:p>
-        </w:tc>
-        <w:tc>
-          <w:tcPr>
-            <w:tcW w:type="dxa" w:w="2960"/>
-            <w:tcBorders>
-              <w:top w:val="single" w:color="CCCCCC" w:sz="1"/>
-              <w:left w:val="single" w:color="CCCCCC" w:sz="1"/>
-              <w:bottom w:val="single" w:color="CCCCCC" w:sz="1"/>
-              <w:right w:val="single" w:color="CCCCCC" w:sz="1"/>
-            </w:tcBorders>
-            <w:shd w:fill="FFFFFF" w:val="clear"/>
-            <w:tcMar>
-              <w:top w:type="dxa" w:w="80"/>
-              <w:left w:type="dxa" w:w="120"/>
-              <w:bottom w:type="dxa" w:w="80"/>
-              <w:right w:type="dxa" w:w="120"/>
-            </w:tcMar>
-            <w:vAlign w:val="center"/>
-          </w:tcPr>
-          <w:p>
-            <w:pPr>
-              <w:jc w:val="center"/>
-            </w:pPr>
-            <w:r>
-              <w:rPr>
-                <w:rFonts w:ascii="Arial" w:cs="Arial" w:eastAsia="Arial" w:hAnsi="Arial"/>
-                <w:color w:val="000000"/>
-                <w:sz w:val="20"/>
-                <w:szCs w:val="20"/>
-              </w:rPr>
-              <w:t xml:space="preserve">團體班主教官（試營運主力）</w:t>
-            </w:r>
-          </w:p>
-        </w:tc>
-      </w:tr>
-      <w:tr>
-        <w:tc>
-          <w:tcPr>
-            <w:tcW w:type="dxa" w:w="1600"/>
-            <w:tcBorders>
-              <w:top w:val="single" w:color="CCCCCC" w:sz="1"/>
-              <w:left w:val="single" w:color="CCCCCC" w:sz="1"/>
-              <w:bottom w:val="single" w:color="CCCCCC" w:sz="1"/>
-              <w:right w:val="single" w:color="CCCCCC" w:sz="1"/>
-            </w:tcBorders>
-            <w:shd w:fill="F2F2F2" w:val="clear"/>
-            <w:tcMar>
-              <w:top w:type="dxa" w:w="80"/>
-              <w:left w:type="dxa" w:w="120"/>
-              <w:bottom w:type="dxa" w:w="80"/>
-              <w:right w:type="dxa" w:w="120"/>
-            </w:tcMar>
-            <w:vAlign w:val="center"/>
-          </w:tcPr>
-          <w:p>
-            <w:pPr>
-              <w:jc w:val="left"/>
-            </w:pPr>
-            <w:r>
-              <w:rPr>
-                <w:rFonts w:ascii="Arial" w:cs="Arial" w:eastAsia="Arial" w:hAnsi="Arial"/>
-                <w:color w:val="000000"/>
-                <w:sz w:val="20"/>
-                <w:szCs w:val="20"/>
-              </w:rPr>
-              <w:t xml:space="preserve">台中店長小朱</w:t>
-            </w:r>
-          </w:p>
-        </w:tc>
-        <w:tc>
-          <w:tcPr>
-            <w:tcW w:type="dxa" w:w="2000"/>
-            <w:tcBorders>
-              <w:top w:val="single" w:color="CCCCCC" w:sz="1"/>
-              <w:left w:val="single" w:color="CCCCCC" w:sz="1"/>
-              <w:bottom w:val="single" w:color="CCCCCC" w:sz="1"/>
-              <w:right w:val="single" w:color="CCCCCC" w:sz="1"/>
-            </w:tcBorders>
-            <w:shd w:fill="F2F2F2" w:val="clear"/>
-            <w:tcMar>
-              <w:top w:type="dxa" w:w="80"/>
-              <w:left w:type="dxa" w:w="120"/>
-              <w:bottom w:type="dxa" w:w="80"/>
-              <w:right w:type="dxa" w:w="120"/>
-            </w:tcMar>
-            <w:vAlign w:val="center"/>
-          </w:tcPr>
-          <w:p>
-            <w:pPr>
-              <w:jc w:val="center"/>
-            </w:pPr>
-            <w:r>
-              <w:rPr>
-                <w:rFonts w:ascii="Arial" w:cs="Arial" w:eastAsia="Arial" w:hAnsi="Arial"/>
-                <w:color w:val="000000"/>
-                <w:sz w:val="20"/>
-                <w:szCs w:val="20"/>
-              </w:rPr>
-              <w:t xml:space="preserve">台中店長</w:t>
-            </w:r>
-          </w:p>
-        </w:tc>
-        <w:tc>
-          <w:tcPr>
-            <w:tcW w:type="dxa" w:w="2800"/>
-            <w:tcBorders>
-              <w:top w:val="single" w:color="CCCCCC" w:sz="1"/>
-              <w:left w:val="single" w:color="CCCCCC" w:sz="1"/>
-              <w:bottom w:val="single" w:color="CCCCCC" w:sz="1"/>
-              <w:right w:val="single" w:color="CCCCCC" w:sz="1"/>
-            </w:tcBorders>
-            <w:shd w:fill="F2F2F2" w:val="clear"/>
-            <w:tcMar>
-              <w:top w:type="dxa" w:w="80"/>
-              <w:left w:type="dxa" w:w="120"/>
-              <w:bottom w:type="dxa" w:w="80"/>
-              <w:right w:type="dxa" w:w="120"/>
-            </w:tcMar>
-            <w:vAlign w:val="center"/>
-          </w:tcPr>
-          <w:p>
-            <w:pPr>
-              <w:jc w:val="center"/>
-            </w:pPr>
-            <w:r>
-              <w:rPr>
-                <w:rFonts w:ascii="Arial" w:cs="Arial" w:eastAsia="Arial" w:hAnsi="Arial"/>
-                <w:color w:val="000000"/>
-                <w:sz w:val="20"/>
-                <w:szCs w:val="20"/>
-              </w:rPr>
-              <w:t xml:space="preserve">管理、台中據點負責人</w:t>
-            </w:r>
-          </w:p>
-        </w:tc>
-        <w:tc>
-          <w:tcPr>
-            <w:tcW w:type="dxa" w:w="2960"/>
-            <w:tcBorders>
-              <w:top w:val="single" w:color="CCCCCC" w:sz="1"/>
-              <w:left w:val="single" w:color="CCCCCC" w:sz="1"/>
-              <w:bottom w:val="single" w:color="CCCCCC" w:sz="1"/>
-              <w:right w:val="single" w:color="CCCCCC" w:sz="1"/>
-            </w:tcBorders>
-            <w:shd w:fill="F2F2F2" w:val="clear"/>
-            <w:tcMar>
-              <w:top w:type="dxa" w:w="80"/>
-              <w:left w:type="dxa" w:w="120"/>
-              <w:bottom w:type="dxa" w:w="80"/>
-              <w:right w:type="dxa" w:w="120"/>
-            </w:tcMar>
-            <w:vAlign w:val="center"/>
-          </w:tcPr>
-          <w:p>
-            <w:pPr>
-              <w:jc w:val="center"/>
-            </w:pPr>
-            <w:r>
-              <w:rPr>
-                <w:rFonts w:ascii="Arial" w:cs="Arial" w:eastAsia="Arial" w:hAnsi="Arial"/>
-                <w:color w:val="000000"/>
-                <w:sz w:val="20"/>
-                <w:szCs w:val="20"/>
-              </w:rPr>
-              <w:t xml:space="preserve">團體班助教／台中招生窗口</w:t>
+            <w:shd w:fill="FFF3CD" w:val="clear"/>
+            <w:tcMar>
+              <w:top w:type="dxa" w:w="100"/>
+              <w:left w:type="dxa" w:w="120"/>
+              <w:bottom w:type="dxa" w:w="100"/>
+              <w:right w:type="dxa" w:w="120"/>
+            </w:tcMar>
+            <w:vAlign w:val="center"/>
+          </w:tcPr>
+          <w:p>
+            <w:pPr>
+              <w:jc w:val="center"/>
+            </w:pPr>
+            <w:r>
+              <w:rPr>
+                <w:rFonts w:ascii="Arial" w:cs="Arial" w:eastAsia="Arial" w:hAnsi="Arial"/>
+                <w:b/>
+                <w:bCs/>
+                <w:color w:val="C9A84C"/>
+                <w:sz w:val="20"/>
+                <w:szCs w:val="20"/>
+              </w:rPr>
+              <w:t xml:space="preserve">專案報價</w:t>
             </w:r>
           </w:p>
         </w:tc>
@@ -821,6 +846,47 @@
       </w:pPr>
       <w:r>
         <w:t xml:space="preserve"/>
+      </w:r>
+    </w:p>
+    <w:p>
+      <w:pPr>
+        <w:pBdr>
+          <w:left w:val="single" w:color="2E75B6" w:sz="16" w:space="4"/>
+        </w:pBdr>
+        <w:shd w:fill="D5E8F0" w:val="clear"/>
+        <w:spacing w:after="80" w:before="80"/>
+      </w:pPr>
+      <w:r>
+        <w:rPr>
+          <w:rFonts w:ascii="Arial" w:cs="Arial" w:eastAsia="Arial" w:hAnsi="Arial"/>
+          <w:b w:val="false"/>
+          <w:bCs w:val="false"/>
+          <w:color w:val="1F4E79"/>
+          <w:sz w:val="21"/>
+          <w:szCs w:val="21"/>
+        </w:rPr>
+        <w:t xml:space="preserve">  Tier 2 的 1對1（Jay）與 1對2（呂師傅）課程屬於同一層級、同等完整度的完整技術訓練，差別在於師資與學員人數，課程深度與目標相同。</w:t>
+      </w:r>
+    </w:p>
+    <w:p>
+      <w:pPr>
+        <w:spacing w:after="0" w:before="0"/>
+      </w:pPr>
+      <w:r>
+        <w:t xml:space="preserve"/>
+      </w:r>
+    </w:p>
+    <w:p>
+      <w:pPr>
+        <w:spacing w:after="0" w:before="0"/>
+      </w:pPr>
+      <w:r>
+        <w:t xml:space="preserve"/>
+      </w:r>
+    </w:p>
+    <w:p>
+      <w:r>
+        <w:br w:type="page"/>
       </w:r>
     </w:p>
     <w:p>
@@ -840,788 +906,7 @@
           <w:sz w:val="32"/>
           <w:szCs w:val="32"/>
         </w:rPr>
-        <w:t xml:space="preserve">二、年底前排程現況（2026 Q2–Q4）</w:t>
-      </w:r>
-    </w:p>
-    <w:p>
-      <w:pPr>
-        <w:spacing w:after="60" w:before="60"/>
-      </w:pPr>
-      <w:r>
-        <w:rPr>
-          <w:rFonts w:ascii="Arial" w:cs="Arial" w:eastAsia="Arial" w:hAnsi="Arial"/>
-          <w:color w:val="000000"/>
-          <w:sz w:val="22"/>
-          <w:szCs w:val="22"/>
-        </w:rPr>
-        <w:t xml:space="preserve">目前 Jay 與雙口呂師傅的教學排程已排滿至年底，具體規劃如下：</w:t>
-      </w:r>
-    </w:p>
-    <w:p>
-      <w:pPr>
-        <w:spacing w:after="0" w:before="0"/>
-      </w:pPr>
-      <w:r>
-        <w:t xml:space="preserve"/>
-      </w:r>
-    </w:p>
-    <w:tbl>
-      <w:tblPr>
-        <w:tblW w:type="dxa" w:w="9360"/>
-        <w:tblBorders>
-          <w:top w:val="single" w:color="auto" w:sz="4"/>
-          <w:left w:val="single" w:color="auto" w:sz="4"/>
-          <w:bottom w:val="single" w:color="auto" w:sz="4"/>
-          <w:right w:val="single" w:color="auto" w:sz="4"/>
-          <w:insideH w:val="single" w:color="auto" w:sz="4"/>
-          <w:insideV w:val="single" w:color="auto" w:sz="4"/>
-        </w:tblBorders>
-      </w:tblPr>
-      <w:tblGrid>
-        <w:gridCol w:w="1600"/>
-        <w:gridCol w:w="2200"/>
-        <w:gridCol w:w="2400"/>
-        <w:gridCol w:w="3160"/>
-      </w:tblGrid>
-      <w:tr>
-        <w:trPr>
-          <w:tblHeader/>
-        </w:trPr>
-        <w:tc>
-          <w:tcPr>
-            <w:tcW w:type="dxa" w:w="1600"/>
-            <w:tcBorders>
-              <w:top w:val="single" w:color="CCCCCC" w:sz="1"/>
-              <w:left w:val="single" w:color="CCCCCC" w:sz="1"/>
-              <w:bottom w:val="single" w:color="CCCCCC" w:sz="1"/>
-              <w:right w:val="single" w:color="CCCCCC" w:sz="1"/>
-            </w:tcBorders>
-            <w:shd w:fill="1F4E79" w:val="clear"/>
-            <w:tcMar>
-              <w:top w:type="dxa" w:w="100"/>
-              <w:left w:type="dxa" w:w="120"/>
-              <w:bottom w:type="dxa" w:w="100"/>
-              <w:right w:type="dxa" w:w="120"/>
-            </w:tcMar>
-            <w:vAlign w:val="center"/>
-          </w:tcPr>
-          <w:p>
-            <w:pPr>
-              <w:jc w:val="center"/>
-            </w:pPr>
-            <w:r>
-              <w:rPr>
-                <w:rFonts w:ascii="Arial" w:cs="Arial" w:eastAsia="Arial" w:hAnsi="Arial"/>
-                <w:b/>
-                <w:bCs/>
-                <w:color w:val="FFFFFF"/>
-                <w:sz w:val="20"/>
-                <w:szCs w:val="20"/>
-              </w:rPr>
-              <w:t xml:space="preserve">成員</w:t>
-            </w:r>
-          </w:p>
-        </w:tc>
-        <w:tc>
-          <w:tcPr>
-            <w:tcW w:type="dxa" w:w="2200"/>
-            <w:tcBorders>
-              <w:top w:val="single" w:color="CCCCCC" w:sz="1"/>
-              <w:left w:val="single" w:color="CCCCCC" w:sz="1"/>
-              <w:bottom w:val="single" w:color="CCCCCC" w:sz="1"/>
-              <w:right w:val="single" w:color="CCCCCC" w:sz="1"/>
-            </w:tcBorders>
-            <w:shd w:fill="1F4E79" w:val="clear"/>
-            <w:tcMar>
-              <w:top w:type="dxa" w:w="100"/>
-              <w:left w:type="dxa" w:w="120"/>
-              <w:bottom w:type="dxa" w:w="100"/>
-              <w:right w:type="dxa" w:w="120"/>
-            </w:tcMar>
-            <w:vAlign w:val="center"/>
-          </w:tcPr>
-          <w:p>
-            <w:pPr>
-              <w:jc w:val="center"/>
-            </w:pPr>
-            <w:r>
-              <w:rPr>
-                <w:rFonts w:ascii="Arial" w:cs="Arial" w:eastAsia="Arial" w:hAnsi="Arial"/>
-                <w:b/>
-                <w:bCs/>
-                <w:color w:val="FFFFFF"/>
-                <w:sz w:val="20"/>
-                <w:szCs w:val="20"/>
-              </w:rPr>
-              <w:t xml:space="preserve">課程類型</w:t>
-            </w:r>
-          </w:p>
-        </w:tc>
-        <w:tc>
-          <w:tcPr>
-            <w:tcW w:type="dxa" w:w="2400"/>
-            <w:tcBorders>
-              <w:top w:val="single" w:color="CCCCCC" w:sz="1"/>
-              <w:left w:val="single" w:color="CCCCCC" w:sz="1"/>
-              <w:bottom w:val="single" w:color="CCCCCC" w:sz="1"/>
-              <w:right w:val="single" w:color="CCCCCC" w:sz="1"/>
-            </w:tcBorders>
-            <w:shd w:fill="1F4E79" w:val="clear"/>
-            <w:tcMar>
-              <w:top w:type="dxa" w:w="100"/>
-              <w:left w:type="dxa" w:w="120"/>
-              <w:bottom w:type="dxa" w:w="100"/>
-              <w:right w:type="dxa" w:w="120"/>
-            </w:tcMar>
-            <w:vAlign w:val="center"/>
-          </w:tcPr>
-          <w:p>
-            <w:pPr>
-              <w:jc w:val="center"/>
-            </w:pPr>
-            <w:r>
-              <w:rPr>
-                <w:rFonts w:ascii="Arial" w:cs="Arial" w:eastAsia="Arial" w:hAnsi="Arial"/>
-                <w:b/>
-                <w:bCs/>
-                <w:color w:val="FFFFFF"/>
-                <w:sz w:val="20"/>
-                <w:szCs w:val="20"/>
-              </w:rPr>
-              <w:t xml:space="preserve">時間</w:t>
-            </w:r>
-          </w:p>
-        </w:tc>
-        <w:tc>
-          <w:tcPr>
-            <w:tcW w:type="dxa" w:w="3160"/>
-            <w:tcBorders>
-              <w:top w:val="single" w:color="CCCCCC" w:sz="1"/>
-              <w:left w:val="single" w:color="CCCCCC" w:sz="1"/>
-              <w:bottom w:val="single" w:color="CCCCCC" w:sz="1"/>
-              <w:right w:val="single" w:color="CCCCCC" w:sz="1"/>
-            </w:tcBorders>
-            <w:shd w:fill="1F4E79" w:val="clear"/>
-            <w:tcMar>
-              <w:top w:type="dxa" w:w="100"/>
-              <w:left w:type="dxa" w:w="120"/>
-              <w:bottom w:type="dxa" w:w="100"/>
-              <w:right w:type="dxa" w:w="120"/>
-            </w:tcMar>
-            <w:vAlign w:val="center"/>
-          </w:tcPr>
-          <w:p>
-            <w:pPr>
-              <w:jc w:val="center"/>
-            </w:pPr>
-            <w:r>
-              <w:rPr>
-                <w:rFonts w:ascii="Arial" w:cs="Arial" w:eastAsia="Arial" w:hAnsi="Arial"/>
-                <w:b/>
-                <w:bCs/>
-                <w:color w:val="FFFFFF"/>
-                <w:sz w:val="20"/>
-                <w:szCs w:val="20"/>
-              </w:rPr>
-              <w:t xml:space="preserve">備註</w:t>
-            </w:r>
-          </w:p>
-        </w:tc>
-      </w:tr>
-      <w:tr>
-        <w:tc>
-          <w:tcPr>
-            <w:tcW w:type="dxa" w:w="1600"/>
-            <w:tcBorders>
-              <w:top w:val="single" w:color="CCCCCC" w:sz="1"/>
-              <w:left w:val="single" w:color="CCCCCC" w:sz="1"/>
-              <w:bottom w:val="single" w:color="CCCCCC" w:sz="1"/>
-              <w:right w:val="single" w:color="CCCCCC" w:sz="1"/>
-            </w:tcBorders>
-            <w:shd w:fill="FFFFFF" w:val="clear"/>
-            <w:tcMar>
-              <w:top w:type="dxa" w:w="80"/>
-              <w:left w:type="dxa" w:w="120"/>
-              <w:bottom w:type="dxa" w:w="80"/>
-              <w:right w:type="dxa" w:w="120"/>
-            </w:tcMar>
-            <w:vAlign w:val="center"/>
-          </w:tcPr>
-          <w:p>
-            <w:pPr>
-              <w:jc w:val="left"/>
-            </w:pPr>
-            <w:r>
-              <w:rPr>
-                <w:rFonts w:ascii="Arial" w:cs="Arial" w:eastAsia="Arial" w:hAnsi="Arial"/>
-                <w:color w:val="000000"/>
-                <w:sz w:val="20"/>
-                <w:szCs w:val="20"/>
-              </w:rPr>
-              <w:t xml:space="preserve">Jay</w:t>
-            </w:r>
-          </w:p>
-        </w:tc>
-        <w:tc>
-          <w:tcPr>
-            <w:tcW w:type="dxa" w:w="2200"/>
-            <w:tcBorders>
-              <w:top w:val="single" w:color="CCCCCC" w:sz="1"/>
-              <w:left w:val="single" w:color="CCCCCC" w:sz="1"/>
-              <w:bottom w:val="single" w:color="CCCCCC" w:sz="1"/>
-              <w:right w:val="single" w:color="CCCCCC" w:sz="1"/>
-            </w:tcBorders>
-            <w:shd w:fill="FFFFFF" w:val="clear"/>
-            <w:tcMar>
-              <w:top w:type="dxa" w:w="80"/>
-              <w:left w:type="dxa" w:w="120"/>
-              <w:bottom w:type="dxa" w:w="80"/>
-              <w:right w:type="dxa" w:w="120"/>
-            </w:tcMar>
-            <w:vAlign w:val="center"/>
-          </w:tcPr>
-          <w:p>
-            <w:pPr>
-              <w:jc w:val="center"/>
-            </w:pPr>
-            <w:r>
-              <w:rPr>
-                <w:rFonts w:ascii="Arial" w:cs="Arial" w:eastAsia="Arial" w:hAnsi="Arial"/>
-                <w:color w:val="000000"/>
-                <w:sz w:val="20"/>
-                <w:szCs w:val="20"/>
-              </w:rPr>
-              <w:t xml:space="preserve">1對1 完整課程訓練班</w:t>
-            </w:r>
-          </w:p>
-        </w:tc>
-        <w:tc>
-          <w:tcPr>
-            <w:tcW w:type="dxa" w:w="2400"/>
-            <w:tcBorders>
-              <w:top w:val="single" w:color="CCCCCC" w:sz="1"/>
-              <w:left w:val="single" w:color="CCCCCC" w:sz="1"/>
-              <w:bottom w:val="single" w:color="CCCCCC" w:sz="1"/>
-              <w:right w:val="single" w:color="CCCCCC" w:sz="1"/>
-            </w:tcBorders>
-            <w:shd w:fill="FFFFFF" w:val="clear"/>
-            <w:tcMar>
-              <w:top w:type="dxa" w:w="80"/>
-              <w:left w:type="dxa" w:w="120"/>
-              <w:bottom w:type="dxa" w:w="80"/>
-              <w:right w:type="dxa" w:w="120"/>
-            </w:tcMar>
-            <w:vAlign w:val="center"/>
-          </w:tcPr>
-          <w:p>
-            <w:pPr>
-              <w:jc w:val="center"/>
-            </w:pPr>
-            <w:r>
-              <w:rPr>
-                <w:rFonts w:ascii="Arial" w:cs="Arial" w:eastAsia="Arial" w:hAnsi="Arial"/>
-                <w:color w:val="000000"/>
-                <w:sz w:val="20"/>
-                <w:szCs w:val="20"/>
-              </w:rPr>
-              <w:t xml:space="preserve">已排至 2026 年底</w:t>
-            </w:r>
-          </w:p>
-        </w:tc>
-        <w:tc>
-          <w:tcPr>
-            <w:tcW w:type="dxa" w:w="3160"/>
-            <w:tcBorders>
-              <w:top w:val="single" w:color="CCCCCC" w:sz="1"/>
-              <w:left w:val="single" w:color="CCCCCC" w:sz="1"/>
-              <w:bottom w:val="single" w:color="CCCCCC" w:sz="1"/>
-              <w:right w:val="single" w:color="CCCCCC" w:sz="1"/>
-            </w:tcBorders>
-            <w:shd w:fill="FFFFFF" w:val="clear"/>
-            <w:tcMar>
-              <w:top w:type="dxa" w:w="80"/>
-              <w:left w:type="dxa" w:w="120"/>
-              <w:bottom w:type="dxa" w:w="80"/>
-              <w:right w:type="dxa" w:w="120"/>
-            </w:tcMar>
-            <w:vAlign w:val="center"/>
-          </w:tcPr>
-          <w:p>
-            <w:pPr>
-              <w:jc w:val="center"/>
-            </w:pPr>
-            <w:r>
-              <w:rPr>
-                <w:rFonts w:ascii="Arial" w:cs="Arial" w:eastAsia="Arial" w:hAnsi="Arial"/>
-                <w:color w:val="000000"/>
-                <w:sz w:val="20"/>
-                <w:szCs w:val="20"/>
-              </w:rPr>
-              <w:t xml:space="preserve">個人頂尖技術深度培訓</w:t>
-            </w:r>
-          </w:p>
-        </w:tc>
-      </w:tr>
-      <w:tr>
-        <w:tc>
-          <w:tcPr>
-            <w:tcW w:type="dxa" w:w="1600"/>
-            <w:tcBorders>
-              <w:top w:val="single" w:color="CCCCCC" w:sz="1"/>
-              <w:left w:val="single" w:color="CCCCCC" w:sz="1"/>
-              <w:bottom w:val="single" w:color="CCCCCC" w:sz="1"/>
-              <w:right w:val="single" w:color="CCCCCC" w:sz="1"/>
-            </w:tcBorders>
-            <w:shd w:fill="F2F2F2" w:val="clear"/>
-            <w:tcMar>
-              <w:top w:type="dxa" w:w="80"/>
-              <w:left w:type="dxa" w:w="120"/>
-              <w:bottom w:type="dxa" w:w="80"/>
-              <w:right w:type="dxa" w:w="120"/>
-            </w:tcMar>
-            <w:vAlign w:val="center"/>
-          </w:tcPr>
-          <w:p>
-            <w:pPr>
-              <w:jc w:val="left"/>
-            </w:pPr>
-            <w:r>
-              <w:rPr>
-                <w:rFonts w:ascii="Arial" w:cs="Arial" w:eastAsia="Arial" w:hAnsi="Arial"/>
-                <w:color w:val="000000"/>
-                <w:sz w:val="20"/>
-                <w:szCs w:val="20"/>
-              </w:rPr>
-              <w:t xml:space="preserve">雙口呂師傅</w:t>
-            </w:r>
-          </w:p>
-        </w:tc>
-        <w:tc>
-          <w:tcPr>
-            <w:tcW w:type="dxa" w:w="2200"/>
-            <w:tcBorders>
-              <w:top w:val="single" w:color="CCCCCC" w:sz="1"/>
-              <w:left w:val="single" w:color="CCCCCC" w:sz="1"/>
-              <w:bottom w:val="single" w:color="CCCCCC" w:sz="1"/>
-              <w:right w:val="single" w:color="CCCCCC" w:sz="1"/>
-            </w:tcBorders>
-            <w:shd w:fill="F2F2F2" w:val="clear"/>
-            <w:tcMar>
-              <w:top w:type="dxa" w:w="80"/>
-              <w:left w:type="dxa" w:w="120"/>
-              <w:bottom w:type="dxa" w:w="80"/>
-              <w:right w:type="dxa" w:w="120"/>
-            </w:tcMar>
-            <w:vAlign w:val="center"/>
-          </w:tcPr>
-          <w:p>
-            <w:pPr>
-              <w:jc w:val="center"/>
-            </w:pPr>
-            <w:r>
-              <w:rPr>
-                <w:rFonts w:ascii="Arial" w:cs="Arial" w:eastAsia="Arial" w:hAnsi="Arial"/>
-                <w:color w:val="000000"/>
-                <w:sz w:val="20"/>
-                <w:szCs w:val="20"/>
-              </w:rPr>
-              <w:t xml:space="preserve">1對2 訓練班</w:t>
-            </w:r>
-          </w:p>
-        </w:tc>
-        <w:tc>
-          <w:tcPr>
-            <w:tcW w:type="dxa" w:w="2400"/>
-            <w:tcBorders>
-              <w:top w:val="single" w:color="CCCCCC" w:sz="1"/>
-              <w:left w:val="single" w:color="CCCCCC" w:sz="1"/>
-              <w:bottom w:val="single" w:color="CCCCCC" w:sz="1"/>
-              <w:right w:val="single" w:color="CCCCCC" w:sz="1"/>
-            </w:tcBorders>
-            <w:shd w:fill="F2F2F2" w:val="clear"/>
-            <w:tcMar>
-              <w:top w:type="dxa" w:w="80"/>
-              <w:left w:type="dxa" w:w="120"/>
-              <w:bottom w:type="dxa" w:w="80"/>
-              <w:right w:type="dxa" w:w="120"/>
-            </w:tcMar>
-            <w:vAlign w:val="center"/>
-          </w:tcPr>
-          <w:p>
-            <w:pPr>
-              <w:jc w:val="center"/>
-            </w:pPr>
-            <w:r>
-              <w:rPr>
-                <w:rFonts w:ascii="Arial" w:cs="Arial" w:eastAsia="Arial" w:hAnsi="Arial"/>
-                <w:color w:val="000000"/>
-                <w:sz w:val="20"/>
-                <w:szCs w:val="20"/>
-              </w:rPr>
-              <w:t xml:space="preserve">已排至 2026 年底</w:t>
-            </w:r>
-          </w:p>
-        </w:tc>
-        <w:tc>
-          <w:tcPr>
-            <w:tcW w:type="dxa" w:w="3160"/>
-            <w:tcBorders>
-              <w:top w:val="single" w:color="CCCCCC" w:sz="1"/>
-              <w:left w:val="single" w:color="CCCCCC" w:sz="1"/>
-              <w:bottom w:val="single" w:color="CCCCCC" w:sz="1"/>
-              <w:right w:val="single" w:color="CCCCCC" w:sz="1"/>
-            </w:tcBorders>
-            <w:shd w:fill="F2F2F2" w:val="clear"/>
-            <w:tcMar>
-              <w:top w:type="dxa" w:w="80"/>
-              <w:left w:type="dxa" w:w="120"/>
-              <w:bottom w:type="dxa" w:w="80"/>
-              <w:right w:type="dxa" w:w="120"/>
-            </w:tcMar>
-            <w:vAlign w:val="center"/>
-          </w:tcPr>
-          <w:p>
-            <w:pPr>
-              <w:jc w:val="center"/>
-            </w:pPr>
-            <w:r>
-              <w:rPr>
-                <w:rFonts w:ascii="Arial" w:cs="Arial" w:eastAsia="Arial" w:hAnsi="Arial"/>
-                <w:color w:val="000000"/>
-                <w:sz w:val="20"/>
-                <w:szCs w:val="20"/>
-              </w:rPr>
-              <w:t xml:space="preserve">雙人同步訓練課程</w:t>
-            </w:r>
-          </w:p>
-        </w:tc>
-      </w:tr>
-      <w:tr>
-        <w:tc>
-          <w:tcPr>
-            <w:tcW w:type="dxa" w:w="1600"/>
-            <w:tcBorders>
-              <w:top w:val="single" w:color="CCCCCC" w:sz="1"/>
-              <w:left w:val="single" w:color="CCCCCC" w:sz="1"/>
-              <w:bottom w:val="single" w:color="CCCCCC" w:sz="1"/>
-              <w:right w:val="single" w:color="CCCCCC" w:sz="1"/>
-            </w:tcBorders>
-            <w:shd w:fill="FFFFFF" w:val="clear"/>
-            <w:tcMar>
-              <w:top w:type="dxa" w:w="80"/>
-              <w:left w:type="dxa" w:w="120"/>
-              <w:bottom w:type="dxa" w:w="80"/>
-              <w:right w:type="dxa" w:w="120"/>
-            </w:tcMar>
-            <w:vAlign w:val="center"/>
-          </w:tcPr>
-          <w:p>
-            <w:pPr>
-              <w:jc w:val="left"/>
-            </w:pPr>
-            <w:r>
-              <w:rPr>
-                <w:rFonts w:ascii="Arial" w:cs="Arial" w:eastAsia="Arial" w:hAnsi="Arial"/>
-                <w:color w:val="000000"/>
-                <w:sz w:val="20"/>
-                <w:szCs w:val="20"/>
-              </w:rPr>
-              <w:t xml:space="preserve">十六</w:t>
-            </w:r>
-          </w:p>
-        </w:tc>
-        <w:tc>
-          <w:tcPr>
-            <w:tcW w:type="dxa" w:w="2200"/>
-            <w:tcBorders>
-              <w:top w:val="single" w:color="CCCCCC" w:sz="1"/>
-              <w:left w:val="single" w:color="CCCCCC" w:sz="1"/>
-              <w:bottom w:val="single" w:color="CCCCCC" w:sz="1"/>
-              <w:right w:val="single" w:color="CCCCCC" w:sz="1"/>
-            </w:tcBorders>
-            <w:shd w:fill="FFFFFF" w:val="clear"/>
-            <w:tcMar>
-              <w:top w:type="dxa" w:w="80"/>
-              <w:left w:type="dxa" w:w="120"/>
-              <w:bottom w:type="dxa" w:w="80"/>
-              <w:right w:type="dxa" w:w="120"/>
-            </w:tcMar>
-            <w:vAlign w:val="center"/>
-          </w:tcPr>
-          <w:p>
-            <w:pPr>
-              <w:jc w:val="center"/>
-            </w:pPr>
-            <w:r>
-              <w:rPr>
-                <w:rFonts w:ascii="Arial" w:cs="Arial" w:eastAsia="Arial" w:hAnsi="Arial"/>
-                <w:color w:val="000000"/>
-                <w:sz w:val="20"/>
-                <w:szCs w:val="20"/>
-              </w:rPr>
-              <w:t xml:space="preserve">團體班主教官</w:t>
-            </w:r>
-          </w:p>
-        </w:tc>
-        <w:tc>
-          <w:tcPr>
-            <w:tcW w:type="dxa" w:w="2400"/>
-            <w:tcBorders>
-              <w:top w:val="single" w:color="CCCCCC" w:sz="1"/>
-              <w:left w:val="single" w:color="CCCCCC" w:sz="1"/>
-              <w:bottom w:val="single" w:color="CCCCCC" w:sz="1"/>
-              <w:right w:val="single" w:color="CCCCCC" w:sz="1"/>
-            </w:tcBorders>
-            <w:shd w:fill="FFFFFF" w:val="clear"/>
-            <w:tcMar>
-              <w:top w:type="dxa" w:w="80"/>
-              <w:left w:type="dxa" w:w="120"/>
-              <w:bottom w:type="dxa" w:w="80"/>
-              <w:right w:type="dxa" w:w="120"/>
-            </w:tcMar>
-            <w:vAlign w:val="center"/>
-          </w:tcPr>
-          <w:p>
-            <w:pPr>
-              <w:jc w:val="center"/>
-            </w:pPr>
-            <w:r>
-              <w:rPr>
-                <w:rFonts w:ascii="Arial" w:cs="Arial" w:eastAsia="Arial" w:hAnsi="Arial"/>
-                <w:color w:val="000000"/>
-                <w:sz w:val="20"/>
-                <w:szCs w:val="20"/>
-              </w:rPr>
-              <w:t xml:space="preserve">試營運期間（6 個月）</w:t>
-            </w:r>
-          </w:p>
-        </w:tc>
-        <w:tc>
-          <w:tcPr>
-            <w:tcW w:type="dxa" w:w="3160"/>
-            <w:tcBorders>
-              <w:top w:val="single" w:color="CCCCCC" w:sz="1"/>
-              <w:left w:val="single" w:color="CCCCCC" w:sz="1"/>
-              <w:bottom w:val="single" w:color="CCCCCC" w:sz="1"/>
-              <w:right w:val="single" w:color="CCCCCC" w:sz="1"/>
-            </w:tcBorders>
-            <w:shd w:fill="FFFFFF" w:val="clear"/>
-            <w:tcMar>
-              <w:top w:type="dxa" w:w="80"/>
-              <w:left w:type="dxa" w:w="120"/>
-              <w:bottom w:type="dxa" w:w="80"/>
-              <w:right w:type="dxa" w:w="120"/>
-            </w:tcMar>
-            <w:vAlign w:val="center"/>
-          </w:tcPr>
-          <w:p>
-            <w:pPr>
-              <w:jc w:val="center"/>
-            </w:pPr>
-            <w:r>
-              <w:rPr>
-                <w:rFonts w:ascii="Arial" w:cs="Arial" w:eastAsia="Arial" w:hAnsi="Arial"/>
-                <w:color w:val="000000"/>
-                <w:sz w:val="20"/>
-                <w:szCs w:val="20"/>
-              </w:rPr>
-              <w:t xml:space="preserve">擔任主力教官</w:t>
-            </w:r>
-          </w:p>
-        </w:tc>
-      </w:tr>
-      <w:tr>
-        <w:tc>
-          <w:tcPr>
-            <w:tcW w:type="dxa" w:w="1600"/>
-            <w:tcBorders>
-              <w:top w:val="single" w:color="CCCCCC" w:sz="1"/>
-              <w:left w:val="single" w:color="CCCCCC" w:sz="1"/>
-              <w:bottom w:val="single" w:color="CCCCCC" w:sz="1"/>
-              <w:right w:val="single" w:color="CCCCCC" w:sz="1"/>
-            </w:tcBorders>
-            <w:shd w:fill="F2F2F2" w:val="clear"/>
-            <w:tcMar>
-              <w:top w:type="dxa" w:w="80"/>
-              <w:left w:type="dxa" w:w="120"/>
-              <w:bottom w:type="dxa" w:w="80"/>
-              <w:right w:type="dxa" w:w="120"/>
-            </w:tcMar>
-            <w:vAlign w:val="center"/>
-          </w:tcPr>
-          <w:p>
-            <w:pPr>
-              <w:jc w:val="left"/>
-            </w:pPr>
-            <w:r>
-              <w:rPr>
-                <w:rFonts w:ascii="Arial" w:cs="Arial" w:eastAsia="Arial" w:hAnsi="Arial"/>
-                <w:color w:val="000000"/>
-                <w:sz w:val="20"/>
-                <w:szCs w:val="20"/>
-              </w:rPr>
-              <w:t xml:space="preserve">小朱</w:t>
-            </w:r>
-          </w:p>
-        </w:tc>
-        <w:tc>
-          <w:tcPr>
-            <w:tcW w:type="dxa" w:w="2200"/>
-            <w:tcBorders>
-              <w:top w:val="single" w:color="CCCCCC" w:sz="1"/>
-              <w:left w:val="single" w:color="CCCCCC" w:sz="1"/>
-              <w:bottom w:val="single" w:color="CCCCCC" w:sz="1"/>
-              <w:right w:val="single" w:color="CCCCCC" w:sz="1"/>
-            </w:tcBorders>
-            <w:shd w:fill="F2F2F2" w:val="clear"/>
-            <w:tcMar>
-              <w:top w:type="dxa" w:w="80"/>
-              <w:left w:type="dxa" w:w="120"/>
-              <w:bottom w:type="dxa" w:w="80"/>
-              <w:right w:type="dxa" w:w="120"/>
-            </w:tcMar>
-            <w:vAlign w:val="center"/>
-          </w:tcPr>
-          <w:p>
-            <w:pPr>
-              <w:jc w:val="center"/>
-            </w:pPr>
-            <w:r>
-              <w:rPr>
-                <w:rFonts w:ascii="Arial" w:cs="Arial" w:eastAsia="Arial" w:hAnsi="Arial"/>
-                <w:color w:val="000000"/>
-                <w:sz w:val="20"/>
-                <w:szCs w:val="20"/>
-              </w:rPr>
-              <w:t xml:space="preserve">助教 + 台中招生</w:t>
-            </w:r>
-          </w:p>
-        </w:tc>
-        <w:tc>
-          <w:tcPr>
-            <w:tcW w:type="dxa" w:w="2400"/>
-            <w:tcBorders>
-              <w:top w:val="single" w:color="CCCCCC" w:sz="1"/>
-              <w:left w:val="single" w:color="CCCCCC" w:sz="1"/>
-              <w:bottom w:val="single" w:color="CCCCCC" w:sz="1"/>
-              <w:right w:val="single" w:color="CCCCCC" w:sz="1"/>
-            </w:tcBorders>
-            <w:shd w:fill="F2F2F2" w:val="clear"/>
-            <w:tcMar>
-              <w:top w:type="dxa" w:w="80"/>
-              <w:left w:type="dxa" w:w="120"/>
-              <w:bottom w:type="dxa" w:w="80"/>
-              <w:right w:type="dxa" w:w="120"/>
-            </w:tcMar>
-            <w:vAlign w:val="center"/>
-          </w:tcPr>
-          <w:p>
-            <w:pPr>
-              <w:jc w:val="center"/>
-            </w:pPr>
-            <w:r>
-              <w:rPr>
-                <w:rFonts w:ascii="Arial" w:cs="Arial" w:eastAsia="Arial" w:hAnsi="Arial"/>
-                <w:color w:val="000000"/>
-                <w:sz w:val="20"/>
-                <w:szCs w:val="20"/>
-              </w:rPr>
-              <w:t xml:space="preserve">試營運期間</w:t>
-            </w:r>
-          </w:p>
-        </w:tc>
-        <w:tc>
-          <w:tcPr>
-            <w:tcW w:type="dxa" w:w="3160"/>
-            <w:tcBorders>
-              <w:top w:val="single" w:color="CCCCCC" w:sz="1"/>
-              <w:left w:val="single" w:color="CCCCCC" w:sz="1"/>
-              <w:bottom w:val="single" w:color="CCCCCC" w:sz="1"/>
-              <w:right w:val="single" w:color="CCCCCC" w:sz="1"/>
-            </w:tcBorders>
-            <w:shd w:fill="F2F2F2" w:val="clear"/>
-            <w:tcMar>
-              <w:top w:type="dxa" w:w="80"/>
-              <w:left w:type="dxa" w:w="120"/>
-              <w:bottom w:type="dxa" w:w="80"/>
-              <w:right w:type="dxa" w:w="120"/>
-            </w:tcMar>
-            <w:vAlign w:val="center"/>
-          </w:tcPr>
-          <w:p>
-            <w:pPr>
-              <w:jc w:val="center"/>
-            </w:pPr>
-            <w:r>
-              <w:rPr>
-                <w:rFonts w:ascii="Arial" w:cs="Arial" w:eastAsia="Arial" w:hAnsi="Arial"/>
-                <w:color w:val="000000"/>
-                <w:sz w:val="20"/>
-                <w:szCs w:val="20"/>
-              </w:rPr>
-              <w:t xml:space="preserve">台中場次未來主導</w:t>
-            </w:r>
-          </w:p>
-        </w:tc>
-      </w:tr>
-    </w:tbl>
-    <w:p>
-      <w:pPr>
-        <w:spacing w:after="0" w:before="0"/>
-      </w:pPr>
-      <w:r>
-        <w:t xml:space="preserve"/>
-      </w:r>
-    </w:p>
-    <w:p>
-      <w:pPr>
-        <w:pBdr>
-          <w:left w:val="single" w:color="2E75B6" w:sz="16" w:space="4"/>
-        </w:pBdr>
-        <w:shd w:fill="D5E8F0" w:val="clear"/>
-        <w:spacing w:after="80" w:before="80"/>
-      </w:pPr>
-      <w:r>
-        <w:rPr>
-          <w:rFonts w:ascii="Arial" w:cs="Arial" w:eastAsia="Arial" w:hAnsi="Arial"/>
-          <w:color w:val="1F4E79"/>
-          <w:sz w:val="21"/>
-          <w:szCs w:val="21"/>
-        </w:rPr>
-        <w:t xml:space="preserve">  重要提醒：Jay 與呂師傅在年底前無法加入團體班教學，試營運階段由十六擔任主教、小朱擔任助教。建議 Jay 至少出席 Day 1 開訓與 Day 8 結業，作為品牌背書。</w:t>
-      </w:r>
-    </w:p>
-    <w:p>
-      <w:pPr>
-        <w:spacing w:after="0" w:before="0"/>
-      </w:pPr>
-      <w:r>
-        <w:t xml:space="preserve"/>
-      </w:r>
-    </w:p>
-    <w:p>
-      <w:r>
-        <w:br w:type="page"/>
-      </w:r>
-    </w:p>
-    <w:p>
-      <w:pPr>
-        <w:pStyle w:val="Heading1"/>
-        <w:pBdr>
-          <w:bottom w:val="single" w:color="2E75B6" w:sz="6" w:space="4"/>
-        </w:pBdr>
-        <w:spacing w:after="120" w:before="320"/>
-      </w:pPr>
-      <w:r>
-        <w:rPr>
-          <w:rFonts w:ascii="Arial" w:cs="Arial" w:eastAsia="Arial" w:hAnsi="Arial"/>
-          <w:b/>
-          <w:bCs/>
-          <w:color w:val="1F4E79"/>
-          <w:sz w:val="32"/>
-          <w:szCs w:val="32"/>
-        </w:rPr>
-        <w:t xml:space="preserve">三、課程架構與定價</w:t>
+        <w:t xml:space="preserve">二、各層課程詳細說明</w:t>
       </w:r>
     </w:p>
     <w:p>
@@ -1638,7 +923,7 @@
           <w:sz w:val="26"/>
           <w:szCs w:val="26"/>
         </w:rPr>
-        <w:t xml:space="preserve">3.1 基礎酒窩團體班</w:t>
+        <w:t xml:space="preserve">Tier 1｜團體班（基礎酒窩／GPR）</w:t>
       </w:r>
     </w:p>
     <w:p>
@@ -1770,7 +1055,7 @@
                 <w:sz w:val="20"/>
                 <w:szCs w:val="20"/>
               </w:rPr>
-              <w:t xml:space="preserve">課程天數</w:t>
+              <w:t xml:space="preserve">目標學員</w:t>
             </w:r>
           </w:p>
         </w:tc>
@@ -1803,7 +1088,7 @@
                 <w:sz w:val="20"/>
                 <w:szCs w:val="20"/>
               </w:rPr>
-              <w:t xml:space="preserve">12 天（8 天課程 + 4 天實地練習）</w:t>
+              <w:t xml:space="preserve">完全初學者、欲轉職為 PDR 技師者</w:t>
             </w:r>
           </w:p>
         </w:tc>
@@ -1838,7 +1123,7 @@
                 <w:sz w:val="20"/>
                 <w:szCs w:val="20"/>
               </w:rPr>
-              <w:t xml:space="preserve">每日時數</w:t>
+              <w:t xml:space="preserve">課程天數</w:t>
             </w:r>
           </w:p>
         </w:tc>
@@ -1871,7 +1156,7 @@
                 <w:sz w:val="20"/>
                 <w:szCs w:val="20"/>
               </w:rPr>
-              <w:t xml:space="preserve">6 小時／天</w:t>
+              <w:t xml:space="preserve">12 天（8 天上課 + 4 天實地練習），每天 6 小時</w:t>
             </w:r>
           </w:p>
         </w:tc>
@@ -1939,7 +1224,7 @@
                 <w:sz w:val="20"/>
                 <w:szCs w:val="20"/>
               </w:rPr>
-              <w:t xml:space="preserve">約 72 小時（48 上課 + 24 實地）</w:t>
+              <w:t xml:space="preserve">約 72 小時</w:t>
             </w:r>
           </w:p>
         </w:tc>
@@ -2007,7 +1292,7 @@
                 <w:sz w:val="20"/>
                 <w:szCs w:val="20"/>
               </w:rPr>
-              <w:t xml:space="preserve">主教官 1–2 位（十六主導）+ 助教 1 位（小朱）</w:t>
+              <w:t xml:space="preserve">主教官：十六　助教：台中店長小朱</w:t>
             </w:r>
           </w:p>
         </w:tc>
@@ -2042,7 +1327,7 @@
                 <w:sz w:val="20"/>
                 <w:szCs w:val="20"/>
               </w:rPr>
-              <w:t xml:space="preserve">開班條件</w:t>
+              <w:t xml:space="preserve">教學模式</w:t>
             </w:r>
           </w:p>
         </w:tc>
@@ -2075,7 +1360,7 @@
                 <w:sz w:val="20"/>
                 <w:szCs w:val="20"/>
               </w:rPr>
-              <w:t xml:space="preserve">6 人以上</w:t>
+              <w:t xml:space="preserve">小班制（6–12 人），分站流水線模式</w:t>
             </w:r>
           </w:p>
         </w:tc>
@@ -2110,7 +1395,7 @@
                 <w:sz w:val="20"/>
                 <w:szCs w:val="20"/>
               </w:rPr>
-              <w:t xml:space="preserve">每班上限</w:t>
+              <w:t xml:space="preserve">試營運定價</w:t>
             </w:r>
           </w:p>
         </w:tc>
@@ -2143,7 +1428,7 @@
                 <w:sz w:val="20"/>
                 <w:szCs w:val="20"/>
               </w:rPr>
-              <w:t xml:space="preserve">12 人</w:t>
+              <w:t xml:space="preserve">12 萬元（含 2 萬元工具組 + Dantstage 光板）</w:t>
             </w:r>
           </w:p>
         </w:tc>
@@ -2178,7 +1463,7 @@
                 <w:sz w:val="20"/>
                 <w:szCs w:val="20"/>
               </w:rPr>
-              <w:t xml:space="preserve">試營運優惠價</w:t>
+              <w:t xml:space="preserve">正式定價</w:t>
             </w:r>
           </w:p>
         </w:tc>
@@ -2211,7 +1496,7 @@
                 <w:sz w:val="20"/>
                 <w:szCs w:val="20"/>
               </w:rPr>
-              <w:t xml:space="preserve">12 萬元（含約 2.8 萬元工具 + Dantstage 光板）</w:t>
+              <w:t xml:space="preserve">15 萬 / 18 萬元（含購物金與贈品）</w:t>
             </w:r>
           </w:p>
         </w:tc>
@@ -2246,7 +1531,7 @@
                 <w:sz w:val="20"/>
                 <w:szCs w:val="20"/>
               </w:rPr>
-              <w:t xml:space="preserve">官網定價</w:t>
+              <w:t xml:space="preserve">開班條件</w:t>
             </w:r>
           </w:p>
         </w:tc>
@@ -2279,12 +1564,20 @@
                 <w:sz w:val="20"/>
                 <w:szCs w:val="20"/>
               </w:rPr>
-              <w:t xml:space="preserve">15 萬 / 18 萬元（含購物金與贈品）</w:t>
+              <w:t xml:space="preserve">6 人以上開班，每班上限 12 人</w:t>
             </w:r>
           </w:p>
         </w:tc>
       </w:tr>
     </w:tbl>
+    <w:p>
+      <w:pPr>
+        <w:spacing w:after="0" w:before="0"/>
+      </w:pPr>
+      <w:r>
+        <w:t xml:space="preserve"/>
+      </w:r>
+    </w:p>
     <w:p>
       <w:pPr>
         <w:spacing w:after="0" w:before="0"/>
@@ -2307,7 +1600,930 @@
           <w:sz w:val="26"/>
           <w:szCs w:val="26"/>
         </w:rPr>
-        <w:t xml:space="preserve">3.2 1對1 完整課程訓練班</w:t>
+        <w:t xml:space="preserve">Tier 2｜完整技術訓練班（1對1 與 1對2）</w:t>
+      </w:r>
+    </w:p>
+    <w:p>
+      <w:pPr>
+        <w:spacing w:after="60" w:before="60"/>
+      </w:pPr>
+      <w:r>
+        <w:rPr>
+          <w:rFonts w:ascii="Arial" w:cs="Arial" w:eastAsia="Arial" w:hAnsi="Arial"/>
+          <w:color w:val="000000"/>
+          <w:sz w:val="22"/>
+          <w:szCs w:val="22"/>
+        </w:rPr>
+        <w:t xml:space="preserve">Jay 主導的 1對1 與雙口呂師傅主導的 1對2，屬於同一層級的完整技術培訓，從基礎到高階全覆蓋。</w:t>
+      </w:r>
+    </w:p>
+    <w:p>
+      <w:pPr>
+        <w:spacing w:after="0" w:before="0"/>
+      </w:pPr>
+      <w:r>
+        <w:t xml:space="preserve"/>
+      </w:r>
+    </w:p>
+    <w:tbl>
+      <w:tblPr>
+        <w:tblW w:type="dxa" w:w="9360"/>
+        <w:tblBorders>
+          <w:top w:val="single" w:color="auto" w:sz="4"/>
+          <w:left w:val="single" w:color="auto" w:sz="4"/>
+          <w:bottom w:val="single" w:color="auto" w:sz="4"/>
+          <w:right w:val="single" w:color="auto" w:sz="4"/>
+          <w:insideH w:val="single" w:color="auto" w:sz="4"/>
+          <w:insideV w:val="single" w:color="auto" w:sz="4"/>
+        </w:tblBorders>
+      </w:tblPr>
+      <w:tblGrid>
+        <w:gridCol w:w="2200"/>
+        <w:gridCol w:w="3580"/>
+        <w:gridCol w:w="3580"/>
+      </w:tblGrid>
+      <w:tr>
+        <w:trPr>
+          <w:tblHeader/>
+        </w:trPr>
+        <w:tc>
+          <w:tcPr>
+            <w:tcW w:type="dxa" w:w="2200"/>
+            <w:tcBorders>
+              <w:top w:val="single" w:color="CCCCCC" w:sz="1"/>
+              <w:left w:val="single" w:color="CCCCCC" w:sz="1"/>
+              <w:bottom w:val="single" w:color="CCCCCC" w:sz="1"/>
+              <w:right w:val="single" w:color="CCCCCC" w:sz="1"/>
+            </w:tcBorders>
+            <w:shd w:fill="1F4E79" w:val="clear"/>
+            <w:tcMar>
+              <w:top w:type="dxa" w:w="100"/>
+              <w:left w:type="dxa" w:w="120"/>
+              <w:bottom w:type="dxa" w:w="100"/>
+              <w:right w:type="dxa" w:w="120"/>
+            </w:tcMar>
+            <w:vAlign w:val="center"/>
+          </w:tcPr>
+          <w:p>
+            <w:pPr>
+              <w:jc w:val="center"/>
+            </w:pPr>
+            <w:r>
+              <w:rPr>
+                <w:rFonts w:ascii="Arial" w:cs="Arial" w:eastAsia="Arial" w:hAnsi="Arial"/>
+                <w:b/>
+                <w:bCs/>
+                <w:color w:val="FFFFFF"/>
+                <w:sz w:val="20"/>
+                <w:szCs w:val="20"/>
+              </w:rPr>
+              <w:t xml:space="preserve">項目</w:t>
+            </w:r>
+          </w:p>
+        </w:tc>
+        <w:tc>
+          <w:tcPr>
+            <w:tcW w:type="dxa" w:w="3580"/>
+            <w:tcBorders>
+              <w:top w:val="single" w:color="CCCCCC" w:sz="1"/>
+              <w:left w:val="single" w:color="CCCCCC" w:sz="1"/>
+              <w:bottom w:val="single" w:color="CCCCCC" w:sz="1"/>
+              <w:right w:val="single" w:color="CCCCCC" w:sz="1"/>
+            </w:tcBorders>
+            <w:shd w:fill="1F4E79" w:val="clear"/>
+            <w:tcMar>
+              <w:top w:type="dxa" w:w="100"/>
+              <w:left w:type="dxa" w:w="120"/>
+              <w:bottom w:type="dxa" w:w="100"/>
+              <w:right w:type="dxa" w:w="120"/>
+            </w:tcMar>
+            <w:vAlign w:val="center"/>
+          </w:tcPr>
+          <w:p>
+            <w:pPr>
+              <w:jc w:val="center"/>
+            </w:pPr>
+            <w:r>
+              <w:rPr>
+                <w:rFonts w:ascii="Arial" w:cs="Arial" w:eastAsia="Arial" w:hAnsi="Arial"/>
+                <w:b/>
+                <w:bCs/>
+                <w:color w:val="FFFFFF"/>
+                <w:sz w:val="20"/>
+                <w:szCs w:val="20"/>
+              </w:rPr>
+              <w:t xml:space="preserve">1對1（Jay）</w:t>
+            </w:r>
+          </w:p>
+        </w:tc>
+        <w:tc>
+          <w:tcPr>
+            <w:tcW w:type="dxa" w:w="3580"/>
+            <w:tcBorders>
+              <w:top w:val="single" w:color="CCCCCC" w:sz="1"/>
+              <w:left w:val="single" w:color="CCCCCC" w:sz="1"/>
+              <w:bottom w:val="single" w:color="CCCCCC" w:sz="1"/>
+              <w:right w:val="single" w:color="CCCCCC" w:sz="1"/>
+            </w:tcBorders>
+            <w:shd w:fill="1F4E79" w:val="clear"/>
+            <w:tcMar>
+              <w:top w:type="dxa" w:w="100"/>
+              <w:left w:type="dxa" w:w="120"/>
+              <w:bottom w:type="dxa" w:w="100"/>
+              <w:right w:type="dxa" w:w="120"/>
+            </w:tcMar>
+            <w:vAlign w:val="center"/>
+          </w:tcPr>
+          <w:p>
+            <w:pPr>
+              <w:jc w:val="center"/>
+            </w:pPr>
+            <w:r>
+              <w:rPr>
+                <w:rFonts w:ascii="Arial" w:cs="Arial" w:eastAsia="Arial" w:hAnsi="Arial"/>
+                <w:b/>
+                <w:bCs/>
+                <w:color w:val="FFFFFF"/>
+                <w:sz w:val="20"/>
+                <w:szCs w:val="20"/>
+              </w:rPr>
+              <w:t xml:space="preserve">1對2（雙口呂師傅）</w:t>
+            </w:r>
+          </w:p>
+        </w:tc>
+      </w:tr>
+      <w:tr>
+        <w:tc>
+          <w:tcPr>
+            <w:tcW w:type="dxa" w:w="2200"/>
+            <w:tcBorders>
+              <w:top w:val="single" w:color="CCCCCC" w:sz="1"/>
+              <w:left w:val="single" w:color="CCCCCC" w:sz="1"/>
+              <w:bottom w:val="single" w:color="CCCCCC" w:sz="1"/>
+              <w:right w:val="single" w:color="CCCCCC" w:sz="1"/>
+            </w:tcBorders>
+            <w:shd w:fill="FFFFFF" w:val="clear"/>
+            <w:tcMar>
+              <w:top w:type="dxa" w:w="80"/>
+              <w:left w:type="dxa" w:w="120"/>
+              <w:bottom w:type="dxa" w:w="80"/>
+              <w:right w:type="dxa" w:w="120"/>
+            </w:tcMar>
+            <w:vAlign w:val="center"/>
+          </w:tcPr>
+          <w:p>
+            <w:pPr>
+              <w:jc w:val="left"/>
+            </w:pPr>
+            <w:r>
+              <w:rPr>
+                <w:rFonts w:ascii="Arial" w:cs="Arial" w:eastAsia="Arial" w:hAnsi="Arial"/>
+                <w:color w:val="000000"/>
+                <w:sz w:val="20"/>
+                <w:szCs w:val="20"/>
+              </w:rPr>
+              <w:t xml:space="preserve">目標學員</w:t>
+            </w:r>
+          </w:p>
+        </w:tc>
+        <w:tc>
+          <w:tcPr>
+            <w:tcW w:type="dxa" w:w="3580"/>
+            <w:tcBorders>
+              <w:top w:val="single" w:color="CCCCCC" w:sz="1"/>
+              <w:left w:val="single" w:color="CCCCCC" w:sz="1"/>
+              <w:bottom w:val="single" w:color="CCCCCC" w:sz="1"/>
+              <w:right w:val="single" w:color="CCCCCC" w:sz="1"/>
+            </w:tcBorders>
+            <w:shd w:fill="FFFFFF" w:val="clear"/>
+            <w:tcMar>
+              <w:top w:type="dxa" w:w="80"/>
+              <w:left w:type="dxa" w:w="120"/>
+              <w:bottom w:type="dxa" w:w="80"/>
+              <w:right w:type="dxa" w:w="120"/>
+            </w:tcMar>
+            <w:vAlign w:val="center"/>
+          </w:tcPr>
+          <w:p>
+            <w:pPr>
+              <w:jc w:val="center"/>
+            </w:pPr>
+            <w:r>
+              <w:rPr>
+                <w:rFonts w:ascii="Arial" w:cs="Arial" w:eastAsia="Arial" w:hAnsi="Arial"/>
+                <w:color w:val="000000"/>
+                <w:sz w:val="20"/>
+                <w:szCs w:val="20"/>
+              </w:rPr>
+              <w:t xml:space="preserve">有志成為頂尖技師者</w:t>
+            </w:r>
+          </w:p>
+        </w:tc>
+        <w:tc>
+          <w:tcPr>
+            <w:tcW w:type="dxa" w:w="3580"/>
+            <w:tcBorders>
+              <w:top w:val="single" w:color="CCCCCC" w:sz="1"/>
+              <w:left w:val="single" w:color="CCCCCC" w:sz="1"/>
+              <w:bottom w:val="single" w:color="CCCCCC" w:sz="1"/>
+              <w:right w:val="single" w:color="CCCCCC" w:sz="1"/>
+            </w:tcBorders>
+            <w:shd w:fill="FFFFFF" w:val="clear"/>
+            <w:tcMar>
+              <w:top w:type="dxa" w:w="80"/>
+              <w:left w:type="dxa" w:w="120"/>
+              <w:bottom w:type="dxa" w:w="80"/>
+              <w:right w:type="dxa" w:w="120"/>
+            </w:tcMar>
+            <w:vAlign w:val="center"/>
+          </w:tcPr>
+          <w:p>
+            <w:pPr>
+              <w:jc w:val="center"/>
+            </w:pPr>
+            <w:r>
+              <w:rPr>
+                <w:rFonts w:ascii="Arial" w:cs="Arial" w:eastAsia="Arial" w:hAnsi="Arial"/>
+                <w:color w:val="000000"/>
+                <w:sz w:val="20"/>
+                <w:szCs w:val="20"/>
+              </w:rPr>
+              <w:t xml:space="preserve">兩人搭檔、互相激勵學習者</w:t>
+            </w:r>
+          </w:p>
+        </w:tc>
+      </w:tr>
+      <w:tr>
+        <w:tc>
+          <w:tcPr>
+            <w:tcW w:type="dxa" w:w="2200"/>
+            <w:tcBorders>
+              <w:top w:val="single" w:color="CCCCCC" w:sz="1"/>
+              <w:left w:val="single" w:color="CCCCCC" w:sz="1"/>
+              <w:bottom w:val="single" w:color="CCCCCC" w:sz="1"/>
+              <w:right w:val="single" w:color="CCCCCC" w:sz="1"/>
+            </w:tcBorders>
+            <w:shd w:fill="F2F2F2" w:val="clear"/>
+            <w:tcMar>
+              <w:top w:type="dxa" w:w="80"/>
+              <w:left w:type="dxa" w:w="120"/>
+              <w:bottom w:type="dxa" w:w="80"/>
+              <w:right w:type="dxa" w:w="120"/>
+            </w:tcMar>
+            <w:vAlign w:val="center"/>
+          </w:tcPr>
+          <w:p>
+            <w:pPr>
+              <w:jc w:val="left"/>
+            </w:pPr>
+            <w:r>
+              <w:rPr>
+                <w:rFonts w:ascii="Arial" w:cs="Arial" w:eastAsia="Arial" w:hAnsi="Arial"/>
+                <w:color w:val="000000"/>
+                <w:sz w:val="20"/>
+                <w:szCs w:val="20"/>
+              </w:rPr>
+              <w:t xml:space="preserve">課程時長</w:t>
+            </w:r>
+          </w:p>
+        </w:tc>
+        <w:tc>
+          <w:tcPr>
+            <w:tcW w:type="dxa" w:w="3580"/>
+            <w:tcBorders>
+              <w:top w:val="single" w:color="CCCCCC" w:sz="1"/>
+              <w:left w:val="single" w:color="CCCCCC" w:sz="1"/>
+              <w:bottom w:val="single" w:color="CCCCCC" w:sz="1"/>
+              <w:right w:val="single" w:color="CCCCCC" w:sz="1"/>
+            </w:tcBorders>
+            <w:shd w:fill="F2F2F2" w:val="clear"/>
+            <w:tcMar>
+              <w:top w:type="dxa" w:w="80"/>
+              <w:left w:type="dxa" w:w="120"/>
+              <w:bottom w:type="dxa" w:w="80"/>
+              <w:right w:type="dxa" w:w="120"/>
+            </w:tcMar>
+            <w:vAlign w:val="center"/>
+          </w:tcPr>
+          <w:p>
+            <w:pPr>
+              <w:jc w:val="center"/>
+            </w:pPr>
+            <w:r>
+              <w:rPr>
+                <w:rFonts w:ascii="Arial" w:cs="Arial" w:eastAsia="Arial" w:hAnsi="Arial"/>
+                <w:color w:val="000000"/>
+                <w:sz w:val="20"/>
+                <w:szCs w:val="20"/>
+              </w:rPr>
+              <w:t xml:space="preserve">2 個月</w:t>
+            </w:r>
+          </w:p>
+        </w:tc>
+        <w:tc>
+          <w:tcPr>
+            <w:tcW w:type="dxa" w:w="3580"/>
+            <w:tcBorders>
+              <w:top w:val="single" w:color="CCCCCC" w:sz="1"/>
+              <w:left w:val="single" w:color="CCCCCC" w:sz="1"/>
+              <w:bottom w:val="single" w:color="CCCCCC" w:sz="1"/>
+              <w:right w:val="single" w:color="CCCCCC" w:sz="1"/>
+            </w:tcBorders>
+            <w:shd w:fill="F2F2F2" w:val="clear"/>
+            <w:tcMar>
+              <w:top w:type="dxa" w:w="80"/>
+              <w:left w:type="dxa" w:w="120"/>
+              <w:bottom w:type="dxa" w:w="80"/>
+              <w:right w:type="dxa" w:w="120"/>
+            </w:tcMar>
+            <w:vAlign w:val="center"/>
+          </w:tcPr>
+          <w:p>
+            <w:pPr>
+              <w:jc w:val="center"/>
+            </w:pPr>
+            <w:r>
+              <w:rPr>
+                <w:rFonts w:ascii="Arial" w:cs="Arial" w:eastAsia="Arial" w:hAnsi="Arial"/>
+                <w:color w:val="000000"/>
+                <w:sz w:val="20"/>
+                <w:szCs w:val="20"/>
+              </w:rPr>
+              <w:t xml:space="preserve">2 個月</w:t>
+            </w:r>
+          </w:p>
+        </w:tc>
+      </w:tr>
+      <w:tr>
+        <w:tc>
+          <w:tcPr>
+            <w:tcW w:type="dxa" w:w="2200"/>
+            <w:tcBorders>
+              <w:top w:val="single" w:color="CCCCCC" w:sz="1"/>
+              <w:left w:val="single" w:color="CCCCCC" w:sz="1"/>
+              <w:bottom w:val="single" w:color="CCCCCC" w:sz="1"/>
+              <w:right w:val="single" w:color="CCCCCC" w:sz="1"/>
+            </w:tcBorders>
+            <w:shd w:fill="FFFFFF" w:val="clear"/>
+            <w:tcMar>
+              <w:top w:type="dxa" w:w="80"/>
+              <w:left w:type="dxa" w:w="120"/>
+              <w:bottom w:type="dxa" w:w="80"/>
+              <w:right w:type="dxa" w:w="120"/>
+            </w:tcMar>
+            <w:vAlign w:val="center"/>
+          </w:tcPr>
+          <w:p>
+            <w:pPr>
+              <w:jc w:val="left"/>
+            </w:pPr>
+            <w:r>
+              <w:rPr>
+                <w:rFonts w:ascii="Arial" w:cs="Arial" w:eastAsia="Arial" w:hAnsi="Arial"/>
+                <w:color w:val="000000"/>
+                <w:sz w:val="20"/>
+                <w:szCs w:val="20"/>
+              </w:rPr>
+              <w:t xml:space="preserve">師資</w:t>
+            </w:r>
+          </w:p>
+        </w:tc>
+        <w:tc>
+          <w:tcPr>
+            <w:tcW w:type="dxa" w:w="3580"/>
+            <w:tcBorders>
+              <w:top w:val="single" w:color="CCCCCC" w:sz="1"/>
+              <w:left w:val="single" w:color="CCCCCC" w:sz="1"/>
+              <w:bottom w:val="single" w:color="CCCCCC" w:sz="1"/>
+              <w:right w:val="single" w:color="CCCCCC" w:sz="1"/>
+            </w:tcBorders>
+            <w:shd w:fill="FFFFFF" w:val="clear"/>
+            <w:tcMar>
+              <w:top w:type="dxa" w:w="80"/>
+              <w:left w:type="dxa" w:w="120"/>
+              <w:bottom w:type="dxa" w:w="80"/>
+              <w:right w:type="dxa" w:w="120"/>
+            </w:tcMar>
+            <w:vAlign w:val="center"/>
+          </w:tcPr>
+          <w:p>
+            <w:pPr>
+              <w:jc w:val="center"/>
+            </w:pPr>
+            <w:r>
+              <w:rPr>
+                <w:rFonts w:ascii="Arial" w:cs="Arial" w:eastAsia="Arial" w:hAnsi="Arial"/>
+                <w:color w:val="000000"/>
+                <w:sz w:val="20"/>
+                <w:szCs w:val="20"/>
+              </w:rPr>
+              <w:t xml:space="preserve">Jay（品牌最高技術，國際賽事裁判）</w:t>
+            </w:r>
+          </w:p>
+        </w:tc>
+        <w:tc>
+          <w:tcPr>
+            <w:tcW w:type="dxa" w:w="3580"/>
+            <w:tcBorders>
+              <w:top w:val="single" w:color="CCCCCC" w:sz="1"/>
+              <w:left w:val="single" w:color="CCCCCC" w:sz="1"/>
+              <w:bottom w:val="single" w:color="CCCCCC" w:sz="1"/>
+              <w:right w:val="single" w:color="CCCCCC" w:sz="1"/>
+            </w:tcBorders>
+            <w:shd w:fill="FFFFFF" w:val="clear"/>
+            <w:tcMar>
+              <w:top w:type="dxa" w:w="80"/>
+              <w:left w:type="dxa" w:w="120"/>
+              <w:bottom w:type="dxa" w:w="80"/>
+              <w:right w:type="dxa" w:w="120"/>
+            </w:tcMar>
+            <w:vAlign w:val="center"/>
+          </w:tcPr>
+          <w:p>
+            <w:pPr>
+              <w:jc w:val="center"/>
+            </w:pPr>
+            <w:r>
+              <w:rPr>
+                <w:rFonts w:ascii="Arial" w:cs="Arial" w:eastAsia="Arial" w:hAnsi="Arial"/>
+                <w:color w:val="000000"/>
+                <w:sz w:val="20"/>
+                <w:szCs w:val="20"/>
+              </w:rPr>
+              <w:t xml:space="preserve">雙口呂師傅（資深師傅，教學經驗豐富）</w:t>
+            </w:r>
+          </w:p>
+        </w:tc>
+      </w:tr>
+      <w:tr>
+        <w:tc>
+          <w:tcPr>
+            <w:tcW w:type="dxa" w:w="2200"/>
+            <w:tcBorders>
+              <w:top w:val="single" w:color="CCCCCC" w:sz="1"/>
+              <w:left w:val="single" w:color="CCCCCC" w:sz="1"/>
+              <w:bottom w:val="single" w:color="CCCCCC" w:sz="1"/>
+              <w:right w:val="single" w:color="CCCCCC" w:sz="1"/>
+            </w:tcBorders>
+            <w:shd w:fill="F2F2F2" w:val="clear"/>
+            <w:tcMar>
+              <w:top w:type="dxa" w:w="80"/>
+              <w:left w:type="dxa" w:w="120"/>
+              <w:bottom w:type="dxa" w:w="80"/>
+              <w:right w:type="dxa" w:w="120"/>
+            </w:tcMar>
+            <w:vAlign w:val="center"/>
+          </w:tcPr>
+          <w:p>
+            <w:pPr>
+              <w:jc w:val="left"/>
+            </w:pPr>
+            <w:r>
+              <w:rPr>
+                <w:rFonts w:ascii="Arial" w:cs="Arial" w:eastAsia="Arial" w:hAnsi="Arial"/>
+                <w:color w:val="000000"/>
+                <w:sz w:val="20"/>
+                <w:szCs w:val="20"/>
+              </w:rPr>
+              <w:t xml:space="preserve">課程深度</w:t>
+            </w:r>
+          </w:p>
+        </w:tc>
+        <w:tc>
+          <w:tcPr>
+            <w:tcW w:type="dxa" w:w="3580"/>
+            <w:tcBorders>
+              <w:top w:val="single" w:color="CCCCCC" w:sz="1"/>
+              <w:left w:val="single" w:color="CCCCCC" w:sz="1"/>
+              <w:bottom w:val="single" w:color="CCCCCC" w:sz="1"/>
+              <w:right w:val="single" w:color="CCCCCC" w:sz="1"/>
+            </w:tcBorders>
+            <w:shd w:fill="F2F2F2" w:val="clear"/>
+            <w:tcMar>
+              <w:top w:type="dxa" w:w="80"/>
+              <w:left w:type="dxa" w:w="120"/>
+              <w:bottom w:type="dxa" w:w="80"/>
+              <w:right w:type="dxa" w:w="120"/>
+            </w:tcMar>
+            <w:vAlign w:val="center"/>
+          </w:tcPr>
+          <w:p>
+            <w:pPr>
+              <w:jc w:val="center"/>
+            </w:pPr>
+            <w:r>
+              <w:rPr>
+                <w:rFonts w:ascii="Arial" w:cs="Arial" w:eastAsia="Arial" w:hAnsi="Arial"/>
+                <w:color w:val="000000"/>
+                <w:sz w:val="20"/>
+                <w:szCs w:val="20"/>
+              </w:rPr>
+              <w:t xml:space="preserve">個人弱點精準診斷，全程客製課表</w:t>
+            </w:r>
+          </w:p>
+        </w:tc>
+        <w:tc>
+          <w:tcPr>
+            <w:tcW w:type="dxa" w:w="3580"/>
+            <w:tcBorders>
+              <w:top w:val="single" w:color="CCCCCC" w:sz="1"/>
+              <w:left w:val="single" w:color="CCCCCC" w:sz="1"/>
+              <w:bottom w:val="single" w:color="CCCCCC" w:sz="1"/>
+              <w:right w:val="single" w:color="CCCCCC" w:sz="1"/>
+            </w:tcBorders>
+            <w:shd w:fill="F2F2F2" w:val="clear"/>
+            <w:tcMar>
+              <w:top w:type="dxa" w:w="80"/>
+              <w:left w:type="dxa" w:w="120"/>
+              <w:bottom w:type="dxa" w:w="80"/>
+              <w:right w:type="dxa" w:w="120"/>
+            </w:tcMar>
+            <w:vAlign w:val="center"/>
+          </w:tcPr>
+          <w:p>
+            <w:pPr>
+              <w:jc w:val="center"/>
+            </w:pPr>
+            <w:r>
+              <w:rPr>
+                <w:rFonts w:ascii="Arial" w:cs="Arial" w:eastAsia="Arial" w:hAnsi="Arial"/>
+                <w:color w:val="000000"/>
+                <w:sz w:val="20"/>
+                <w:szCs w:val="20"/>
+              </w:rPr>
+              <w:t xml:space="preserve">雙人協作，互相比較進步</w:t>
+            </w:r>
+          </w:p>
+        </w:tc>
+      </w:tr>
+      <w:tr>
+        <w:tc>
+          <w:tcPr>
+            <w:tcW w:type="dxa" w:w="2200"/>
+            <w:tcBorders>
+              <w:top w:val="single" w:color="CCCCCC" w:sz="1"/>
+              <w:left w:val="single" w:color="CCCCCC" w:sz="1"/>
+              <w:bottom w:val="single" w:color="CCCCCC" w:sz="1"/>
+              <w:right w:val="single" w:color="CCCCCC" w:sz="1"/>
+            </w:tcBorders>
+            <w:shd w:fill="FFFFFF" w:val="clear"/>
+            <w:tcMar>
+              <w:top w:type="dxa" w:w="80"/>
+              <w:left w:type="dxa" w:w="120"/>
+              <w:bottom w:type="dxa" w:w="80"/>
+              <w:right w:type="dxa" w:w="120"/>
+            </w:tcMar>
+            <w:vAlign w:val="center"/>
+          </w:tcPr>
+          <w:p>
+            <w:pPr>
+              <w:jc w:val="left"/>
+            </w:pPr>
+            <w:r>
+              <w:rPr>
+                <w:rFonts w:ascii="Arial" w:cs="Arial" w:eastAsia="Arial" w:hAnsi="Arial"/>
+                <w:color w:val="000000"/>
+                <w:sz w:val="20"/>
+                <w:szCs w:val="20"/>
+              </w:rPr>
+              <w:t xml:space="preserve">含工具組</w:t>
+            </w:r>
+          </w:p>
+        </w:tc>
+        <w:tc>
+          <w:tcPr>
+            <w:tcW w:type="dxa" w:w="3580"/>
+            <w:tcBorders>
+              <w:top w:val="single" w:color="CCCCCC" w:sz="1"/>
+              <w:left w:val="single" w:color="CCCCCC" w:sz="1"/>
+              <w:bottom w:val="single" w:color="CCCCCC" w:sz="1"/>
+              <w:right w:val="single" w:color="CCCCCC" w:sz="1"/>
+            </w:tcBorders>
+            <w:shd w:fill="FFFFFF" w:val="clear"/>
+            <w:tcMar>
+              <w:top w:type="dxa" w:w="80"/>
+              <w:left w:type="dxa" w:w="120"/>
+              <w:bottom w:type="dxa" w:w="80"/>
+              <w:right w:type="dxa" w:w="120"/>
+            </w:tcMar>
+            <w:vAlign w:val="center"/>
+          </w:tcPr>
+          <w:p>
+            <w:pPr>
+              <w:jc w:val="center"/>
+            </w:pPr>
+            <w:r>
+              <w:rPr>
+                <w:rFonts w:ascii="Arial" w:cs="Arial" w:eastAsia="Arial" w:hAnsi="Arial"/>
+                <w:color w:val="000000"/>
+                <w:sz w:val="20"/>
+                <w:szCs w:val="20"/>
+              </w:rPr>
+              <w:t xml:space="preserve">市價 15 萬元工具組</w:t>
+            </w:r>
+          </w:p>
+        </w:tc>
+        <w:tc>
+          <w:tcPr>
+            <w:tcW w:type="dxa" w:w="3580"/>
+            <w:tcBorders>
+              <w:top w:val="single" w:color="CCCCCC" w:sz="1"/>
+              <w:left w:val="single" w:color="CCCCCC" w:sz="1"/>
+              <w:bottom w:val="single" w:color="CCCCCC" w:sz="1"/>
+              <w:right w:val="single" w:color="CCCCCC" w:sz="1"/>
+            </w:tcBorders>
+            <w:shd w:fill="FFFFFF" w:val="clear"/>
+            <w:tcMar>
+              <w:top w:type="dxa" w:w="80"/>
+              <w:left w:type="dxa" w:w="120"/>
+              <w:bottom w:type="dxa" w:w="80"/>
+              <w:right w:type="dxa" w:w="120"/>
+            </w:tcMar>
+            <w:vAlign w:val="center"/>
+          </w:tcPr>
+          <w:p>
+            <w:pPr>
+              <w:jc w:val="center"/>
+            </w:pPr>
+            <w:r>
+              <w:rPr>
+                <w:rFonts w:ascii="Arial" w:cs="Arial" w:eastAsia="Arial" w:hAnsi="Arial"/>
+                <w:color w:val="000000"/>
+                <w:sz w:val="20"/>
+                <w:szCs w:val="20"/>
+              </w:rPr>
+              <w:t xml:space="preserve">（另行洽談）</w:t>
+            </w:r>
+          </w:p>
+        </w:tc>
+      </w:tr>
+      <w:tr>
+        <w:tc>
+          <w:tcPr>
+            <w:tcW w:type="dxa" w:w="2200"/>
+            <w:tcBorders>
+              <w:top w:val="single" w:color="CCCCCC" w:sz="1"/>
+              <w:left w:val="single" w:color="CCCCCC" w:sz="1"/>
+              <w:bottom w:val="single" w:color="CCCCCC" w:sz="1"/>
+              <w:right w:val="single" w:color="CCCCCC" w:sz="1"/>
+            </w:tcBorders>
+            <w:shd w:fill="F2F2F2" w:val="clear"/>
+            <w:tcMar>
+              <w:top w:type="dxa" w:w="80"/>
+              <w:left w:type="dxa" w:w="120"/>
+              <w:bottom w:type="dxa" w:w="80"/>
+              <w:right w:type="dxa" w:w="120"/>
+            </w:tcMar>
+            <w:vAlign w:val="center"/>
+          </w:tcPr>
+          <w:p>
+            <w:pPr>
+              <w:jc w:val="left"/>
+            </w:pPr>
+            <w:r>
+              <w:rPr>
+                <w:rFonts w:ascii="Arial" w:cs="Arial" w:eastAsia="Arial" w:hAnsi="Arial"/>
+                <w:color w:val="000000"/>
+                <w:sz w:val="20"/>
+                <w:szCs w:val="20"/>
+              </w:rPr>
+              <w:t xml:space="preserve">課程總價</w:t>
+            </w:r>
+          </w:p>
+        </w:tc>
+        <w:tc>
+          <w:tcPr>
+            <w:tcW w:type="dxa" w:w="3580"/>
+            <w:tcBorders>
+              <w:top w:val="single" w:color="CCCCCC" w:sz="1"/>
+              <w:left w:val="single" w:color="CCCCCC" w:sz="1"/>
+              <w:bottom w:val="single" w:color="CCCCCC" w:sz="1"/>
+              <w:right w:val="single" w:color="CCCCCC" w:sz="1"/>
+            </w:tcBorders>
+            <w:shd w:fill="F2F2F2" w:val="clear"/>
+            <w:tcMar>
+              <w:top w:type="dxa" w:w="80"/>
+              <w:left w:type="dxa" w:w="120"/>
+              <w:bottom w:type="dxa" w:w="80"/>
+              <w:right w:type="dxa" w:w="120"/>
+            </w:tcMar>
+            <w:vAlign w:val="center"/>
+          </w:tcPr>
+          <w:p>
+            <w:pPr>
+              <w:jc w:val="center"/>
+            </w:pPr>
+            <w:r>
+              <w:rPr>
+                <w:rFonts w:ascii="Arial" w:cs="Arial" w:eastAsia="Arial" w:hAnsi="Arial"/>
+                <w:color w:val="000000"/>
+                <w:sz w:val="20"/>
+                <w:szCs w:val="20"/>
+              </w:rPr>
+              <w:t xml:space="preserve">50 萬元（含工具）</w:t>
+            </w:r>
+          </w:p>
+        </w:tc>
+        <w:tc>
+          <w:tcPr>
+            <w:tcW w:type="dxa" w:w="3580"/>
+            <w:tcBorders>
+              <w:top w:val="single" w:color="CCCCCC" w:sz="1"/>
+              <w:left w:val="single" w:color="CCCCCC" w:sz="1"/>
+              <w:bottom w:val="single" w:color="CCCCCC" w:sz="1"/>
+              <w:right w:val="single" w:color="CCCCCC" w:sz="1"/>
+            </w:tcBorders>
+            <w:shd w:fill="F2F2F2" w:val="clear"/>
+            <w:tcMar>
+              <w:top w:type="dxa" w:w="80"/>
+              <w:left w:type="dxa" w:w="120"/>
+              <w:bottom w:type="dxa" w:w="80"/>
+              <w:right w:type="dxa" w:w="120"/>
+            </w:tcMar>
+            <w:vAlign w:val="center"/>
+          </w:tcPr>
+          <w:p>
+            <w:pPr>
+              <w:jc w:val="center"/>
+            </w:pPr>
+            <w:r>
+              <w:rPr>
+                <w:rFonts w:ascii="Arial" w:cs="Arial" w:eastAsia="Arial" w:hAnsi="Arial"/>
+                <w:color w:val="000000"/>
+                <w:sz w:val="20"/>
+                <w:szCs w:val="20"/>
+              </w:rPr>
+              <w:t xml:space="preserve">（另行洽談）</w:t>
+            </w:r>
+          </w:p>
+        </w:tc>
+      </w:tr>
+      <w:tr>
+        <w:tc>
+          <w:tcPr>
+            <w:tcW w:type="dxa" w:w="2200"/>
+            <w:tcBorders>
+              <w:top w:val="single" w:color="CCCCCC" w:sz="1"/>
+              <w:left w:val="single" w:color="CCCCCC" w:sz="1"/>
+              <w:bottom w:val="single" w:color="CCCCCC" w:sz="1"/>
+              <w:right w:val="single" w:color="CCCCCC" w:sz="1"/>
+            </w:tcBorders>
+            <w:shd w:fill="FFFFFF" w:val="clear"/>
+            <w:tcMar>
+              <w:top w:type="dxa" w:w="80"/>
+              <w:left w:type="dxa" w:w="120"/>
+              <w:bottom w:type="dxa" w:w="80"/>
+              <w:right w:type="dxa" w:w="120"/>
+            </w:tcMar>
+            <w:vAlign w:val="center"/>
+          </w:tcPr>
+          <w:p>
+            <w:pPr>
+              <w:jc w:val="left"/>
+            </w:pPr>
+            <w:r>
+              <w:rPr>
+                <w:rFonts w:ascii="Arial" w:cs="Arial" w:eastAsia="Arial" w:hAnsi="Arial"/>
+                <w:color w:val="000000"/>
+                <w:sz w:val="20"/>
+                <w:szCs w:val="20"/>
+              </w:rPr>
+              <w:t xml:space="preserve">2026 年排程</w:t>
+            </w:r>
+          </w:p>
+        </w:tc>
+        <w:tc>
+          <w:tcPr>
+            <w:tcW w:type="dxa" w:w="3580"/>
+            <w:tcBorders>
+              <w:top w:val="single" w:color="CCCCCC" w:sz="1"/>
+              <w:left w:val="single" w:color="CCCCCC" w:sz="1"/>
+              <w:bottom w:val="single" w:color="CCCCCC" w:sz="1"/>
+              <w:right w:val="single" w:color="CCCCCC" w:sz="1"/>
+            </w:tcBorders>
+            <w:shd w:fill="FFFFFF" w:val="clear"/>
+            <w:tcMar>
+              <w:top w:type="dxa" w:w="80"/>
+              <w:left w:type="dxa" w:w="120"/>
+              <w:bottom w:type="dxa" w:w="80"/>
+              <w:right w:type="dxa" w:w="120"/>
+            </w:tcMar>
+            <w:vAlign w:val="center"/>
+          </w:tcPr>
+          <w:p>
+            <w:pPr>
+              <w:jc w:val="center"/>
+            </w:pPr>
+            <w:r>
+              <w:rPr>
+                <w:rFonts w:ascii="Arial" w:cs="Arial" w:eastAsia="Arial" w:hAnsi="Arial"/>
+                <w:color w:val="000000"/>
+                <w:sz w:val="20"/>
+                <w:szCs w:val="20"/>
+              </w:rPr>
+              <w:t xml:space="preserve">已排至年底</w:t>
+            </w:r>
+          </w:p>
+        </w:tc>
+        <w:tc>
+          <w:tcPr>
+            <w:tcW w:type="dxa" w:w="3580"/>
+            <w:tcBorders>
+              <w:top w:val="single" w:color="CCCCCC" w:sz="1"/>
+              <w:left w:val="single" w:color="CCCCCC" w:sz="1"/>
+              <w:bottom w:val="single" w:color="CCCCCC" w:sz="1"/>
+              <w:right w:val="single" w:color="CCCCCC" w:sz="1"/>
+            </w:tcBorders>
+            <w:shd w:fill="FFFFFF" w:val="clear"/>
+            <w:tcMar>
+              <w:top w:type="dxa" w:w="80"/>
+              <w:left w:type="dxa" w:w="120"/>
+              <w:bottom w:type="dxa" w:w="80"/>
+              <w:right w:type="dxa" w:w="120"/>
+            </w:tcMar>
+            <w:vAlign w:val="center"/>
+          </w:tcPr>
+          <w:p>
+            <w:pPr>
+              <w:jc w:val="center"/>
+            </w:pPr>
+            <w:r>
+              <w:rPr>
+                <w:rFonts w:ascii="Arial" w:cs="Arial" w:eastAsia="Arial" w:hAnsi="Arial"/>
+                <w:color w:val="000000"/>
+                <w:sz w:val="20"/>
+                <w:szCs w:val="20"/>
+              </w:rPr>
+              <w:t xml:space="preserve">已排至年底</w:t>
+            </w:r>
+          </w:p>
+        </w:tc>
+      </w:tr>
+    </w:tbl>
+    <w:p>
+      <w:pPr>
+        <w:spacing w:after="0" w:before="0"/>
+      </w:pPr>
+      <w:r>
+        <w:t xml:space="preserve"/>
+      </w:r>
+    </w:p>
+    <w:p>
+      <w:pPr>
+        <w:spacing w:after="0" w:before="0"/>
+      </w:pPr>
+      <w:r>
+        <w:t xml:space="preserve"/>
+      </w:r>
+    </w:p>
+    <w:p>
+      <w:r>
+        <w:br w:type="page"/>
+      </w:r>
+    </w:p>
+    <w:p>
+      <w:pPr>
+        <w:pStyle w:val="Heading2"/>
+        <w:spacing w:after="80" w:before="200"/>
+      </w:pPr>
+      <w:r>
+        <w:rPr>
+          <w:rFonts w:ascii="Arial" w:cs="Arial" w:eastAsia="Arial" w:hAnsi="Arial"/>
+          <w:b/>
+          <w:bCs/>
+          <w:color w:val="C9A84C"/>
+          <w:sz w:val="26"/>
+          <w:szCs w:val="26"/>
+        </w:rPr>
+        <w:t xml:space="preserve">Tier 3｜Advanced Training（國際進階訓練）</w:t>
+      </w:r>
+    </w:p>
+    <w:p>
+      <w:pPr>
+        <w:spacing w:after="0" w:before="0"/>
+      </w:pPr>
+      <w:r>
+        <w:t xml:space="preserve"/>
+      </w:r>
+    </w:p>
+    <w:p>
+      <w:pPr>
+        <w:pBdr>
+          <w:left w:val="single" w:color="C9A84C" w:sz="16" w:space="4"/>
+        </w:pBdr>
+        <w:shd w:fill="FFF3CD" w:val="clear"/>
+        <w:spacing w:after="80" w:before="80"/>
+      </w:pPr>
+      <w:r>
+        <w:rPr>
+          <w:rFonts w:ascii="Arial" w:cs="Arial" w:eastAsia="Arial" w:hAnsi="Arial"/>
+          <w:b w:val="false"/>
+          <w:bCs w:val="false"/>
+          <w:color w:val="1F4E79"/>
+          <w:sz w:val="21"/>
+          <w:szCs w:val="21"/>
+        </w:rPr>
+        <w:t xml:space="preserve">  此為 SUPERIOR PDR 最高階課程，對象為已具備 PDR 實戰經驗的技師，常見學員為國際技師（如：加拿大 Michael）。課程核心是精準找出技術盲點，突破個人技術天花板。</w:t>
       </w:r>
     </w:p>
     <w:p>
@@ -2347,7 +2563,7 @@
               <w:bottom w:val="single" w:color="CCCCCC" w:sz="1"/>
               <w:right w:val="single" w:color="CCCCCC" w:sz="1"/>
             </w:tcBorders>
-            <w:shd w:fill="1F4E79" w:val="clear"/>
+            <w:shd w:fill="C9A84C" w:val="clear"/>
             <w:tcMar>
               <w:top w:type="dxa" w:w="100"/>
               <w:left w:type="dxa" w:w="120"/>
@@ -2382,7 +2598,7 @@
               <w:bottom w:val="single" w:color="CCCCCC" w:sz="1"/>
               <w:right w:val="single" w:color="CCCCCC" w:sz="1"/>
             </w:tcBorders>
-            <w:shd w:fill="1F4E79" w:val="clear"/>
+            <w:shd w:fill="C9A84C" w:val="clear"/>
             <w:tcMar>
               <w:top w:type="dxa" w:w="100"/>
               <w:left w:type="dxa" w:w="120"/>
@@ -2439,7 +2655,7 @@
                 <w:sz w:val="20"/>
                 <w:szCs w:val="20"/>
               </w:rPr>
-              <w:t xml:space="preserve">課程時長</w:t>
+              <w:t xml:space="preserve">目標學員</w:t>
             </w:r>
           </w:p>
         </w:tc>
@@ -2472,7 +2688,7 @@
                 <w:sz w:val="20"/>
                 <w:szCs w:val="20"/>
               </w:rPr>
-              <w:t xml:space="preserve">2 個月（完整個人培訓）</w:t>
+              <w:t xml:space="preserve">具備 PDR 實戰工作經驗的技師（含國際學員）</w:t>
             </w:r>
           </w:p>
         </w:tc>
@@ -2507,7 +2723,7 @@
                 <w:sz w:val="20"/>
                 <w:szCs w:val="20"/>
               </w:rPr>
-              <w:t xml:space="preserve">教學模式</w:t>
+              <w:t xml:space="preserve">入學條件</w:t>
             </w:r>
           </w:p>
         </w:tc>
@@ -2540,7 +2756,7 @@
                 <w:sz w:val="20"/>
                 <w:szCs w:val="20"/>
               </w:rPr>
-              <w:t xml:space="preserve">全程 1 對 1，針對個人弱點設計課表</w:t>
+              <w:t xml:space="preserve">已有 PDR 工作經驗，非初學者</w:t>
             </w:r>
           </w:p>
         </w:tc>
@@ -2575,7 +2791,7 @@
                 <w:sz w:val="20"/>
                 <w:szCs w:val="20"/>
               </w:rPr>
-              <w:t xml:space="preserve">主教官</w:t>
+              <w:t xml:space="preserve">課程特色</w:t>
             </w:r>
           </w:p>
         </w:tc>
@@ -2608,7 +2824,7 @@
                 <w:sz w:val="20"/>
                 <w:szCs w:val="20"/>
               </w:rPr>
-              <w:t xml:space="preserve">Jay（品牌最高技術）</w:t>
+              <w:t xml:space="preserve">針對個人技術盲點設計，非標準化課表，實戰為主</w:t>
             </w:r>
           </w:p>
         </w:tc>
@@ -2643,7 +2859,7 @@
                 <w:sz w:val="20"/>
                 <w:szCs w:val="20"/>
               </w:rPr>
-              <w:t xml:space="preserve">課程總價</w:t>
+              <w:t xml:space="preserve">常見學員</w:t>
             </w:r>
           </w:p>
         </w:tc>
@@ -2676,7 +2892,7 @@
                 <w:sz w:val="20"/>
                 <w:szCs w:val="20"/>
               </w:rPr>
-              <w:t xml:space="preserve">50 萬元</w:t>
+              <w:t xml:space="preserve">國外技師來台特訓（如 Michael / Canada）、台灣資深技師進階</w:t>
             </w:r>
           </w:p>
         </w:tc>
@@ -2711,7 +2927,7 @@
                 <w:sz w:val="20"/>
                 <w:szCs w:val="20"/>
               </w:rPr>
-              <w:t xml:space="preserve">含工具組</w:t>
+              <w:t xml:space="preserve">課程時長</w:t>
             </w:r>
           </w:p>
         </w:tc>
@@ -2744,7 +2960,7 @@
                 <w:sz w:val="20"/>
                 <w:szCs w:val="20"/>
               </w:rPr>
-              <w:t xml:space="preserve">市價 15 萬元工具組（含於課程費用）</w:t>
+              <w:t xml:space="preserve">彈性規劃（1 週至數週，依學員需求與狀況）</w:t>
             </w:r>
           </w:p>
         </w:tc>
@@ -2779,7 +2995,7 @@
                 <w:sz w:val="20"/>
                 <w:szCs w:val="20"/>
               </w:rPr>
-              <w:t xml:space="preserve">純訓練費用</w:t>
+              <w:t xml:space="preserve">師資</w:t>
             </w:r>
           </w:p>
         </w:tc>
@@ -2812,7 +3028,211 @@
                 <w:sz w:val="20"/>
                 <w:szCs w:val="20"/>
               </w:rPr>
-              <w:t xml:space="preserve">約 35 萬元（50萬 扣除工具 15萬）</w:t>
+              <w:t xml:space="preserve">Jay（目前唯一授課人）</w:t>
+            </w:r>
+          </w:p>
+        </w:tc>
+      </w:tr>
+      <w:tr>
+        <w:tc>
+          <w:tcPr>
+            <w:tcW w:type="dxa" w:w="2800"/>
+            <w:tcBorders>
+              <w:top w:val="single" w:color="CCCCCC" w:sz="1"/>
+              <w:left w:val="single" w:color="CCCCCC" w:sz="1"/>
+              <w:bottom w:val="single" w:color="CCCCCC" w:sz="1"/>
+              <w:right w:val="single" w:color="CCCCCC" w:sz="1"/>
+            </w:tcBorders>
+            <w:shd w:fill="FFFFFF" w:val="clear"/>
+            <w:tcMar>
+              <w:top w:type="dxa" w:w="80"/>
+              <w:left w:type="dxa" w:w="120"/>
+              <w:bottom w:type="dxa" w:w="80"/>
+              <w:right w:type="dxa" w:w="120"/>
+            </w:tcMar>
+            <w:vAlign w:val="center"/>
+          </w:tcPr>
+          <w:p>
+            <w:pPr>
+              <w:jc w:val="left"/>
+            </w:pPr>
+            <w:r>
+              <w:rPr>
+                <w:rFonts w:ascii="Arial" w:cs="Arial" w:eastAsia="Arial" w:hAnsi="Arial"/>
+                <w:color w:val="000000"/>
+                <w:sz w:val="20"/>
+                <w:szCs w:val="20"/>
+              </w:rPr>
+              <w:t xml:space="preserve">課程內容</w:t>
+            </w:r>
+          </w:p>
+        </w:tc>
+        <w:tc>
+          <w:tcPr>
+            <w:tcW w:type="dxa" w:w="6560"/>
+            <w:tcBorders>
+              <w:top w:val="single" w:color="CCCCCC" w:sz="1"/>
+              <w:left w:val="single" w:color="CCCCCC" w:sz="1"/>
+              <w:bottom w:val="single" w:color="CCCCCC" w:sz="1"/>
+              <w:right w:val="single" w:color="CCCCCC" w:sz="1"/>
+            </w:tcBorders>
+            <w:shd w:fill="FFFFFF" w:val="clear"/>
+            <w:tcMar>
+              <w:top w:type="dxa" w:w="80"/>
+              <w:left w:type="dxa" w:w="120"/>
+              <w:bottom w:type="dxa" w:w="80"/>
+              <w:right w:type="dxa" w:w="120"/>
+            </w:tcMar>
+            <w:vAlign w:val="center"/>
+          </w:tcPr>
+          <w:p>
+            <w:pPr>
+              <w:jc w:val="center"/>
+            </w:pPr>
+            <w:r>
+              <w:rPr>
+                <w:rFonts w:ascii="Arial" w:cs="Arial" w:eastAsia="Arial" w:hAnsi="Arial"/>
+                <w:color w:val="000000"/>
+                <w:sz w:val="20"/>
+                <w:szCs w:val="20"/>
+              </w:rPr>
+              <w:t xml:space="preserve">高難度車款實戰、稜線 / 邊緣精修、Lateral Tension、鋁合金處理、比賽級修復標準</w:t>
+            </w:r>
+          </w:p>
+        </w:tc>
+      </w:tr>
+      <w:tr>
+        <w:tc>
+          <w:tcPr>
+            <w:tcW w:type="dxa" w:w="2800"/>
+            <w:tcBorders>
+              <w:top w:val="single" w:color="CCCCCC" w:sz="1"/>
+              <w:left w:val="single" w:color="CCCCCC" w:sz="1"/>
+              <w:bottom w:val="single" w:color="CCCCCC" w:sz="1"/>
+              <w:right w:val="single" w:color="CCCCCC" w:sz="1"/>
+            </w:tcBorders>
+            <w:shd w:fill="F2F2F2" w:val="clear"/>
+            <w:tcMar>
+              <w:top w:type="dxa" w:w="80"/>
+              <w:left w:type="dxa" w:w="120"/>
+              <w:bottom w:type="dxa" w:w="80"/>
+              <w:right w:type="dxa" w:w="120"/>
+            </w:tcMar>
+            <w:vAlign w:val="center"/>
+          </w:tcPr>
+          <w:p>
+            <w:pPr>
+              <w:jc w:val="left"/>
+            </w:pPr>
+            <w:r>
+              <w:rPr>
+                <w:rFonts w:ascii="Arial" w:cs="Arial" w:eastAsia="Arial" w:hAnsi="Arial"/>
+                <w:color w:val="000000"/>
+                <w:sz w:val="20"/>
+                <w:szCs w:val="20"/>
+              </w:rPr>
+              <w:t xml:space="preserve">定價</w:t>
+            </w:r>
+          </w:p>
+        </w:tc>
+        <w:tc>
+          <w:tcPr>
+            <w:tcW w:type="dxa" w:w="6560"/>
+            <w:tcBorders>
+              <w:top w:val="single" w:color="CCCCCC" w:sz="1"/>
+              <w:left w:val="single" w:color="CCCCCC" w:sz="1"/>
+              <w:bottom w:val="single" w:color="CCCCCC" w:sz="1"/>
+              <w:right w:val="single" w:color="CCCCCC" w:sz="1"/>
+            </w:tcBorders>
+            <w:shd w:fill="F2F2F2" w:val="clear"/>
+            <w:tcMar>
+              <w:top w:type="dxa" w:w="80"/>
+              <w:left w:type="dxa" w:w="120"/>
+              <w:bottom w:type="dxa" w:w="80"/>
+              <w:right w:type="dxa" w:w="120"/>
+            </w:tcMar>
+            <w:vAlign w:val="center"/>
+          </w:tcPr>
+          <w:p>
+            <w:pPr>
+              <w:jc w:val="center"/>
+            </w:pPr>
+            <w:r>
+              <w:rPr>
+                <w:rFonts w:ascii="Arial" w:cs="Arial" w:eastAsia="Arial" w:hAnsi="Arial"/>
+                <w:color w:val="000000"/>
+                <w:sz w:val="20"/>
+                <w:szCs w:val="20"/>
+              </w:rPr>
+              <w:t xml:space="preserve">依課程週數與需求專案報價（建議每週議價）</w:t>
+            </w:r>
+          </w:p>
+        </w:tc>
+      </w:tr>
+      <w:tr>
+        <w:tc>
+          <w:tcPr>
+            <w:tcW w:type="dxa" w:w="2800"/>
+            <w:tcBorders>
+              <w:top w:val="single" w:color="CCCCCC" w:sz="1"/>
+              <w:left w:val="single" w:color="CCCCCC" w:sz="1"/>
+              <w:bottom w:val="single" w:color="CCCCCC" w:sz="1"/>
+              <w:right w:val="single" w:color="CCCCCC" w:sz="1"/>
+            </w:tcBorders>
+            <w:shd w:fill="FFFFFF" w:val="clear"/>
+            <w:tcMar>
+              <w:top w:type="dxa" w:w="80"/>
+              <w:left w:type="dxa" w:w="120"/>
+              <w:bottom w:type="dxa" w:w="80"/>
+              <w:right w:type="dxa" w:w="120"/>
+            </w:tcMar>
+            <w:vAlign w:val="center"/>
+          </w:tcPr>
+          <w:p>
+            <w:pPr>
+              <w:jc w:val="left"/>
+            </w:pPr>
+            <w:r>
+              <w:rPr>
+                <w:rFonts w:ascii="Arial" w:cs="Arial" w:eastAsia="Arial" w:hAnsi="Arial"/>
+                <w:color w:val="000000"/>
+                <w:sz w:val="20"/>
+                <w:szCs w:val="20"/>
+              </w:rPr>
+              <w:t xml:space="preserve">語言</w:t>
+            </w:r>
+          </w:p>
+        </w:tc>
+        <w:tc>
+          <w:tcPr>
+            <w:tcW w:type="dxa" w:w="6560"/>
+            <w:tcBorders>
+              <w:top w:val="single" w:color="CCCCCC" w:sz="1"/>
+              <w:left w:val="single" w:color="CCCCCC" w:sz="1"/>
+              <w:bottom w:val="single" w:color="CCCCCC" w:sz="1"/>
+              <w:right w:val="single" w:color="CCCCCC" w:sz="1"/>
+            </w:tcBorders>
+            <w:shd w:fill="FFFFFF" w:val="clear"/>
+            <w:tcMar>
+              <w:top w:type="dxa" w:w="80"/>
+              <w:left w:type="dxa" w:w="120"/>
+              <w:bottom w:type="dxa" w:w="80"/>
+              <w:right w:type="dxa" w:w="120"/>
+            </w:tcMar>
+            <w:vAlign w:val="center"/>
+          </w:tcPr>
+          <w:p>
+            <w:pPr>
+              <w:jc w:val="center"/>
+            </w:pPr>
+            <w:r>
+              <w:rPr>
+                <w:rFonts w:ascii="Arial" w:cs="Arial" w:eastAsia="Arial" w:hAnsi="Arial"/>
+                <w:color w:val="000000"/>
+                <w:sz w:val="20"/>
+                <w:szCs w:val="20"/>
+              </w:rPr>
+              <w:t xml:space="preserve">中英文均可（國際學員以英文授課）</w:t>
             </w:r>
           </w:p>
         </w:tc>
@@ -2828,19 +3248,56 @@
     </w:p>
     <w:p>
       <w:pPr>
-        <w:pStyle w:val="Heading2"/>
-        <w:spacing w:after="80" w:before="200"/>
+        <w:pBdr>
+          <w:left w:val="single" w:color="C9A84C" w:sz="16" w:space="4"/>
+        </w:pBdr>
+        <w:shd w:fill="FFF3CD" w:val="clear"/>
+        <w:spacing w:after="80" w:before="80"/>
+      </w:pPr>
+      <w:r>
+        <w:rPr>
+          <w:rFonts w:ascii="Arial" w:cs="Arial" w:eastAsia="Arial" w:hAnsi="Arial"/>
+          <w:color w:val="7B5E00"/>
+          <w:sz w:val="21"/>
+          <w:szCs w:val="21"/>
+        </w:rPr>
+        <w:t xml:space="preserve">  IG 真實案例（2026/05/26）：Michael from Canada 來台接受 Advanced PDR Training，Jay 親自帶訓。課程結束後 Jay 表示：「A truly great technician is not defined by skill alone. It's the dedication to detail, the obsession with the craft.」</w:t>
+      </w:r>
+    </w:p>
+    <w:p>
+      <w:pPr>
+        <w:spacing w:after="0" w:before="0"/>
+      </w:pPr>
+      <w:r>
+        <w:t xml:space="preserve"/>
+      </w:r>
+    </w:p>
+    <w:p>
+      <w:pPr>
+        <w:spacing w:after="0" w:before="0"/>
+      </w:pPr>
+      <w:r>
+        <w:t xml:space="preserve"/>
+      </w:r>
+    </w:p>
+    <w:p>
+      <w:pPr>
+        <w:pStyle w:val="Heading1"/>
+        <w:pBdr>
+          <w:bottom w:val="single" w:color="2E75B6" w:sz="6" w:space="4"/>
+        </w:pBdr>
+        <w:spacing w:after="120" w:before="320"/>
       </w:pPr>
       <w:r>
         <w:rPr>
           <w:rFonts w:ascii="Arial" w:cs="Arial" w:eastAsia="Arial" w:hAnsi="Arial"/>
           <w:b/>
           <w:bCs/>
-          <w:color w:val="2E75B6"/>
-          <w:sz w:val="26"/>
-          <w:szCs w:val="26"/>
+          <w:color w:val="1F4E79"/>
+          <w:sz w:val="32"/>
+          <w:szCs w:val="32"/>
         </w:rPr>
-        <w:t xml:space="preserve">3.3 1對2 訓練班（呂師傅主導）</w:t>
+        <w:t xml:space="preserve">三、教育部門成員分工</w:t>
       </w:r>
     </w:p>
     <w:p>
@@ -2864,8 +3321,10 @@
         </w:tblBorders>
       </w:tblPr>
       <w:tblGrid>
-        <w:gridCol w:w="2800"/>
-        <w:gridCol w:w="6560"/>
+        <w:gridCol w:w="1500"/>
+        <w:gridCol w:w="1900"/>
+        <w:gridCol w:w="2400"/>
+        <w:gridCol w:w="3560"/>
       </w:tblGrid>
       <w:tr>
         <w:trPr>
@@ -2873,7 +3332,7 @@
         </w:trPr>
         <w:tc>
           <w:tcPr>
-            <w:tcW w:type="dxa" w:w="2800"/>
+            <w:tcW w:type="dxa" w:w="1500"/>
             <w:tcBorders>
               <w:top w:val="single" w:color="CCCCCC" w:sz="1"/>
               <w:left w:val="single" w:color="CCCCCC" w:sz="1"/>
@@ -2902,13 +3361,13 @@
                 <w:sz w:val="20"/>
                 <w:szCs w:val="20"/>
               </w:rPr>
-              <w:t xml:space="preserve">項目</w:t>
-            </w:r>
-          </w:p>
-        </w:tc>
-        <w:tc>
-          <w:tcPr>
-            <w:tcW w:type="dxa" w:w="6560"/>
+              <w:t xml:space="preserve">成員</w:t>
+            </w:r>
+          </w:p>
+        </w:tc>
+        <w:tc>
+          <w:tcPr>
+            <w:tcW w:type="dxa" w:w="1900"/>
             <w:tcBorders>
               <w:top w:val="single" w:color="CCCCCC" w:sz="1"/>
               <w:left w:val="single" w:color="CCCCCC" w:sz="1"/>
@@ -2937,7 +3396,77 @@
                 <w:sz w:val="20"/>
                 <w:szCs w:val="20"/>
               </w:rPr>
-              <w:t xml:space="preserve">內容</w:t>
+              <w:t xml:space="preserve">職銜</w:t>
+            </w:r>
+          </w:p>
+        </w:tc>
+        <w:tc>
+          <w:tcPr>
+            <w:tcW w:type="dxa" w:w="2400"/>
+            <w:tcBorders>
+              <w:top w:val="single" w:color="CCCCCC" w:sz="1"/>
+              <w:left w:val="single" w:color="CCCCCC" w:sz="1"/>
+              <w:bottom w:val="single" w:color="CCCCCC" w:sz="1"/>
+              <w:right w:val="single" w:color="CCCCCC" w:sz="1"/>
+            </w:tcBorders>
+            <w:shd w:fill="1F4E79" w:val="clear"/>
+            <w:tcMar>
+              <w:top w:type="dxa" w:w="100"/>
+              <w:left w:type="dxa" w:w="120"/>
+              <w:bottom w:type="dxa" w:w="100"/>
+              <w:right w:type="dxa" w:w="120"/>
+            </w:tcMar>
+            <w:vAlign w:val="center"/>
+          </w:tcPr>
+          <w:p>
+            <w:pPr>
+              <w:jc w:val="center"/>
+            </w:pPr>
+            <w:r>
+              <w:rPr>
+                <w:rFonts w:ascii="Arial" w:cs="Arial" w:eastAsia="Arial" w:hAnsi="Arial"/>
+                <w:b/>
+                <w:bCs/>
+                <w:color w:val="FFFFFF"/>
+                <w:sz w:val="20"/>
+                <w:szCs w:val="20"/>
+              </w:rPr>
+              <w:t xml:space="preserve">負責課程</w:t>
+            </w:r>
+          </w:p>
+        </w:tc>
+        <w:tc>
+          <w:tcPr>
+            <w:tcW w:type="dxa" w:w="3560"/>
+            <w:tcBorders>
+              <w:top w:val="single" w:color="CCCCCC" w:sz="1"/>
+              <w:left w:val="single" w:color="CCCCCC" w:sz="1"/>
+              <w:bottom w:val="single" w:color="CCCCCC" w:sz="1"/>
+              <w:right w:val="single" w:color="CCCCCC" w:sz="1"/>
+            </w:tcBorders>
+            <w:shd w:fill="1F4E79" w:val="clear"/>
+            <w:tcMar>
+              <w:top w:type="dxa" w:w="100"/>
+              <w:left w:type="dxa" w:w="120"/>
+              <w:bottom w:type="dxa" w:w="100"/>
+              <w:right w:type="dxa" w:w="120"/>
+            </w:tcMar>
+            <w:vAlign w:val="center"/>
+          </w:tcPr>
+          <w:p>
+            <w:pPr>
+              <w:jc w:val="center"/>
+            </w:pPr>
+            <w:r>
+              <w:rPr>
+                <w:rFonts w:ascii="Arial" w:cs="Arial" w:eastAsia="Arial" w:hAnsi="Arial"/>
+                <w:b/>
+                <w:bCs/>
+                <w:color w:val="FFFFFF"/>
+                <w:sz w:val="20"/>
+                <w:szCs w:val="20"/>
+              </w:rPr>
+              <w:t xml:space="preserve">說明</w:t>
             </w:r>
           </w:p>
         </w:tc>
@@ -2945,7 +3474,7 @@
       <w:tr>
         <w:tc>
           <w:tcPr>
-            <w:tcW w:type="dxa" w:w="2800"/>
+            <w:tcW w:type="dxa" w:w="1500"/>
             <w:tcBorders>
               <w:top w:val="single" w:color="CCCCCC" w:sz="1"/>
               <w:left w:val="single" w:color="CCCCCC" w:sz="1"/>
@@ -2972,13 +3501,13 @@
                 <w:sz w:val="20"/>
                 <w:szCs w:val="20"/>
               </w:rPr>
-              <w:t xml:space="preserve">教學模式</w:t>
-            </w:r>
-          </w:p>
-        </w:tc>
-        <w:tc>
-          <w:tcPr>
-            <w:tcW w:type="dxa" w:w="6560"/>
+              <w:t xml:space="preserve">Jay（你）</w:t>
+            </w:r>
+          </w:p>
+        </w:tc>
+        <w:tc>
+          <w:tcPr>
+            <w:tcW w:type="dxa" w:w="1900"/>
             <w:tcBorders>
               <w:top w:val="single" w:color="CCCCCC" w:sz="1"/>
               <w:left w:val="single" w:color="CCCCCC" w:sz="1"/>
@@ -3005,7 +3534,74 @@
                 <w:sz w:val="20"/>
                 <w:szCs w:val="20"/>
               </w:rPr>
-              <w:t xml:space="preserve">2 名學員同步訓練，呂師傅全程帶領</w:t>
+              <w:t xml:space="preserve">品牌創辦人</w:t>
+            </w:r>
+          </w:p>
+        </w:tc>
+        <w:tc>
+          <w:tcPr>
+            <w:tcW w:type="dxa" w:w="2400"/>
+            <w:tcBorders>
+              <w:top w:val="single" w:color="CCCCCC" w:sz="1"/>
+              <w:left w:val="single" w:color="CCCCCC" w:sz="1"/>
+              <w:bottom w:val="single" w:color="CCCCCC" w:sz="1"/>
+              <w:right w:val="single" w:color="CCCCCC" w:sz="1"/>
+            </w:tcBorders>
+            <w:shd w:fill="FFFFFF" w:val="clear"/>
+            <w:tcMar>
+              <w:top w:type="dxa" w:w="80"/>
+              <w:left w:type="dxa" w:w="120"/>
+              <w:bottom w:type="dxa" w:w="80"/>
+              <w:right w:type="dxa" w:w="120"/>
+            </w:tcMar>
+            <w:vAlign w:val="center"/>
+          </w:tcPr>
+          <w:p>
+            <w:pPr>
+              <w:jc w:val="center"/>
+            </w:pPr>
+            <w:r>
+              <w:rPr>
+                <w:rFonts w:ascii="Arial" w:cs="Arial" w:eastAsia="Arial" w:hAnsi="Arial"/>
+                <w:color w:val="000000"/>
+                <w:sz w:val="20"/>
+                <w:szCs w:val="20"/>
+              </w:rPr>
+              <w:t xml:space="preserve">Tier 2 完整訓練（1對1）
+Tier 3 Advanced Training</w:t>
+            </w:r>
+          </w:p>
+        </w:tc>
+        <w:tc>
+          <w:tcPr>
+            <w:tcW w:type="dxa" w:w="3560"/>
+            <w:tcBorders>
+              <w:top w:val="single" w:color="CCCCCC" w:sz="1"/>
+              <w:left w:val="single" w:color="CCCCCC" w:sz="1"/>
+              <w:bottom w:val="single" w:color="CCCCCC" w:sz="1"/>
+              <w:right w:val="single" w:color="CCCCCC" w:sz="1"/>
+            </w:tcBorders>
+            <w:shd w:fill="FFFFFF" w:val="clear"/>
+            <w:tcMar>
+              <w:top w:type="dxa" w:w="80"/>
+              <w:left w:type="dxa" w:w="120"/>
+              <w:bottom w:type="dxa" w:w="80"/>
+              <w:right w:type="dxa" w:w="120"/>
+            </w:tcMar>
+            <w:vAlign w:val="center"/>
+          </w:tcPr>
+          <w:p>
+            <w:pPr>
+              <w:jc w:val="center"/>
+            </w:pPr>
+            <w:r>
+              <w:rPr>
+                <w:rFonts w:ascii="Arial" w:cs="Arial" w:eastAsia="Arial" w:hAnsi="Arial"/>
+                <w:color w:val="000000"/>
+                <w:sz w:val="20"/>
+                <w:szCs w:val="20"/>
+              </w:rPr>
+              <w:t xml:space="preserve">最高技術，國際賽事裁判，Advanced 唯一授課者，年底前已排滿</w:t>
             </w:r>
           </w:p>
         </w:tc>
@@ -3013,7 +3609,7 @@
       <w:tr>
         <w:tc>
           <w:tcPr>
-            <w:tcW w:type="dxa" w:w="2800"/>
+            <w:tcW w:type="dxa" w:w="1500"/>
             <w:tcBorders>
               <w:top w:val="single" w:color="CCCCCC" w:sz="1"/>
               <w:left w:val="single" w:color="CCCCCC" w:sz="1"/>
@@ -3040,13 +3636,13 @@
                 <w:sz w:val="20"/>
                 <w:szCs w:val="20"/>
               </w:rPr>
-              <w:t xml:space="preserve">目前狀態</w:t>
-            </w:r>
-          </w:p>
-        </w:tc>
-        <w:tc>
-          <w:tcPr>
-            <w:tcW w:type="dxa" w:w="6560"/>
+              <w:t xml:space="preserve">雙口呂師傅</w:t>
+            </w:r>
+          </w:p>
+        </w:tc>
+        <w:tc>
+          <w:tcPr>
+            <w:tcW w:type="dxa" w:w="1900"/>
             <w:tcBorders>
               <w:top w:val="single" w:color="CCCCCC" w:sz="1"/>
               <w:left w:val="single" w:color="CCCCCC" w:sz="1"/>
@@ -3073,7 +3669,73 @@
                 <w:sz w:val="20"/>
                 <w:szCs w:val="20"/>
               </w:rPr>
-              <w:t xml:space="preserve">已排至 2026 年底</w:t>
+              <w:t xml:space="preserve">資深師傅</w:t>
+            </w:r>
+          </w:p>
+        </w:tc>
+        <w:tc>
+          <w:tcPr>
+            <w:tcW w:type="dxa" w:w="2400"/>
+            <w:tcBorders>
+              <w:top w:val="single" w:color="CCCCCC" w:sz="1"/>
+              <w:left w:val="single" w:color="CCCCCC" w:sz="1"/>
+              <w:bottom w:val="single" w:color="CCCCCC" w:sz="1"/>
+              <w:right w:val="single" w:color="CCCCCC" w:sz="1"/>
+            </w:tcBorders>
+            <w:shd w:fill="F2F2F2" w:val="clear"/>
+            <w:tcMar>
+              <w:top w:type="dxa" w:w="80"/>
+              <w:left w:type="dxa" w:w="120"/>
+              <w:bottom w:type="dxa" w:w="80"/>
+              <w:right w:type="dxa" w:w="120"/>
+            </w:tcMar>
+            <w:vAlign w:val="center"/>
+          </w:tcPr>
+          <w:p>
+            <w:pPr>
+              <w:jc w:val="center"/>
+            </w:pPr>
+            <w:r>
+              <w:rPr>
+                <w:rFonts w:ascii="Arial" w:cs="Arial" w:eastAsia="Arial" w:hAnsi="Arial"/>
+                <w:color w:val="000000"/>
+                <w:sz w:val="20"/>
+                <w:szCs w:val="20"/>
+              </w:rPr>
+              <w:t xml:space="preserve">Tier 2 完整訓練（1對2）</w:t>
+            </w:r>
+          </w:p>
+        </w:tc>
+        <w:tc>
+          <w:tcPr>
+            <w:tcW w:type="dxa" w:w="3560"/>
+            <w:tcBorders>
+              <w:top w:val="single" w:color="CCCCCC" w:sz="1"/>
+              <w:left w:val="single" w:color="CCCCCC" w:sz="1"/>
+              <w:bottom w:val="single" w:color="CCCCCC" w:sz="1"/>
+              <w:right w:val="single" w:color="CCCCCC" w:sz="1"/>
+            </w:tcBorders>
+            <w:shd w:fill="F2F2F2" w:val="clear"/>
+            <w:tcMar>
+              <w:top w:type="dxa" w:w="80"/>
+              <w:left w:type="dxa" w:w="120"/>
+              <w:bottom w:type="dxa" w:w="80"/>
+              <w:right w:type="dxa" w:w="120"/>
+            </w:tcMar>
+            <w:vAlign w:val="center"/>
+          </w:tcPr>
+          <w:p>
+            <w:pPr>
+              <w:jc w:val="center"/>
+            </w:pPr>
+            <w:r>
+              <w:rPr>
+                <w:rFonts w:ascii="Arial" w:cs="Arial" w:eastAsia="Arial" w:hAnsi="Arial"/>
+                <w:color w:val="000000"/>
+                <w:sz w:val="20"/>
+                <w:szCs w:val="20"/>
+              </w:rPr>
+              <w:t xml:space="preserve">與 Jay 同等完整訓練，雙人班，年底前已排滿</w:t>
             </w:r>
           </w:p>
         </w:tc>
@@ -3081,7 +3743,7 @@
       <w:tr>
         <w:tc>
           <w:tcPr>
-            <w:tcW w:type="dxa" w:w="2800"/>
+            <w:tcW w:type="dxa" w:w="1500"/>
             <w:tcBorders>
               <w:top w:val="single" w:color="CCCCCC" w:sz="1"/>
               <w:left w:val="single" w:color="CCCCCC" w:sz="1"/>
@@ -3108,13 +3770,13 @@
                 <w:sz w:val="20"/>
                 <w:szCs w:val="20"/>
               </w:rPr>
-              <w:t xml:space="preserve">優勢</w:t>
-            </w:r>
-          </w:p>
-        </w:tc>
-        <w:tc>
-          <w:tcPr>
-            <w:tcW w:type="dxa" w:w="6560"/>
+              <w:t xml:space="preserve">十六</w:t>
+            </w:r>
+          </w:p>
+        </w:tc>
+        <w:tc>
+          <w:tcPr>
+            <w:tcW w:type="dxa" w:w="1900"/>
             <w:tcBorders>
               <w:top w:val="single" w:color="CCCCCC" w:sz="1"/>
               <w:left w:val="single" w:color="CCCCCC" w:sz="1"/>
@@ -3141,7 +3803,208 @@
                 <w:sz w:val="20"/>
                 <w:szCs w:val="20"/>
               </w:rPr>
-              <w:t xml:space="preserve">費用低於 1對1，技術深度高於團體班，適合搭檔學習</w:t>
+              <w:t xml:space="preserve">技師兼店長</w:t>
+            </w:r>
+          </w:p>
+        </w:tc>
+        <w:tc>
+          <w:tcPr>
+            <w:tcW w:type="dxa" w:w="2400"/>
+            <w:tcBorders>
+              <w:top w:val="single" w:color="CCCCCC" w:sz="1"/>
+              <w:left w:val="single" w:color="CCCCCC" w:sz="1"/>
+              <w:bottom w:val="single" w:color="CCCCCC" w:sz="1"/>
+              <w:right w:val="single" w:color="CCCCCC" w:sz="1"/>
+            </w:tcBorders>
+            <w:shd w:fill="FFFFFF" w:val="clear"/>
+            <w:tcMar>
+              <w:top w:type="dxa" w:w="80"/>
+              <w:left w:type="dxa" w:w="120"/>
+              <w:bottom w:type="dxa" w:w="80"/>
+              <w:right w:type="dxa" w:w="120"/>
+            </w:tcMar>
+            <w:vAlign w:val="center"/>
+          </w:tcPr>
+          <w:p>
+            <w:pPr>
+              <w:jc w:val="center"/>
+            </w:pPr>
+            <w:r>
+              <w:rPr>
+                <w:rFonts w:ascii="Arial" w:cs="Arial" w:eastAsia="Arial" w:hAnsi="Arial"/>
+                <w:color w:val="000000"/>
+                <w:sz w:val="20"/>
+                <w:szCs w:val="20"/>
+              </w:rPr>
+              <w:t xml:space="preserve">Tier 1 團體班（主教官）</w:t>
+            </w:r>
+          </w:p>
+        </w:tc>
+        <w:tc>
+          <w:tcPr>
+            <w:tcW w:type="dxa" w:w="3560"/>
+            <w:tcBorders>
+              <w:top w:val="single" w:color="CCCCCC" w:sz="1"/>
+              <w:left w:val="single" w:color="CCCCCC" w:sz="1"/>
+              <w:bottom w:val="single" w:color="CCCCCC" w:sz="1"/>
+              <w:right w:val="single" w:color="CCCCCC" w:sz="1"/>
+            </w:tcBorders>
+            <w:shd w:fill="FFFFFF" w:val="clear"/>
+            <w:tcMar>
+              <w:top w:type="dxa" w:w="80"/>
+              <w:left w:type="dxa" w:w="120"/>
+              <w:bottom w:type="dxa" w:w="80"/>
+              <w:right w:type="dxa" w:w="120"/>
+            </w:tcMar>
+            <w:vAlign w:val="center"/>
+          </w:tcPr>
+          <w:p>
+            <w:pPr>
+              <w:jc w:val="center"/>
+            </w:pPr>
+            <w:r>
+              <w:rPr>
+                <w:rFonts w:ascii="Arial" w:cs="Arial" w:eastAsia="Arial" w:hAnsi="Arial"/>
+                <w:color w:val="000000"/>
+                <w:sz w:val="20"/>
+                <w:szCs w:val="20"/>
+              </w:rPr>
+              <w:t xml:space="preserve">前板金國手，試營運主力教官</w:t>
+            </w:r>
+          </w:p>
+        </w:tc>
+      </w:tr>
+      <w:tr>
+        <w:tc>
+          <w:tcPr>
+            <w:tcW w:type="dxa" w:w="1500"/>
+            <w:tcBorders>
+              <w:top w:val="single" w:color="CCCCCC" w:sz="1"/>
+              <w:left w:val="single" w:color="CCCCCC" w:sz="1"/>
+              <w:bottom w:val="single" w:color="CCCCCC" w:sz="1"/>
+              <w:right w:val="single" w:color="CCCCCC" w:sz="1"/>
+            </w:tcBorders>
+            <w:shd w:fill="F2F2F2" w:val="clear"/>
+            <w:tcMar>
+              <w:top w:type="dxa" w:w="80"/>
+              <w:left w:type="dxa" w:w="120"/>
+              <w:bottom w:type="dxa" w:w="80"/>
+              <w:right w:type="dxa" w:w="120"/>
+            </w:tcMar>
+            <w:vAlign w:val="center"/>
+          </w:tcPr>
+          <w:p>
+            <w:pPr>
+              <w:jc w:val="left"/>
+            </w:pPr>
+            <w:r>
+              <w:rPr>
+                <w:rFonts w:ascii="Arial" w:cs="Arial" w:eastAsia="Arial" w:hAnsi="Arial"/>
+                <w:color w:val="000000"/>
+                <w:sz w:val="20"/>
+                <w:szCs w:val="20"/>
+              </w:rPr>
+              <w:t xml:space="preserve">台中店長小朱</w:t>
+            </w:r>
+          </w:p>
+        </w:tc>
+        <w:tc>
+          <w:tcPr>
+            <w:tcW w:type="dxa" w:w="1900"/>
+            <w:tcBorders>
+              <w:top w:val="single" w:color="CCCCCC" w:sz="1"/>
+              <w:left w:val="single" w:color="CCCCCC" w:sz="1"/>
+              <w:bottom w:val="single" w:color="CCCCCC" w:sz="1"/>
+              <w:right w:val="single" w:color="CCCCCC" w:sz="1"/>
+            </w:tcBorders>
+            <w:shd w:fill="F2F2F2" w:val="clear"/>
+            <w:tcMar>
+              <w:top w:type="dxa" w:w="80"/>
+              <w:left w:type="dxa" w:w="120"/>
+              <w:bottom w:type="dxa" w:w="80"/>
+              <w:right w:type="dxa" w:w="120"/>
+            </w:tcMar>
+            <w:vAlign w:val="center"/>
+          </w:tcPr>
+          <w:p>
+            <w:pPr>
+              <w:jc w:val="center"/>
+            </w:pPr>
+            <w:r>
+              <w:rPr>
+                <w:rFonts w:ascii="Arial" w:cs="Arial" w:eastAsia="Arial" w:hAnsi="Arial"/>
+                <w:color w:val="000000"/>
+                <w:sz w:val="20"/>
+                <w:szCs w:val="20"/>
+              </w:rPr>
+              <w:t xml:space="preserve">台中店長</w:t>
+            </w:r>
+          </w:p>
+        </w:tc>
+        <w:tc>
+          <w:tcPr>
+            <w:tcW w:type="dxa" w:w="2400"/>
+            <w:tcBorders>
+              <w:top w:val="single" w:color="CCCCCC" w:sz="1"/>
+              <w:left w:val="single" w:color="CCCCCC" w:sz="1"/>
+              <w:bottom w:val="single" w:color="CCCCCC" w:sz="1"/>
+              <w:right w:val="single" w:color="CCCCCC" w:sz="1"/>
+            </w:tcBorders>
+            <w:shd w:fill="F2F2F2" w:val="clear"/>
+            <w:tcMar>
+              <w:top w:type="dxa" w:w="80"/>
+              <w:left w:type="dxa" w:w="120"/>
+              <w:bottom w:type="dxa" w:w="80"/>
+              <w:right w:type="dxa" w:w="120"/>
+            </w:tcMar>
+            <w:vAlign w:val="center"/>
+          </w:tcPr>
+          <w:p>
+            <w:pPr>
+              <w:jc w:val="center"/>
+            </w:pPr>
+            <w:r>
+              <w:rPr>
+                <w:rFonts w:ascii="Arial" w:cs="Arial" w:eastAsia="Arial" w:hAnsi="Arial"/>
+                <w:color w:val="000000"/>
+                <w:sz w:val="20"/>
+                <w:szCs w:val="20"/>
+              </w:rPr>
+              <w:t xml:space="preserve">Tier 1 團體班（助教）
+台中招生窗口</w:t>
+            </w:r>
+          </w:p>
+        </w:tc>
+        <w:tc>
+          <w:tcPr>
+            <w:tcW w:type="dxa" w:w="3560"/>
+            <w:tcBorders>
+              <w:top w:val="single" w:color="CCCCCC" w:sz="1"/>
+              <w:left w:val="single" w:color="CCCCCC" w:sz="1"/>
+              <w:bottom w:val="single" w:color="CCCCCC" w:sz="1"/>
+              <w:right w:val="single" w:color="CCCCCC" w:sz="1"/>
+            </w:tcBorders>
+            <w:shd w:fill="F2F2F2" w:val="clear"/>
+            <w:tcMar>
+              <w:top w:type="dxa" w:w="80"/>
+              <w:left w:type="dxa" w:w="120"/>
+              <w:bottom w:type="dxa" w:w="80"/>
+              <w:right w:type="dxa" w:w="120"/>
+            </w:tcMar>
+            <w:vAlign w:val="center"/>
+          </w:tcPr>
+          <w:p>
+            <w:pPr>
+              <w:jc w:val="center"/>
+            </w:pPr>
+            <w:r>
+              <w:rPr>
+                <w:rFonts w:ascii="Arial" w:cs="Arial" w:eastAsia="Arial" w:hAnsi="Arial"/>
+                <w:color w:val="000000"/>
+                <w:sz w:val="20"/>
+                <w:szCs w:val="20"/>
+              </w:rPr>
+              <w:t xml:space="preserve">管理台中據點，未來主導台中場開班</w:t>
             </w:r>
           </w:p>
         </w:tc>
@@ -3161,11 +4024,6 @@
       </w:pPr>
       <w:r>
         <w:t xml:space="preserve"/>
-      </w:r>
-    </w:p>
-    <w:p>
-      <w:r>
-        <w:br w:type="page"/>
       </w:r>
     </w:p>
     <w:p>
@@ -3185,7 +4043,784 @@
           <w:sz w:val="32"/>
           <w:szCs w:val="32"/>
         </w:rPr>
-        <w:t xml:space="preserve">四、團體班升級 1對1 完整訓練方案</w:t>
+        <w:t xml:space="preserve">四、年底前排程現況（2026 Q2–Q4）</w:t>
+      </w:r>
+    </w:p>
+    <w:p>
+      <w:pPr>
+        <w:spacing w:after="0" w:before="0"/>
+      </w:pPr>
+      <w:r>
+        <w:t xml:space="preserve"/>
+      </w:r>
+    </w:p>
+    <w:tbl>
+      <w:tblPr>
+        <w:tblW w:type="dxa" w:w="9360"/>
+        <w:tblBorders>
+          <w:top w:val="single" w:color="auto" w:sz="4"/>
+          <w:left w:val="single" w:color="auto" w:sz="4"/>
+          <w:bottom w:val="single" w:color="auto" w:sz="4"/>
+          <w:right w:val="single" w:color="auto" w:sz="4"/>
+          <w:insideH w:val="single" w:color="auto" w:sz="4"/>
+          <w:insideV w:val="single" w:color="auto" w:sz="4"/>
+        </w:tblBorders>
+      </w:tblPr>
+      <w:tblGrid>
+        <w:gridCol w:w="1500"/>
+        <w:gridCol w:w="2500"/>
+        <w:gridCol w:w="2200"/>
+        <w:gridCol w:w="3160"/>
+      </w:tblGrid>
+      <w:tr>
+        <w:trPr>
+          <w:tblHeader/>
+        </w:trPr>
+        <w:tc>
+          <w:tcPr>
+            <w:tcW w:type="dxa" w:w="1500"/>
+            <w:tcBorders>
+              <w:top w:val="single" w:color="CCCCCC" w:sz="1"/>
+              <w:left w:val="single" w:color="CCCCCC" w:sz="1"/>
+              <w:bottom w:val="single" w:color="CCCCCC" w:sz="1"/>
+              <w:right w:val="single" w:color="CCCCCC" w:sz="1"/>
+            </w:tcBorders>
+            <w:shd w:fill="1F4E79" w:val="clear"/>
+            <w:tcMar>
+              <w:top w:type="dxa" w:w="100"/>
+              <w:left w:type="dxa" w:w="120"/>
+              <w:bottom w:type="dxa" w:w="100"/>
+              <w:right w:type="dxa" w:w="120"/>
+            </w:tcMar>
+            <w:vAlign w:val="center"/>
+          </w:tcPr>
+          <w:p>
+            <w:pPr>
+              <w:jc w:val="center"/>
+            </w:pPr>
+            <w:r>
+              <w:rPr>
+                <w:rFonts w:ascii="Arial" w:cs="Arial" w:eastAsia="Arial" w:hAnsi="Arial"/>
+                <w:b/>
+                <w:bCs/>
+                <w:color w:val="FFFFFF"/>
+                <w:sz w:val="20"/>
+                <w:szCs w:val="20"/>
+              </w:rPr>
+              <w:t xml:space="preserve">成員</w:t>
+            </w:r>
+          </w:p>
+        </w:tc>
+        <w:tc>
+          <w:tcPr>
+            <w:tcW w:type="dxa" w:w="2500"/>
+            <w:tcBorders>
+              <w:top w:val="single" w:color="CCCCCC" w:sz="1"/>
+              <w:left w:val="single" w:color="CCCCCC" w:sz="1"/>
+              <w:bottom w:val="single" w:color="CCCCCC" w:sz="1"/>
+              <w:right w:val="single" w:color="CCCCCC" w:sz="1"/>
+            </w:tcBorders>
+            <w:shd w:fill="1F4E79" w:val="clear"/>
+            <w:tcMar>
+              <w:top w:type="dxa" w:w="100"/>
+              <w:left w:type="dxa" w:w="120"/>
+              <w:bottom w:type="dxa" w:w="100"/>
+              <w:right w:type="dxa" w:w="120"/>
+            </w:tcMar>
+            <w:vAlign w:val="center"/>
+          </w:tcPr>
+          <w:p>
+            <w:pPr>
+              <w:jc w:val="center"/>
+            </w:pPr>
+            <w:r>
+              <w:rPr>
+                <w:rFonts w:ascii="Arial" w:cs="Arial" w:eastAsia="Arial" w:hAnsi="Arial"/>
+                <w:b/>
+                <w:bCs/>
+                <w:color w:val="FFFFFF"/>
+                <w:sz w:val="20"/>
+                <w:szCs w:val="20"/>
+              </w:rPr>
+              <w:t xml:space="preserve">課程</w:t>
+            </w:r>
+          </w:p>
+        </w:tc>
+        <w:tc>
+          <w:tcPr>
+            <w:tcW w:type="dxa" w:w="2200"/>
+            <w:tcBorders>
+              <w:top w:val="single" w:color="CCCCCC" w:sz="1"/>
+              <w:left w:val="single" w:color="CCCCCC" w:sz="1"/>
+              <w:bottom w:val="single" w:color="CCCCCC" w:sz="1"/>
+              <w:right w:val="single" w:color="CCCCCC" w:sz="1"/>
+            </w:tcBorders>
+            <w:shd w:fill="1F4E79" w:val="clear"/>
+            <w:tcMar>
+              <w:top w:type="dxa" w:w="100"/>
+              <w:left w:type="dxa" w:w="120"/>
+              <w:bottom w:type="dxa" w:w="100"/>
+              <w:right w:type="dxa" w:w="120"/>
+            </w:tcMar>
+            <w:vAlign w:val="center"/>
+          </w:tcPr>
+          <w:p>
+            <w:pPr>
+              <w:jc w:val="center"/>
+            </w:pPr>
+            <w:r>
+              <w:rPr>
+                <w:rFonts w:ascii="Arial" w:cs="Arial" w:eastAsia="Arial" w:hAnsi="Arial"/>
+                <w:b/>
+                <w:bCs/>
+                <w:color w:val="FFFFFF"/>
+                <w:sz w:val="20"/>
+                <w:szCs w:val="20"/>
+              </w:rPr>
+              <w:t xml:space="preserve">狀態</w:t>
+            </w:r>
+          </w:p>
+        </w:tc>
+        <w:tc>
+          <w:tcPr>
+            <w:tcW w:type="dxa" w:w="3160"/>
+            <w:tcBorders>
+              <w:top w:val="single" w:color="CCCCCC" w:sz="1"/>
+              <w:left w:val="single" w:color="CCCCCC" w:sz="1"/>
+              <w:bottom w:val="single" w:color="CCCCCC" w:sz="1"/>
+              <w:right w:val="single" w:color="CCCCCC" w:sz="1"/>
+            </w:tcBorders>
+            <w:shd w:fill="1F4E79" w:val="clear"/>
+            <w:tcMar>
+              <w:top w:type="dxa" w:w="100"/>
+              <w:left w:type="dxa" w:w="120"/>
+              <w:bottom w:type="dxa" w:w="100"/>
+              <w:right w:type="dxa" w:w="120"/>
+            </w:tcMar>
+            <w:vAlign w:val="center"/>
+          </w:tcPr>
+          <w:p>
+            <w:pPr>
+              <w:jc w:val="center"/>
+            </w:pPr>
+            <w:r>
+              <w:rPr>
+                <w:rFonts w:ascii="Arial" w:cs="Arial" w:eastAsia="Arial" w:hAnsi="Arial"/>
+                <w:b/>
+                <w:bCs/>
+                <w:color w:val="FFFFFF"/>
+                <w:sz w:val="20"/>
+                <w:szCs w:val="20"/>
+              </w:rPr>
+              <w:t xml:space="preserve">備註</w:t>
+            </w:r>
+          </w:p>
+        </w:tc>
+      </w:tr>
+      <w:tr>
+        <w:tc>
+          <w:tcPr>
+            <w:tcW w:type="dxa" w:w="1500"/>
+            <w:tcBorders>
+              <w:top w:val="single" w:color="CCCCCC" w:sz="1"/>
+              <w:left w:val="single" w:color="CCCCCC" w:sz="1"/>
+              <w:bottom w:val="single" w:color="CCCCCC" w:sz="1"/>
+              <w:right w:val="single" w:color="CCCCCC" w:sz="1"/>
+            </w:tcBorders>
+            <w:shd w:fill="FFFFFF" w:val="clear"/>
+            <w:tcMar>
+              <w:top w:type="dxa" w:w="80"/>
+              <w:left w:type="dxa" w:w="120"/>
+              <w:bottom w:type="dxa" w:w="80"/>
+              <w:right w:type="dxa" w:w="120"/>
+            </w:tcMar>
+            <w:vAlign w:val="center"/>
+          </w:tcPr>
+          <w:p>
+            <w:pPr>
+              <w:jc w:val="left"/>
+            </w:pPr>
+            <w:r>
+              <w:rPr>
+                <w:rFonts w:ascii="Arial" w:cs="Arial" w:eastAsia="Arial" w:hAnsi="Arial"/>
+                <w:color w:val="000000"/>
+                <w:sz w:val="20"/>
+                <w:szCs w:val="20"/>
+              </w:rPr>
+              <w:t xml:space="preserve">Jay</w:t>
+            </w:r>
+          </w:p>
+        </w:tc>
+        <w:tc>
+          <w:tcPr>
+            <w:tcW w:type="dxa" w:w="2500"/>
+            <w:tcBorders>
+              <w:top w:val="single" w:color="CCCCCC" w:sz="1"/>
+              <w:left w:val="single" w:color="CCCCCC" w:sz="1"/>
+              <w:bottom w:val="single" w:color="CCCCCC" w:sz="1"/>
+              <w:right w:val="single" w:color="CCCCCC" w:sz="1"/>
+            </w:tcBorders>
+            <w:shd w:fill="FFFFFF" w:val="clear"/>
+            <w:tcMar>
+              <w:top w:type="dxa" w:w="80"/>
+              <w:left w:type="dxa" w:w="120"/>
+              <w:bottom w:type="dxa" w:w="80"/>
+              <w:right w:type="dxa" w:w="120"/>
+            </w:tcMar>
+            <w:vAlign w:val="center"/>
+          </w:tcPr>
+          <w:p>
+            <w:pPr>
+              <w:jc w:val="center"/>
+            </w:pPr>
+            <w:r>
+              <w:rPr>
+                <w:rFonts w:ascii="Arial" w:cs="Arial" w:eastAsia="Arial" w:hAnsi="Arial"/>
+                <w:color w:val="000000"/>
+                <w:sz w:val="20"/>
+                <w:szCs w:val="20"/>
+              </w:rPr>
+              <w:t xml:space="preserve">Tier 2（1對1）+ Tier 3（Advanced）</w:t>
+            </w:r>
+          </w:p>
+        </w:tc>
+        <w:tc>
+          <w:tcPr>
+            <w:tcW w:type="dxa" w:w="2200"/>
+            <w:tcBorders>
+              <w:top w:val="single" w:color="CCCCCC" w:sz="1"/>
+              <w:left w:val="single" w:color="CCCCCC" w:sz="1"/>
+              <w:bottom w:val="single" w:color="CCCCCC" w:sz="1"/>
+              <w:right w:val="single" w:color="CCCCCC" w:sz="1"/>
+            </w:tcBorders>
+            <w:shd w:fill="FFFFFF" w:val="clear"/>
+            <w:tcMar>
+              <w:top w:type="dxa" w:w="80"/>
+              <w:left w:type="dxa" w:w="120"/>
+              <w:bottom w:type="dxa" w:w="80"/>
+              <w:right w:type="dxa" w:w="120"/>
+            </w:tcMar>
+            <w:vAlign w:val="center"/>
+          </w:tcPr>
+          <w:p>
+            <w:pPr>
+              <w:jc w:val="center"/>
+            </w:pPr>
+            <w:r>
+              <w:rPr>
+                <w:rFonts w:ascii="Arial" w:cs="Arial" w:eastAsia="Arial" w:hAnsi="Arial"/>
+                <w:color w:val="000000"/>
+                <w:sz w:val="20"/>
+                <w:szCs w:val="20"/>
+              </w:rPr>
+              <w:t xml:space="preserve">已排至年底</w:t>
+            </w:r>
+          </w:p>
+        </w:tc>
+        <w:tc>
+          <w:tcPr>
+            <w:tcW w:type="dxa" w:w="3160"/>
+            <w:tcBorders>
+              <w:top w:val="single" w:color="CCCCCC" w:sz="1"/>
+              <w:left w:val="single" w:color="CCCCCC" w:sz="1"/>
+              <w:bottom w:val="single" w:color="CCCCCC" w:sz="1"/>
+              <w:right w:val="single" w:color="CCCCCC" w:sz="1"/>
+            </w:tcBorders>
+            <w:shd w:fill="FFFFFF" w:val="clear"/>
+            <w:tcMar>
+              <w:top w:type="dxa" w:w="80"/>
+              <w:left w:type="dxa" w:w="120"/>
+              <w:bottom w:type="dxa" w:w="80"/>
+              <w:right w:type="dxa" w:w="120"/>
+            </w:tcMar>
+            <w:vAlign w:val="center"/>
+          </w:tcPr>
+          <w:p>
+            <w:pPr>
+              <w:jc w:val="center"/>
+            </w:pPr>
+            <w:r>
+              <w:rPr>
+                <w:rFonts w:ascii="Arial" w:cs="Arial" w:eastAsia="Arial" w:hAnsi="Arial"/>
+                <w:color w:val="000000"/>
+                <w:sz w:val="20"/>
+                <w:szCs w:val="20"/>
+              </w:rPr>
+              <w:t xml:space="preserve">兩種課型都在進行</w:t>
+            </w:r>
+          </w:p>
+        </w:tc>
+      </w:tr>
+      <w:tr>
+        <w:tc>
+          <w:tcPr>
+            <w:tcW w:type="dxa" w:w="1500"/>
+            <w:tcBorders>
+              <w:top w:val="single" w:color="CCCCCC" w:sz="1"/>
+              <w:left w:val="single" w:color="CCCCCC" w:sz="1"/>
+              <w:bottom w:val="single" w:color="CCCCCC" w:sz="1"/>
+              <w:right w:val="single" w:color="CCCCCC" w:sz="1"/>
+            </w:tcBorders>
+            <w:shd w:fill="F2F2F2" w:val="clear"/>
+            <w:tcMar>
+              <w:top w:type="dxa" w:w="80"/>
+              <w:left w:type="dxa" w:w="120"/>
+              <w:bottom w:type="dxa" w:w="80"/>
+              <w:right w:type="dxa" w:w="120"/>
+            </w:tcMar>
+            <w:vAlign w:val="center"/>
+          </w:tcPr>
+          <w:p>
+            <w:pPr>
+              <w:jc w:val="left"/>
+            </w:pPr>
+            <w:r>
+              <w:rPr>
+                <w:rFonts w:ascii="Arial" w:cs="Arial" w:eastAsia="Arial" w:hAnsi="Arial"/>
+                <w:color w:val="000000"/>
+                <w:sz w:val="20"/>
+                <w:szCs w:val="20"/>
+              </w:rPr>
+              <w:t xml:space="preserve">呂師傅</w:t>
+            </w:r>
+          </w:p>
+        </w:tc>
+        <w:tc>
+          <w:tcPr>
+            <w:tcW w:type="dxa" w:w="2500"/>
+            <w:tcBorders>
+              <w:top w:val="single" w:color="CCCCCC" w:sz="1"/>
+              <w:left w:val="single" w:color="CCCCCC" w:sz="1"/>
+              <w:bottom w:val="single" w:color="CCCCCC" w:sz="1"/>
+              <w:right w:val="single" w:color="CCCCCC" w:sz="1"/>
+            </w:tcBorders>
+            <w:shd w:fill="F2F2F2" w:val="clear"/>
+            <w:tcMar>
+              <w:top w:type="dxa" w:w="80"/>
+              <w:left w:type="dxa" w:w="120"/>
+              <w:bottom w:type="dxa" w:w="80"/>
+              <w:right w:type="dxa" w:w="120"/>
+            </w:tcMar>
+            <w:vAlign w:val="center"/>
+          </w:tcPr>
+          <w:p>
+            <w:pPr>
+              <w:jc w:val="center"/>
+            </w:pPr>
+            <w:r>
+              <w:rPr>
+                <w:rFonts w:ascii="Arial" w:cs="Arial" w:eastAsia="Arial" w:hAnsi="Arial"/>
+                <w:color w:val="000000"/>
+                <w:sz w:val="20"/>
+                <w:szCs w:val="20"/>
+              </w:rPr>
+              <w:t xml:space="preserve">Tier 2（1對2）</w:t>
+            </w:r>
+          </w:p>
+        </w:tc>
+        <w:tc>
+          <w:tcPr>
+            <w:tcW w:type="dxa" w:w="2200"/>
+            <w:tcBorders>
+              <w:top w:val="single" w:color="CCCCCC" w:sz="1"/>
+              <w:left w:val="single" w:color="CCCCCC" w:sz="1"/>
+              <w:bottom w:val="single" w:color="CCCCCC" w:sz="1"/>
+              <w:right w:val="single" w:color="CCCCCC" w:sz="1"/>
+            </w:tcBorders>
+            <w:shd w:fill="F2F2F2" w:val="clear"/>
+            <w:tcMar>
+              <w:top w:type="dxa" w:w="80"/>
+              <w:left w:type="dxa" w:w="120"/>
+              <w:bottom w:type="dxa" w:w="80"/>
+              <w:right w:type="dxa" w:w="120"/>
+            </w:tcMar>
+            <w:vAlign w:val="center"/>
+          </w:tcPr>
+          <w:p>
+            <w:pPr>
+              <w:jc w:val="center"/>
+            </w:pPr>
+            <w:r>
+              <w:rPr>
+                <w:rFonts w:ascii="Arial" w:cs="Arial" w:eastAsia="Arial" w:hAnsi="Arial"/>
+                <w:color w:val="000000"/>
+                <w:sz w:val="20"/>
+                <w:szCs w:val="20"/>
+              </w:rPr>
+              <w:t xml:space="preserve">已排至年底</w:t>
+            </w:r>
+          </w:p>
+        </w:tc>
+        <w:tc>
+          <w:tcPr>
+            <w:tcW w:type="dxa" w:w="3160"/>
+            <w:tcBorders>
+              <w:top w:val="single" w:color="CCCCCC" w:sz="1"/>
+              <w:left w:val="single" w:color="CCCCCC" w:sz="1"/>
+              <w:bottom w:val="single" w:color="CCCCCC" w:sz="1"/>
+              <w:right w:val="single" w:color="CCCCCC" w:sz="1"/>
+            </w:tcBorders>
+            <w:shd w:fill="F2F2F2" w:val="clear"/>
+            <w:tcMar>
+              <w:top w:type="dxa" w:w="80"/>
+              <w:left w:type="dxa" w:w="120"/>
+              <w:bottom w:type="dxa" w:w="80"/>
+              <w:right w:type="dxa" w:w="120"/>
+            </w:tcMar>
+            <w:vAlign w:val="center"/>
+          </w:tcPr>
+          <w:p>
+            <w:pPr>
+              <w:jc w:val="center"/>
+            </w:pPr>
+            <w:r>
+              <w:rPr>
+                <w:rFonts w:ascii="Arial" w:cs="Arial" w:eastAsia="Arial" w:hAnsi="Arial"/>
+                <w:color w:val="000000"/>
+                <w:sz w:val="20"/>
+                <w:szCs w:val="20"/>
+              </w:rPr>
+              <w:t xml:space="preserve"/>
+            </w:r>
+          </w:p>
+        </w:tc>
+      </w:tr>
+      <w:tr>
+        <w:tc>
+          <w:tcPr>
+            <w:tcW w:type="dxa" w:w="1500"/>
+            <w:tcBorders>
+              <w:top w:val="single" w:color="CCCCCC" w:sz="1"/>
+              <w:left w:val="single" w:color="CCCCCC" w:sz="1"/>
+              <w:bottom w:val="single" w:color="CCCCCC" w:sz="1"/>
+              <w:right w:val="single" w:color="CCCCCC" w:sz="1"/>
+            </w:tcBorders>
+            <w:shd w:fill="FFFFFF" w:val="clear"/>
+            <w:tcMar>
+              <w:top w:type="dxa" w:w="80"/>
+              <w:left w:type="dxa" w:w="120"/>
+              <w:bottom w:type="dxa" w:w="80"/>
+              <w:right w:type="dxa" w:w="120"/>
+            </w:tcMar>
+            <w:vAlign w:val="center"/>
+          </w:tcPr>
+          <w:p>
+            <w:pPr>
+              <w:jc w:val="left"/>
+            </w:pPr>
+            <w:r>
+              <w:rPr>
+                <w:rFonts w:ascii="Arial" w:cs="Arial" w:eastAsia="Arial" w:hAnsi="Arial"/>
+                <w:color w:val="000000"/>
+                <w:sz w:val="20"/>
+                <w:szCs w:val="20"/>
+              </w:rPr>
+              <w:t xml:space="preserve">十六</w:t>
+            </w:r>
+          </w:p>
+        </w:tc>
+        <w:tc>
+          <w:tcPr>
+            <w:tcW w:type="dxa" w:w="2500"/>
+            <w:tcBorders>
+              <w:top w:val="single" w:color="CCCCCC" w:sz="1"/>
+              <w:left w:val="single" w:color="CCCCCC" w:sz="1"/>
+              <w:bottom w:val="single" w:color="CCCCCC" w:sz="1"/>
+              <w:right w:val="single" w:color="CCCCCC" w:sz="1"/>
+            </w:tcBorders>
+            <w:shd w:fill="FFFFFF" w:val="clear"/>
+            <w:tcMar>
+              <w:top w:type="dxa" w:w="80"/>
+              <w:left w:type="dxa" w:w="120"/>
+              <w:bottom w:type="dxa" w:w="80"/>
+              <w:right w:type="dxa" w:w="120"/>
+            </w:tcMar>
+            <w:vAlign w:val="center"/>
+          </w:tcPr>
+          <w:p>
+            <w:pPr>
+              <w:jc w:val="center"/>
+            </w:pPr>
+            <w:r>
+              <w:rPr>
+                <w:rFonts w:ascii="Arial" w:cs="Arial" w:eastAsia="Arial" w:hAnsi="Arial"/>
+                <w:color w:val="000000"/>
+                <w:sz w:val="20"/>
+                <w:szCs w:val="20"/>
+              </w:rPr>
+              <w:t xml:space="preserve">Tier 1 團體班主教官</w:t>
+            </w:r>
+          </w:p>
+        </w:tc>
+        <w:tc>
+          <w:tcPr>
+            <w:tcW w:type="dxa" w:w="2200"/>
+            <w:tcBorders>
+              <w:top w:val="single" w:color="CCCCCC" w:sz="1"/>
+              <w:left w:val="single" w:color="CCCCCC" w:sz="1"/>
+              <w:bottom w:val="single" w:color="CCCCCC" w:sz="1"/>
+              <w:right w:val="single" w:color="CCCCCC" w:sz="1"/>
+            </w:tcBorders>
+            <w:shd w:fill="FFFFFF" w:val="clear"/>
+            <w:tcMar>
+              <w:top w:type="dxa" w:w="80"/>
+              <w:left w:type="dxa" w:w="120"/>
+              <w:bottom w:type="dxa" w:w="80"/>
+              <w:right w:type="dxa" w:w="120"/>
+            </w:tcMar>
+            <w:vAlign w:val="center"/>
+          </w:tcPr>
+          <w:p>
+            <w:pPr>
+              <w:jc w:val="center"/>
+            </w:pPr>
+            <w:r>
+              <w:rPr>
+                <w:rFonts w:ascii="Arial" w:cs="Arial" w:eastAsia="Arial" w:hAnsi="Arial"/>
+                <w:color w:val="000000"/>
+                <w:sz w:val="20"/>
+                <w:szCs w:val="20"/>
+              </w:rPr>
+              <w:t xml:space="preserve">試營運期間（6 個月）</w:t>
+            </w:r>
+          </w:p>
+        </w:tc>
+        <w:tc>
+          <w:tcPr>
+            <w:tcW w:type="dxa" w:w="3160"/>
+            <w:tcBorders>
+              <w:top w:val="single" w:color="CCCCCC" w:sz="1"/>
+              <w:left w:val="single" w:color="CCCCCC" w:sz="1"/>
+              <w:bottom w:val="single" w:color="CCCCCC" w:sz="1"/>
+              <w:right w:val="single" w:color="CCCCCC" w:sz="1"/>
+            </w:tcBorders>
+            <w:shd w:fill="FFFFFF" w:val="clear"/>
+            <w:tcMar>
+              <w:top w:type="dxa" w:w="80"/>
+              <w:left w:type="dxa" w:w="120"/>
+              <w:bottom w:type="dxa" w:w="80"/>
+              <w:right w:type="dxa" w:w="120"/>
+            </w:tcMar>
+            <w:vAlign w:val="center"/>
+          </w:tcPr>
+          <w:p>
+            <w:pPr>
+              <w:jc w:val="center"/>
+            </w:pPr>
+            <w:r>
+              <w:rPr>
+                <w:rFonts w:ascii="Arial" w:cs="Arial" w:eastAsia="Arial" w:hAnsi="Arial"/>
+                <w:color w:val="000000"/>
+                <w:sz w:val="20"/>
+                <w:szCs w:val="20"/>
+              </w:rPr>
+              <w:t xml:space="preserve">主力擔當</w:t>
+            </w:r>
+          </w:p>
+        </w:tc>
+      </w:tr>
+      <w:tr>
+        <w:tc>
+          <w:tcPr>
+            <w:tcW w:type="dxa" w:w="1500"/>
+            <w:tcBorders>
+              <w:top w:val="single" w:color="CCCCCC" w:sz="1"/>
+              <w:left w:val="single" w:color="CCCCCC" w:sz="1"/>
+              <w:bottom w:val="single" w:color="CCCCCC" w:sz="1"/>
+              <w:right w:val="single" w:color="CCCCCC" w:sz="1"/>
+            </w:tcBorders>
+            <w:shd w:fill="F2F2F2" w:val="clear"/>
+            <w:tcMar>
+              <w:top w:type="dxa" w:w="80"/>
+              <w:left w:type="dxa" w:w="120"/>
+              <w:bottom w:type="dxa" w:w="80"/>
+              <w:right w:type="dxa" w:w="120"/>
+            </w:tcMar>
+            <w:vAlign w:val="center"/>
+          </w:tcPr>
+          <w:p>
+            <w:pPr>
+              <w:jc w:val="left"/>
+            </w:pPr>
+            <w:r>
+              <w:rPr>
+                <w:rFonts w:ascii="Arial" w:cs="Arial" w:eastAsia="Arial" w:hAnsi="Arial"/>
+                <w:color w:val="000000"/>
+                <w:sz w:val="20"/>
+                <w:szCs w:val="20"/>
+              </w:rPr>
+              <w:t xml:space="preserve">小朱</w:t>
+            </w:r>
+          </w:p>
+        </w:tc>
+        <w:tc>
+          <w:tcPr>
+            <w:tcW w:type="dxa" w:w="2500"/>
+            <w:tcBorders>
+              <w:top w:val="single" w:color="CCCCCC" w:sz="1"/>
+              <w:left w:val="single" w:color="CCCCCC" w:sz="1"/>
+              <w:bottom w:val="single" w:color="CCCCCC" w:sz="1"/>
+              <w:right w:val="single" w:color="CCCCCC" w:sz="1"/>
+            </w:tcBorders>
+            <w:shd w:fill="F2F2F2" w:val="clear"/>
+            <w:tcMar>
+              <w:top w:type="dxa" w:w="80"/>
+              <w:left w:type="dxa" w:w="120"/>
+              <w:bottom w:type="dxa" w:w="80"/>
+              <w:right w:type="dxa" w:w="120"/>
+            </w:tcMar>
+            <w:vAlign w:val="center"/>
+          </w:tcPr>
+          <w:p>
+            <w:pPr>
+              <w:jc w:val="center"/>
+            </w:pPr>
+            <w:r>
+              <w:rPr>
+                <w:rFonts w:ascii="Arial" w:cs="Arial" w:eastAsia="Arial" w:hAnsi="Arial"/>
+                <w:color w:val="000000"/>
+                <w:sz w:val="20"/>
+                <w:szCs w:val="20"/>
+              </w:rPr>
+              <w:t xml:space="preserve">助教 + 台中招生</w:t>
+            </w:r>
+          </w:p>
+        </w:tc>
+        <w:tc>
+          <w:tcPr>
+            <w:tcW w:type="dxa" w:w="2200"/>
+            <w:tcBorders>
+              <w:top w:val="single" w:color="CCCCCC" w:sz="1"/>
+              <w:left w:val="single" w:color="CCCCCC" w:sz="1"/>
+              <w:bottom w:val="single" w:color="CCCCCC" w:sz="1"/>
+              <w:right w:val="single" w:color="CCCCCC" w:sz="1"/>
+            </w:tcBorders>
+            <w:shd w:fill="F2F2F2" w:val="clear"/>
+            <w:tcMar>
+              <w:top w:type="dxa" w:w="80"/>
+              <w:left w:type="dxa" w:w="120"/>
+              <w:bottom w:type="dxa" w:w="80"/>
+              <w:right w:type="dxa" w:w="120"/>
+            </w:tcMar>
+            <w:vAlign w:val="center"/>
+          </w:tcPr>
+          <w:p>
+            <w:pPr>
+              <w:jc w:val="center"/>
+            </w:pPr>
+            <w:r>
+              <w:rPr>
+                <w:rFonts w:ascii="Arial" w:cs="Arial" w:eastAsia="Arial" w:hAnsi="Arial"/>
+                <w:color w:val="000000"/>
+                <w:sz w:val="20"/>
+                <w:szCs w:val="20"/>
+              </w:rPr>
+              <w:t xml:space="preserve">試營運期間</w:t>
+            </w:r>
+          </w:p>
+        </w:tc>
+        <w:tc>
+          <w:tcPr>
+            <w:tcW w:type="dxa" w:w="3160"/>
+            <w:tcBorders>
+              <w:top w:val="single" w:color="CCCCCC" w:sz="1"/>
+              <w:left w:val="single" w:color="CCCCCC" w:sz="1"/>
+              <w:bottom w:val="single" w:color="CCCCCC" w:sz="1"/>
+              <w:right w:val="single" w:color="CCCCCC" w:sz="1"/>
+            </w:tcBorders>
+            <w:shd w:fill="F2F2F2" w:val="clear"/>
+            <w:tcMar>
+              <w:top w:type="dxa" w:w="80"/>
+              <w:left w:type="dxa" w:w="120"/>
+              <w:bottom w:type="dxa" w:w="80"/>
+              <w:right w:type="dxa" w:w="120"/>
+            </w:tcMar>
+            <w:vAlign w:val="center"/>
+          </w:tcPr>
+          <w:p>
+            <w:pPr>
+              <w:jc w:val="center"/>
+            </w:pPr>
+            <w:r>
+              <w:rPr>
+                <w:rFonts w:ascii="Arial" w:cs="Arial" w:eastAsia="Arial" w:hAnsi="Arial"/>
+                <w:color w:val="000000"/>
+                <w:sz w:val="20"/>
+                <w:szCs w:val="20"/>
+              </w:rPr>
+              <w:t xml:space="preserve">台中場次未來主導</w:t>
+            </w:r>
+          </w:p>
+        </w:tc>
+      </w:tr>
+    </w:tbl>
+    <w:p>
+      <w:pPr>
+        <w:spacing w:after="0" w:before="0"/>
+      </w:pPr>
+      <w:r>
+        <w:t xml:space="preserve"/>
+      </w:r>
+    </w:p>
+    <w:p>
+      <w:pPr>
+        <w:pBdr>
+          <w:left w:val="single" w:color="2E75B6" w:sz="16" w:space="4"/>
+        </w:pBdr>
+        <w:shd w:fill="D5E8F0" w:val="clear"/>
+        <w:spacing w:after="80" w:before="80"/>
+      </w:pPr>
+      <w:r>
+        <w:rPr>
+          <w:rFonts w:ascii="Arial" w:cs="Arial" w:eastAsia="Arial" w:hAnsi="Arial"/>
+          <w:b w:val="false"/>
+          <w:bCs w:val="false"/>
+          <w:color w:val="1F4E79"/>
+          <w:sz w:val="21"/>
+          <w:szCs w:val="21"/>
+        </w:rPr>
+        <w:t xml:space="preserve">  重要：Jay 與呂師傅年底前無暇加入團體班。試營運 Tier 1 由十六 + 小朱執行。建議 Jay 出席 Day 1 開訓與 Day 8 結業，作為品牌背書。</w:t>
+      </w:r>
+    </w:p>
+    <w:p>
+      <w:pPr>
+        <w:spacing w:after="0" w:before="0"/>
+      </w:pPr>
+      <w:r>
+        <w:t xml:space="preserve"/>
+      </w:r>
+    </w:p>
+    <w:p>
+      <w:pPr>
+        <w:spacing w:after="0" w:before="0"/>
+      </w:pPr>
+      <w:r>
+        <w:t xml:space="preserve"/>
+      </w:r>
+    </w:p>
+    <w:p>
+      <w:r>
+        <w:br w:type="page"/>
+      </w:r>
+    </w:p>
+    <w:p>
+      <w:pPr>
+        <w:pStyle w:val="Heading1"/>
+        <w:pBdr>
+          <w:bottom w:val="single" w:color="2E75B6" w:sz="6" w:space="4"/>
+        </w:pBdr>
+        <w:spacing w:after="120" w:before="320"/>
+      </w:pPr>
+      <w:r>
+        <w:rPr>
+          <w:rFonts w:ascii="Arial" w:cs="Arial" w:eastAsia="Arial" w:hAnsi="Arial"/>
+          <w:b/>
+          <w:bCs/>
+          <w:color w:val="1F4E79"/>
+          <w:sz w:val="32"/>
+          <w:szCs w:val="32"/>
+        </w:rPr>
+        <w:t xml:space="preserve">五、Tier 1 升級至 Tier 2 完整訓練方案</w:t>
       </w:r>
     </w:p>
     <w:p>
@@ -3199,7 +4834,7 @@
           <w:sz w:val="22"/>
           <w:szCs w:val="22"/>
         </w:rPr>
-        <w:t xml:space="preserve">團體班學員完成基礎酒窩課程後，可申請升級至 1對1 完整訓練。以下分析 2週 vs 3週 方案：</w:t>
+        <w:t xml:space="preserve">團體班（Tier 1）學員完成基礎課程後，可申請升級至 1對1 完整技術訓練（Tier 2）。</w:t>
       </w:r>
     </w:p>
     <w:p>
@@ -3224,7 +4859,7 @@
           <w:sz w:val="26"/>
           <w:szCs w:val="26"/>
         </w:rPr>
-        <w:t xml:space="preserve">4.1 為什麼建議選 3 週？</w:t>
+        <w:t xml:space="preserve">5.1 建議選 3 週（而非 2 週）</w:t>
       </w:r>
     </w:p>
     <w:p>
@@ -3245,7 +4880,7 @@
           <w:sz w:val="22"/>
           <w:szCs w:val="22"/>
         </w:rPr>
-        <w:t xml:space="preserve">團體班為 12 人小班制，每人實際 1對1 練習時間有限，技術吸收率約 60–70%</w:t>
+        <w:t xml:space="preserve">團體班共 12 人，個人實際 1對1 練習時間有限，技術吸收率約 60–70%</w:t>
       </w:r>
     </w:p>
     <w:p>
@@ -3266,7 +4901,7 @@
           <w:sz w:val="22"/>
           <w:szCs w:val="22"/>
         </w:rPr>
-        <w:t xml:space="preserve">升級的核心價值是「針對個人動作缺失做精準修正」，需要足夠時間反覆練習</w:t>
+        <w:t xml:space="preserve">升級核心是「針對個人動作缺失做精準修正」，2 週只夠複習，3 週才能真正進階</w:t>
       </w:r>
     </w:p>
     <w:p>
@@ -3287,28 +4922,7 @@
           <w:sz w:val="22"/>
           <w:szCs w:val="22"/>
         </w:rPr>
-        <w:t xml:space="preserve">2 週（約 60 小時）只夠複習，3 週（約 90 小時）才能真正進階</w:t>
-      </w:r>
-    </w:p>
-    <w:p>
-      <w:pPr>
-        <w:pStyle w:val="ListParagraph"/>
-        <w:numPr>
-          <w:ilvl w:val="0"/>
-          <w:numId w:val="2"/>
-        </w:numPr>
-        <w:spacing w:after="40" w:before="40"/>
-      </w:pPr>
-      <w:r>
-        <w:rPr>
-          <w:rFonts w:ascii="Arial" w:cs="Arial" w:eastAsia="Arial" w:hAnsi="Arial"/>
-          <w:b w:val="false"/>
-          <w:bCs w:val="false"/>
-          <w:color w:val="000000"/>
-          <w:sz w:val="22"/>
-          <w:szCs w:val="22"/>
-        </w:rPr>
-        <w:t xml:space="preserve">3 週結束後，學員應達到接近 1對1 班畢業的技術水平，讓升級 CP 值更高</w:t>
+        <w:t xml:space="preserve">3 週後學員應達到接近 Tier 2 畢業生的技術水平，升級 CP 值更清晰</w:t>
       </w:r>
     </w:p>
     <w:p>
@@ -3333,7 +4947,7 @@
           <w:sz w:val="26"/>
           <w:szCs w:val="26"/>
         </w:rPr>
-        <w:t xml:space="preserve">4.2 升級方案對比</w:t>
+        <w:t xml:space="preserve">5.2 升級費用對比</w:t>
       </w:r>
     </w:p>
     <w:p>
@@ -3502,7 +5116,7 @@
                 <w:sz w:val="20"/>
                 <w:szCs w:val="20"/>
               </w:rPr>
-              <w:t xml:space="preserve">備註</w:t>
+              <w:t xml:space="preserve">說明</w:t>
             </w:r>
           </w:p>
         </w:tc>
@@ -3537,7 +5151,7 @@
                 <w:sz w:val="20"/>
                 <w:szCs w:val="20"/>
               </w:rPr>
-              <w:t xml:space="preserve">額外訓練天數</w:t>
+              <w:t xml:space="preserve">升級訓練費</w:t>
             </w:r>
           </w:p>
         </w:tc>
@@ -3570,7 +5184,7 @@
                 <w:sz w:val="20"/>
                 <w:szCs w:val="20"/>
               </w:rPr>
-              <w:t xml:space="preserve">10 天</w:t>
+              <w:t xml:space="preserve">18 萬元</w:t>
             </w:r>
           </w:p>
         </w:tc>
@@ -3603,7 +5217,7 @@
                 <w:sz w:val="20"/>
                 <w:szCs w:val="20"/>
               </w:rPr>
-              <w:t xml:space="preserve">15 天</w:t>
+              <w:t xml:space="preserve">25 萬元</w:t>
             </w:r>
           </w:p>
         </w:tc>
@@ -3636,7 +5250,7 @@
                 <w:sz w:val="20"/>
                 <w:szCs w:val="20"/>
               </w:rPr>
-              <w:t xml:space="preserve">每天 6 小時</w:t>
+              <w:t xml:space="preserve">純 1對1 訓練費</w:t>
             </w:r>
           </w:p>
         </w:tc>
@@ -3671,7 +5285,7 @@
                 <w:sz w:val="20"/>
                 <w:szCs w:val="20"/>
               </w:rPr>
-              <w:t xml:space="preserve">升級訓練費</w:t>
+              <w:t xml:space="preserve">工具升級加購</w:t>
             </w:r>
           </w:p>
         </w:tc>
@@ -3704,7 +5318,7 @@
                 <w:sz w:val="20"/>
                 <w:szCs w:val="20"/>
               </w:rPr>
-              <w:t xml:space="preserve">18 萬元</w:t>
+              <w:t xml:space="preserve">+12 萬元</w:t>
             </w:r>
           </w:p>
         </w:tc>
@@ -3737,7 +5351,7 @@
                 <w:sz w:val="20"/>
                 <w:szCs w:val="20"/>
               </w:rPr>
-              <w:t xml:space="preserve">25 萬元</w:t>
+              <w:t xml:space="preserve">+12 萬元</w:t>
             </w:r>
           </w:p>
         </w:tc>
@@ -3770,275 +5384,7 @@
                 <w:sz w:val="20"/>
                 <w:szCs w:val="20"/>
               </w:rPr>
-              <w:t xml:space="preserve">純 1對1 訓練費</w:t>
-            </w:r>
-          </w:p>
-        </w:tc>
-      </w:tr>
-      <w:tr>
-        <w:tc>
-          <w:tcPr>
-            <w:tcW w:type="dxa" w:w="2500"/>
-            <w:tcBorders>
-              <w:top w:val="single" w:color="CCCCCC" w:sz="1"/>
-              <w:left w:val="single" w:color="CCCCCC" w:sz="1"/>
-              <w:bottom w:val="single" w:color="CCCCCC" w:sz="1"/>
-              <w:right w:val="single" w:color="CCCCCC" w:sz="1"/>
-            </w:tcBorders>
-            <w:shd w:fill="FFFFFF" w:val="clear"/>
-            <w:tcMar>
-              <w:top w:type="dxa" w:w="80"/>
-              <w:left w:type="dxa" w:w="120"/>
-              <w:bottom w:type="dxa" w:w="80"/>
-              <w:right w:type="dxa" w:w="120"/>
-            </w:tcMar>
-            <w:vAlign w:val="center"/>
-          </w:tcPr>
-          <w:p>
-            <w:pPr>
-              <w:jc w:val="left"/>
-            </w:pPr>
-            <w:r>
-              <w:rPr>
-                <w:rFonts w:ascii="Arial" w:cs="Arial" w:eastAsia="Arial" w:hAnsi="Arial"/>
-                <w:color w:val="000000"/>
-                <w:sz w:val="20"/>
-                <w:szCs w:val="20"/>
-              </w:rPr>
-              <w:t xml:space="preserve">工具升級加購</w:t>
-            </w:r>
-          </w:p>
-        </w:tc>
-        <w:tc>
-          <w:tcPr>
-            <w:tcW w:type="dxa" w:w="2200"/>
-            <w:tcBorders>
-              <w:top w:val="single" w:color="CCCCCC" w:sz="1"/>
-              <w:left w:val="single" w:color="CCCCCC" w:sz="1"/>
-              <w:bottom w:val="single" w:color="CCCCCC" w:sz="1"/>
-              <w:right w:val="single" w:color="CCCCCC" w:sz="1"/>
-            </w:tcBorders>
-            <w:shd w:fill="FFFFFF" w:val="clear"/>
-            <w:tcMar>
-              <w:top w:type="dxa" w:w="80"/>
-              <w:left w:type="dxa" w:w="120"/>
-              <w:bottom w:type="dxa" w:w="80"/>
-              <w:right w:type="dxa" w:w="120"/>
-            </w:tcMar>
-            <w:vAlign w:val="center"/>
-          </w:tcPr>
-          <w:p>
-            <w:pPr>
-              <w:jc w:val="center"/>
-            </w:pPr>
-            <w:r>
-              <w:rPr>
-                <w:rFonts w:ascii="Arial" w:cs="Arial" w:eastAsia="Arial" w:hAnsi="Arial"/>
-                <w:color w:val="000000"/>
-                <w:sz w:val="20"/>
-                <w:szCs w:val="20"/>
-              </w:rPr>
-              <w:t xml:space="preserve">+12 萬元</w:t>
-            </w:r>
-          </w:p>
-        </w:tc>
-        <w:tc>
-          <w:tcPr>
-            <w:tcW w:type="dxa" w:w="2200"/>
-            <w:tcBorders>
-              <w:top w:val="single" w:color="CCCCCC" w:sz="1"/>
-              <w:left w:val="single" w:color="CCCCCC" w:sz="1"/>
-              <w:bottom w:val="single" w:color="CCCCCC" w:sz="1"/>
-              <w:right w:val="single" w:color="CCCCCC" w:sz="1"/>
-            </w:tcBorders>
-            <w:shd w:fill="FFFFFF" w:val="clear"/>
-            <w:tcMar>
-              <w:top w:type="dxa" w:w="80"/>
-              <w:left w:type="dxa" w:w="120"/>
-              <w:bottom w:type="dxa" w:w="80"/>
-              <w:right w:type="dxa" w:w="120"/>
-            </w:tcMar>
-            <w:vAlign w:val="center"/>
-          </w:tcPr>
-          <w:p>
-            <w:pPr>
-              <w:jc w:val="center"/>
-            </w:pPr>
-            <w:r>
-              <w:rPr>
-                <w:rFonts w:ascii="Arial" w:cs="Arial" w:eastAsia="Arial" w:hAnsi="Arial"/>
-                <w:color w:val="000000"/>
-                <w:sz w:val="20"/>
-                <w:szCs w:val="20"/>
-              </w:rPr>
-              <w:t xml:space="preserve">+12 萬元</w:t>
-            </w:r>
-          </w:p>
-        </w:tc>
-        <w:tc>
-          <w:tcPr>
-            <w:tcW w:type="dxa" w:w="2460"/>
-            <w:tcBorders>
-              <w:top w:val="single" w:color="CCCCCC" w:sz="1"/>
-              <w:left w:val="single" w:color="CCCCCC" w:sz="1"/>
-              <w:bottom w:val="single" w:color="CCCCCC" w:sz="1"/>
-              <w:right w:val="single" w:color="CCCCCC" w:sz="1"/>
-            </w:tcBorders>
-            <w:shd w:fill="FFFFFF" w:val="clear"/>
-            <w:tcMar>
-              <w:top w:type="dxa" w:w="80"/>
-              <w:left w:type="dxa" w:w="120"/>
-              <w:bottom w:type="dxa" w:w="80"/>
-              <w:right w:type="dxa" w:w="120"/>
-            </w:tcMar>
-            <w:vAlign w:val="center"/>
-          </w:tcPr>
-          <w:p>
-            <w:pPr>
-              <w:jc w:val="center"/>
-            </w:pPr>
-            <w:r>
-              <w:rPr>
-                <w:rFonts w:ascii="Arial" w:cs="Arial" w:eastAsia="Arial" w:hAnsi="Arial"/>
-                <w:color w:val="000000"/>
-                <w:sz w:val="20"/>
-                <w:szCs w:val="20"/>
-              </w:rPr>
-              <w:t xml:space="preserve">補至 1對1 等級工具組</w:t>
-            </w:r>
-          </w:p>
-        </w:tc>
-      </w:tr>
-      <w:tr>
-        <w:tc>
-          <w:tcPr>
-            <w:tcW w:type="dxa" w:w="2500"/>
-            <w:tcBorders>
-              <w:top w:val="single" w:color="CCCCCC" w:sz="1"/>
-              <w:left w:val="single" w:color="CCCCCC" w:sz="1"/>
-              <w:bottom w:val="single" w:color="CCCCCC" w:sz="1"/>
-              <w:right w:val="single" w:color="CCCCCC" w:sz="1"/>
-            </w:tcBorders>
-            <w:shd w:fill="F2F2F2" w:val="clear"/>
-            <w:tcMar>
-              <w:top w:type="dxa" w:w="80"/>
-              <w:left w:type="dxa" w:w="120"/>
-              <w:bottom w:type="dxa" w:w="80"/>
-              <w:right w:type="dxa" w:w="120"/>
-            </w:tcMar>
-            <w:vAlign w:val="center"/>
-          </w:tcPr>
-          <w:p>
-            <w:pPr>
-              <w:jc w:val="left"/>
-            </w:pPr>
-            <w:r>
-              <w:rPr>
-                <w:rFonts w:ascii="Arial" w:cs="Arial" w:eastAsia="Arial" w:hAnsi="Arial"/>
-                <w:color w:val="000000"/>
-                <w:sz w:val="20"/>
-                <w:szCs w:val="20"/>
-              </w:rPr>
-              <w:t xml:space="preserve">升級含工具總費</w:t>
-            </w:r>
-          </w:p>
-        </w:tc>
-        <w:tc>
-          <w:tcPr>
-            <w:tcW w:type="dxa" w:w="2200"/>
-            <w:tcBorders>
-              <w:top w:val="single" w:color="CCCCCC" w:sz="1"/>
-              <w:left w:val="single" w:color="CCCCCC" w:sz="1"/>
-              <w:bottom w:val="single" w:color="CCCCCC" w:sz="1"/>
-              <w:right w:val="single" w:color="CCCCCC" w:sz="1"/>
-            </w:tcBorders>
-            <w:shd w:fill="F2F2F2" w:val="clear"/>
-            <w:tcMar>
-              <w:top w:type="dxa" w:w="80"/>
-              <w:left w:type="dxa" w:w="120"/>
-              <w:bottom w:type="dxa" w:w="80"/>
-              <w:right w:type="dxa" w:w="120"/>
-            </w:tcMar>
-            <w:vAlign w:val="center"/>
-          </w:tcPr>
-          <w:p>
-            <w:pPr>
-              <w:jc w:val="center"/>
-            </w:pPr>
-            <w:r>
-              <w:rPr>
-                <w:rFonts w:ascii="Arial" w:cs="Arial" w:eastAsia="Arial" w:hAnsi="Arial"/>
-                <w:color w:val="000000"/>
-                <w:sz w:val="20"/>
-                <w:szCs w:val="20"/>
-              </w:rPr>
-              <w:t xml:space="preserve">30 萬元</w:t>
-            </w:r>
-          </w:p>
-        </w:tc>
-        <w:tc>
-          <w:tcPr>
-            <w:tcW w:type="dxa" w:w="2200"/>
-            <w:tcBorders>
-              <w:top w:val="single" w:color="CCCCCC" w:sz="1"/>
-              <w:left w:val="single" w:color="CCCCCC" w:sz="1"/>
-              <w:bottom w:val="single" w:color="CCCCCC" w:sz="1"/>
-              <w:right w:val="single" w:color="CCCCCC" w:sz="1"/>
-            </w:tcBorders>
-            <w:shd w:fill="F2F2F2" w:val="clear"/>
-            <w:tcMar>
-              <w:top w:type="dxa" w:w="80"/>
-              <w:left w:type="dxa" w:w="120"/>
-              <w:bottom w:type="dxa" w:w="80"/>
-              <w:right w:type="dxa" w:w="120"/>
-            </w:tcMar>
-            <w:vAlign w:val="center"/>
-          </w:tcPr>
-          <w:p>
-            <w:pPr>
-              <w:jc w:val="center"/>
-            </w:pPr>
-            <w:r>
-              <w:rPr>
-                <w:rFonts w:ascii="Arial" w:cs="Arial" w:eastAsia="Arial" w:hAnsi="Arial"/>
-                <w:color w:val="000000"/>
-                <w:sz w:val="20"/>
-                <w:szCs w:val="20"/>
-              </w:rPr>
-              <w:t xml:space="preserve">37 萬元</w:t>
-            </w:r>
-          </w:p>
-        </w:tc>
-        <w:tc>
-          <w:tcPr>
-            <w:tcW w:type="dxa" w:w="2460"/>
-            <w:tcBorders>
-              <w:top w:val="single" w:color="CCCCCC" w:sz="1"/>
-              <w:left w:val="single" w:color="CCCCCC" w:sz="1"/>
-              <w:bottom w:val="single" w:color="CCCCCC" w:sz="1"/>
-              <w:right w:val="single" w:color="CCCCCC" w:sz="1"/>
-            </w:tcBorders>
-            <w:shd w:fill="F2F2F2" w:val="clear"/>
-            <w:tcMar>
-              <w:top w:type="dxa" w:w="80"/>
-              <w:left w:type="dxa" w:w="120"/>
-              <w:bottom w:type="dxa" w:w="80"/>
-              <w:right w:type="dxa" w:w="120"/>
-            </w:tcMar>
-            <w:vAlign w:val="center"/>
-          </w:tcPr>
-          <w:p>
-            <w:pPr>
-              <w:jc w:val="center"/>
-            </w:pPr>
-            <w:r>
-              <w:rPr>
-                <w:rFonts w:ascii="Arial" w:cs="Arial" w:eastAsia="Arial" w:hAnsi="Arial"/>
-                <w:color w:val="000000"/>
-                <w:sz w:val="20"/>
-                <w:szCs w:val="20"/>
-              </w:rPr>
-              <w:t xml:space="preserve"/>
+              <w:t xml:space="preserve">補至 Tier 2 工具等級</w:t>
             </w:r>
           </w:p>
         </w:tc>
@@ -4075,7 +5421,7 @@
                 <w:sz w:val="20"/>
                 <w:szCs w:val="20"/>
               </w:rPr>
-              <w:t xml:space="preserve">團體班 + 升級 合計</w:t>
+              <w:t xml:space="preserve">Tier 1 + 升級合計（含工具）</w:t>
             </w:r>
           </w:p>
         </w:tc>
@@ -4110,7 +5456,7 @@
                 <w:sz w:val="20"/>
                 <w:szCs w:val="20"/>
               </w:rPr>
-              <w:t xml:space="preserve">42 萬元（含工具）</w:t>
+              <w:t xml:space="preserve">42 萬元</w:t>
             </w:r>
           </w:p>
         </w:tc>
@@ -4145,7 +5491,7 @@
                 <w:sz w:val="20"/>
                 <w:szCs w:val="20"/>
               </w:rPr>
-              <w:t xml:space="preserve">49 萬元（含工具）</w:t>
+              <w:t xml:space="preserve">49 萬元</w:t>
             </w:r>
           </w:p>
         </w:tc>
@@ -4180,7 +5526,7 @@
                 <w:sz w:val="20"/>
                 <w:szCs w:val="20"/>
               </w:rPr>
-              <w:t xml:space="preserve">已含團體班 12 萬</w:t>
+              <w:t xml:space="preserve"/>
             </w:r>
           </w:p>
         </w:tc>
@@ -4217,7 +5563,7 @@
                 <w:sz w:val="20"/>
                 <w:szCs w:val="20"/>
               </w:rPr>
-              <w:t xml:space="preserve">對比直接報 1對1</w:t>
+              <w:t xml:space="preserve">直接報 Tier 2（1對1）</w:t>
             </w:r>
           </w:p>
         </w:tc>
@@ -4322,7 +5668,7 @@
                 <w:sz w:val="20"/>
                 <w:szCs w:val="20"/>
               </w:rPr>
-              <w:t xml:space="preserve"/>
+              <w:t xml:space="preserve">含 15 萬工具</w:t>
             </w:r>
           </w:p>
         </w:tc>
@@ -4464,7 +5810,7 @@
                 <w:sz w:val="20"/>
                 <w:szCs w:val="20"/>
               </w:rPr>
-              <w:t xml:space="preserve">單純訓練省 25 萬</w:t>
+              <w:t xml:space="preserve">純訓練費省 25 萬</w:t>
             </w:r>
           </w:p>
         </w:tc>
@@ -4489,11 +5835,13 @@
       <w:r>
         <w:rPr>
           <w:rFonts w:ascii="Arial" w:cs="Arial" w:eastAsia="Arial" w:hAnsi="Arial"/>
+          <w:b w:val="false"/>
+          <w:bCs w:val="false"/>
           <w:color w:val="1F4E79"/>
           <w:sz w:val="21"/>
           <w:szCs w:val="21"/>
         </w:rPr>
-        <w:t xml:space="preserve">  建議定價策略：若學員不加購工具升級，3 週升級費 25 萬，讓「先報團體班再升級」的整體費用（37 萬）比直接 1對1（50 萬）節省 13 萬，形成清晰的價格誘因。</w:t>
+        <w:t xml:space="preserve">  定價策略建議：若學員不加購工具，3 週升級費 25 萬，讓「Tier 1 先報再升級」整體費用（37 萬）比直接 Tier 2（50 萬）省 13 萬，形成清晰的階梯誘因。</w:t>
       </w:r>
     </w:p>
     <w:p>
@@ -4518,7 +5866,7 @@
           <w:sz w:val="26"/>
           <w:szCs w:val="26"/>
         </w:rPr>
-        <w:t xml:space="preserve">4.3 升級課程內容規劃（3 週）</w:t>
+        <w:t xml:space="preserve">5.3 升級課程三週內容規劃</w:t>
       </w:r>
     </w:p>
     <w:p>
@@ -4752,7 +6100,7 @@
                 <w:sz w:val="20"/>
                 <w:szCs w:val="20"/>
               </w:rPr>
-              <w:t xml:space="preserve">教官評估團體班後的技術缺失、設計個人補強計畫、基本功精準化</w:t>
+              <w:t xml:space="preserve">評估 Tier 1 後的技術缺失，設計個人補強計畫，基本功精準化</w:t>
             </w:r>
           </w:p>
         </w:tc>
@@ -4853,7 +6201,7 @@
                 <w:sz w:val="20"/>
                 <w:szCs w:val="20"/>
               </w:rPr>
-              <w:t xml:space="preserve">高難度車款實戰（Tesla / Porsche）、邊緣 / 稜線處理、GPR 精修</w:t>
+              <w:t xml:space="preserve">高難度車款實戰（Tesla / Porsche）、邊緣稜線處理、GPR 精修</w:t>
             </w:r>
           </w:p>
         </w:tc>
@@ -4954,7 +6302,7 @@
                 <w:sz w:val="20"/>
                 <w:szCs w:val="20"/>
               </w:rPr>
-              <w:t xml:space="preserve">學員獨立完成案件、教官評分、結業技術認證</w:t>
+              <w:t xml:space="preserve">學員獨立完成案件，教官評分，結業技術認證</w:t>
             </w:r>
           </w:p>
         </w:tc>
@@ -4974,11 +6322,6 @@
       </w:pPr>
       <w:r>
         <w:t xml:space="preserve"/>
-      </w:r>
-    </w:p>
-    <w:p>
-      <w:r>
-        <w:br w:type="page"/>
       </w:r>
     </w:p>
     <w:p>
@@ -4998,7 +6341,7 @@
           <w:sz w:val="32"/>
           <w:szCs w:val="32"/>
         </w:rPr>
-        <w:t xml:space="preserve">五、分階段執行時間軸</w:t>
+        <w:t xml:space="preserve">六、分階段執行時間軸</w:t>
       </w:r>
     </w:p>
     <w:p>
@@ -5232,10 +6575,10 @@
                 <w:sz w:val="20"/>
                 <w:szCs w:val="20"/>
               </w:rPr>
-              <w:t xml:space="preserve">十六主教 + 小朱助教跑第一批團體班（目標完成 1–2 班）
-Jay 出席 Day 1 開訓 &amp; Day 8 結業（品牌背書）
-Jay 同步執行 1對1 排滿課程
-呂師傅同步執行 1對2 訓練班</w:t>
+              <w:t xml:space="preserve">十六 + 小朱執行 Tier 1 試營運（目標 1–2 班）
+Jay 出席 Day 1 + Day 8 品牌背書
+Jay 持續執行 Tier 2 1對1 &amp; Tier 3 Advanced
+呂師傅持續執行 Tier 2 1對2</w:t>
             </w:r>
           </w:p>
         </w:tc>
@@ -5303,7 +6646,7 @@
                 <w:sz w:val="20"/>
                 <w:szCs w:val="20"/>
               </w:rPr>
-              <w:t xml:space="preserve">成效評估</w:t>
+              <w:t xml:space="preserve">評估與調整</w:t>
             </w:r>
           </w:p>
         </w:tc>
@@ -5336,9 +6679,9 @@
                 <w:sz w:val="20"/>
                 <w:szCs w:val="20"/>
               </w:rPr>
-              <w:t xml:space="preserve">複盤試營運數據：學員滿意度、招生來源比例、師資壓力
-確認升級方案定價是否合理
-檢討課程 SOP 是否完整</w:t>
+              <w:t xml:space="preserve">複盤試營運：學員滿意度、招生來源、師資壓力
+確認十六獨立帶班能力
+確認 Tier 3 定價（按週報價機制）</w:t>
             </w:r>
           </w:p>
         </w:tc>
@@ -5439,10 +6782,9 @@
                 <w:sz w:val="20"/>
                 <w:szCs w:val="20"/>
               </w:rPr>
-              <w:t xml:space="preserve">Jay + 呂師傅回歸教學線
-開始同時跑 2 條班（Jay 1對1 + 十六團體班）
-小朱開台中場
-十六正式成為獨立主教官</w:t>
+              <w:t xml:space="preserve">Jay + 呂師傅回歸主力教學線
+同時運行 Tier 1 + Tier 2 + Tier 3
+十六正式獨立主教官，小朱主導台中場</w:t>
             </w:r>
           </w:p>
         </w:tc>
@@ -5510,7 +6852,7 @@
                 <w:sz w:val="20"/>
                 <w:szCs w:val="20"/>
               </w:rPr>
-              <w:t xml:space="preserve">加盟擴展</w:t>
+              <w:t xml:space="preserve">國際化擴展</w:t>
             </w:r>
           </w:p>
         </w:tc>
@@ -5543,9 +6885,9 @@
                 <w:sz w:val="20"/>
                 <w:szCs w:val="20"/>
               </w:rPr>
-              <w:t xml:space="preserve">啟動教育加盟體系
-企業合作教育訓練導入
-線上課程平台開發</w:t>
+              <w:t xml:space="preserve">Tier 3 Advanced Training 主動行銷國際社群
+教育加盟體系啟動
+企業教育訓練合作</w:t>
             </w:r>
           </w:p>
         </w:tc>
@@ -5584,7 +6926,7 @@
           <w:sz w:val="32"/>
           <w:szCs w:val="32"/>
         </w:rPr>
-        <w:t xml:space="preserve">六、待確認事項</w:t>
+        <w:t xml:space="preserve">七、待確認事項</w:t>
       </w:r>
     </w:p>
     <w:p>
@@ -5605,7 +6947,7 @@
           <w:sz w:val="22"/>
           <w:szCs w:val="22"/>
         </w:rPr>
-        <w:t xml:space="preserve">試營運期間實際成本與獲利模型（教官時薪 vs 學費收入試算）</w:t>
+        <w:t xml:space="preserve">Tier 3 Advanced Training 每週定價標準（建議 Jay 根據來訪學員背景議價）</w:t>
       </w:r>
     </w:p>
     <w:p>
@@ -5626,7 +6968,7 @@
           <w:sz w:val="22"/>
           <w:szCs w:val="22"/>
         </w:rPr>
-        <w:t xml:space="preserve">不同招生規模下師資配置方案（6人班 vs 12人班的差異）</w:t>
+        <w:t xml:space="preserve">Tier 2（1對2 呂師傅）的定價是否與 1對1 有差異</w:t>
       </w:r>
     </w:p>
     <w:p>
@@ -5647,28 +6989,7 @@
           <w:sz w:val="22"/>
           <w:szCs w:val="22"/>
         </w:rPr>
-        <w:t xml:space="preserve">團體班銜接 1對1 的報名流程與升級申請機制</w:t>
-      </w:r>
-    </w:p>
-    <w:p>
-      <w:pPr>
-        <w:pStyle w:val="ListParagraph"/>
-        <w:numPr>
-          <w:ilvl w:val="0"/>
-          <w:numId w:val="2"/>
-        </w:numPr>
-        <w:spacing w:after="40" w:before="40"/>
-      </w:pPr>
-      <w:r>
-        <w:rPr>
-          <w:rFonts w:ascii="Arial" w:cs="Arial" w:eastAsia="Arial" w:hAnsi="Arial"/>
-          <w:b w:val="false"/>
-          <w:bCs w:val="false"/>
-          <w:color w:val="000000"/>
-          <w:sz w:val="22"/>
-          <w:szCs w:val="22"/>
-        </w:rPr>
-        <w:t xml:space="preserve">工具升級加購的具體清單與成本（補足至 15 萬工具組的品項）</w:t>
+        <w:t xml:space="preserve">試營運實際成本與獲利模型（教官時薪 vs 學費收入試算）</w:t>
       </w:r>
     </w:p>
     <w:p>
@@ -5710,7 +7031,28 @@
           <w:sz w:val="22"/>
           <w:szCs w:val="22"/>
         </w:rPr>
-        <w:t xml:space="preserve">台中場開班時間與小朱的店務交接安排</w:t>
+        <w:t xml:space="preserve">台中場開班時間與小朱店務交接安排</w:t>
+      </w:r>
+    </w:p>
+    <w:p>
+      <w:pPr>
+        <w:pStyle w:val="ListParagraph"/>
+        <w:numPr>
+          <w:ilvl w:val="0"/>
+          <w:numId w:val="2"/>
+        </w:numPr>
+        <w:spacing w:after="40" w:before="40"/>
+      </w:pPr>
+      <w:r>
+        <w:rPr>
+          <w:rFonts w:ascii="Arial" w:cs="Arial" w:eastAsia="Arial" w:hAnsi="Arial"/>
+          <w:b w:val="false"/>
+          <w:bCs w:val="false"/>
+          <w:color w:val="000000"/>
+          <w:sz w:val="22"/>
+          <w:szCs w:val="22"/>
+        </w:rPr>
+        <w:t xml:space="preserve">Tier 1 → Tier 2 升級的正式報名流程與工具補差清單</w:t>
       </w:r>
     </w:p>
     <w:p>
@@ -5746,7 +7088,7 @@
           <w:sz w:val="32"/>
           <w:szCs w:val="32"/>
         </w:rPr>
-        <w:t xml:space="preserve">七、結論</w:t>
+        <w:t xml:space="preserve">八、結論</w:t>
       </w:r>
     </w:p>
     <w:p>
@@ -5760,7 +7102,7 @@
           <w:sz w:val="22"/>
           <w:szCs w:val="22"/>
         </w:rPr>
-        <w:t xml:space="preserve">本規劃以「年底前人力限制下最大化教學產出」為核心，具體方向如下：</w:t>
+        <w:t xml:space="preserve">SUPERIOR PDR 教育體系現已形成清晰三層架構：</w:t>
       </w:r>
     </w:p>
     <w:p>
@@ -5789,7 +7131,7 @@
           <w:sz w:val="22"/>
           <w:szCs w:val="22"/>
         </w:rPr>
-        <w:t xml:space="preserve">年底前：十六 + 小朱執行試營運團體班，Jay 維持 1對1 高價課程，呂師傅執行 1對2 訓練</w:t>
+        <w:t xml:space="preserve">Tier 1 團體班：初學者入門，十六帶隊試營運，年底前主力</w:t>
       </w:r>
     </w:p>
     <w:p>
@@ -5810,7 +7152,7 @@
           <w:sz w:val="22"/>
           <w:szCs w:val="22"/>
         </w:rPr>
-        <w:t xml:space="preserve">升級方案選 3 週：技術深度到位，定價 25 萬（訓練）/ 37 萬（含工具），誘因清晰</w:t>
+        <w:t xml:space="preserve">Tier 2 完整訓練：Jay（1對1）與呂師傅（1對2）同等深度，年底前已滿</w:t>
       </w:r>
     </w:p>
     <w:p>
@@ -5831,28 +7173,7 @@
           <w:sz w:val="22"/>
           <w:szCs w:val="22"/>
         </w:rPr>
-        <w:t xml:space="preserve">年後：雙線同時運作，十六獨立帶班，呂師傅加回主力，小朱主攻台中市場</w:t>
-      </w:r>
-    </w:p>
-    <w:p>
-      <w:pPr>
-        <w:pStyle w:val="ListParagraph"/>
-        <w:numPr>
-          <w:ilvl w:val="0"/>
-          <w:numId w:val="2"/>
-        </w:numPr>
-        <w:spacing w:after="40" w:before="40"/>
-      </w:pPr>
-      <w:r>
-        <w:rPr>
-          <w:rFonts w:ascii="Arial" w:cs="Arial" w:eastAsia="Arial" w:hAnsi="Arial"/>
-          <w:b w:val="false"/>
-          <w:bCs w:val="false"/>
-          <w:color w:val="000000"/>
-          <w:sz w:val="22"/>
-          <w:szCs w:val="22"/>
-        </w:rPr>
-        <w:t xml:space="preserve">長期：教育加盟體系 + 企業合作，逐步脫離人力瓶頸</w:t>
+        <w:t xml:space="preserve">Tier 3 Advanced：Jay 獨有，針對國際與資深技師，最高階，專案報價</w:t>
       </w:r>
     </w:p>
     <w:p>
@@ -5880,7 +7201,7 @@
           <w:sz w:val="21"/>
           <w:szCs w:val="21"/>
         </w:rPr>
-        <w:t xml:space="preserve">  關鍵優先任務：在試營運第一班開課前，確認十六的獨立授課能力，並完成標準化課程 SOP 文件，確保課程品質不依賴 Jay 親自到場。</w:t>
+        <w:t xml:space="preserve">  關鍵優先任務：確認十六獨立帶 Tier 1 的能力，並建立 Tier 3 的定價與接洽流程，讓 Jay 的國際教學影響力系統化轉化為穩定收入。</w:t>
       </w:r>
     </w:p>
     <w:p>
